--- a/01-电源电路/02-开关电源/正激Forward/副边同步整流正激电路/副边同步整流正激电路.docx
+++ b/01-电源电路/02-开关电源/正激Forward/副边同步整流正激电路/副边同步整流正激电路.docx
@@ -2593,6 +2593,20 @@
     </w:p>
     <w:bookmarkEnd w:id="26"/>
     <w:bookmarkEnd w:id="27"/>
+    <w:p>
+      <w:pPr>
+        <w:spacing w:before="360"/>
+        <w:jc w:val="center"/>
+      </w:pPr>
+      <w:r>
+        <w:rPr>
+          <w:rFonts w:ascii="Times New Roman" w:hAnsi="Times New Roman"/>
+          <w:color w:val="555555"/>
+          <w:sz w:val="21"/>
+        </w:rPr>
+        <w:t>材料收集者：杜文杰</w:t>
+      </w:r>
+    </w:p>
     <w:sectPr>
       <w:headerReference r:id="rId9" w:type="default"/>
       <w:footerReference r:id="rId10" w:type="default"/>

--- a/01-电源电路/02-开关电源/正激Forward/副边同步整流正激电路/副边同步整流正激电路.docx
+++ b/01-电源电路/02-开关电源/正激Forward/副边同步整流正激电路/副边同步整流正激电路.docx
@@ -1,6 +1,6 @@
 
 <file path=word/document.xml><?xml version="1.0" encoding="utf-8"?>
-<w:document xmlns:w="http://schemas.openxmlformats.org/wordprocessingml/2006/main" xmlns:m="http://schemas.openxmlformats.org/officeDocument/2006/math" xmlns:r="http://schemas.openxmlformats.org/officeDocument/2006/relationships" xmlns:o="urn:schemas-microsoft-com:office:office" xmlns:v="urn:schemas-microsoft-com:vml" xmlns:w10="urn:schemas-microsoft-com:office:word" xmlns:a="http://schemas.openxmlformats.org/drawingml/2006/main" xmlns:pic="http://schemas.openxmlformats.org/drawingml/2006/picture" xmlns:wp="http://schemas.openxmlformats.org/drawingml/2006/wordprocessingDrawing">
+<w:document xmlns:m="http://schemas.openxmlformats.org/officeDocument/2006/math" xmlns:r="http://schemas.openxmlformats.org/officeDocument/2006/relationships" xmlns:w="http://schemas.openxmlformats.org/wordprocessingml/2006/main" xmlns:o="urn:schemas-microsoft-com:office:office" xmlns:v="urn:schemas-microsoft-com:vml" xmlns:w10="urn:schemas-microsoft-com:office:word" xmlns:a="http://schemas.openxmlformats.org/drawingml/2006/main" xmlns:pic="http://schemas.openxmlformats.org/drawingml/2006/picture" xmlns:wp="http://schemas.openxmlformats.org/drawingml/2006/wordprocessingDrawing">
   <w:body>
     <w:bookmarkStart w:id="27" w:name="副边同步整流正激电路"/>
     <w:p>
@@ -9,7 +9,7 @@
       </w:pPr>
       <w:r>
         <w:rPr>
-          <w:rFonts w:hint="eastAsia"/>
+          <w:rFonts w:hint="eastAsia" w:eastAsia="黑体"/>
         </w:rPr>
         <w:t xml:space="preserve">副边同步整流正激电路</w:t>
       </w:r>
@@ -21,7 +21,7 @@
       </w:pPr>
       <w:r>
         <w:rPr>
-          <w:rFonts w:hint="eastAsia"/>
+          <w:rFonts w:hint="eastAsia" w:eastAsia="黑体"/>
         </w:rPr>
         <w:t xml:space="preserve">拓扑描述</w:t>
       </w:r>
@@ -32,32 +32,44 @@
       </w:pPr>
       <w:r>
         <w:rPr>
-          <w:rFonts w:hint="eastAsia"/>
+          <w:rFonts w:hint="eastAsia" w:eastAsia="黑体"/>
         </w:rPr>
         <w:t xml:space="preserve">电路在单管正激变换器基础上，由主开关管</w:t>
       </w:r>
       <w:r>
+        <w:rPr>
+          <w:rFonts w:eastAsia="黑体"/>
+        </w:rPr>
         <w:t xml:space="preserve"> </w:t>
       </w:r>
       <w:r>
         <w:rPr>
-          <w:rFonts w:hint="eastAsia"/>
+          <w:rFonts w:hint="eastAsia" w:eastAsia="黑体"/>
         </w:rPr>
         <w:t xml:space="preserve">Q、隔离变压器</w:t>
       </w:r>
       <w:r>
+        <w:rPr>
+          <w:rFonts w:eastAsia="黑体"/>
+        </w:rPr>
         <w:t xml:space="preserve"> </w:t>
       </w:r>
       <w:r>
         <w:rPr>
-          <w:rFonts w:hint="eastAsia"/>
+          <w:rFonts w:hint="eastAsia" w:eastAsia="黑体"/>
         </w:rPr>
         <w:t xml:space="preserve">T、副边同步整流</w:t>
       </w:r>
       <w:r>
+        <w:rPr>
+          <w:rFonts w:eastAsia="黑体"/>
+        </w:rPr>
         <w:t xml:space="preserve"> MOSFET</w:t>
       </w:r>
       <w:r>
+        <w:rPr>
+          <w:rFonts w:eastAsia="黑体"/>
+        </w:rPr>
         <w:t xml:space="preserve"> </w:t>
       </w:r>
       <m:oMath>
@@ -82,14 +94,20 @@
       </m:oMath>
       <w:r>
         <w:rPr>
-          <w:rFonts w:hint="eastAsia"/>
+          <w:rFonts w:hint="eastAsia" w:eastAsia="黑体"/>
         </w:rPr>
         <w:t xml:space="preserve">、续流同步整流</w:t>
       </w:r>
       <w:r>
+        <w:rPr>
+          <w:rFonts w:eastAsia="黑体"/>
+        </w:rPr>
         <w:t xml:space="preserve"> MOSFET</w:t>
       </w:r>
       <w:r>
+        <w:rPr>
+          <w:rFonts w:eastAsia="黑体"/>
+        </w:rPr>
         <w:t xml:space="preserve"> </w:t>
       </w:r>
       <m:oMath>
@@ -114,29 +132,38 @@
       </m:oMath>
       <w:r>
         <w:rPr>
-          <w:rFonts w:hint="eastAsia"/>
+          <w:rFonts w:hint="eastAsia" w:eastAsia="黑体"/>
         </w:rPr>
         <w:t xml:space="preserve">、滤波电感</w:t>
       </w:r>
       <w:r>
+        <w:rPr>
+          <w:rFonts w:eastAsia="黑体"/>
+        </w:rPr>
         <w:t xml:space="preserve"> L </w:t>
       </w:r>
       <w:r>
         <w:rPr>
-          <w:rFonts w:hint="eastAsia"/>
+          <w:rFonts w:hint="eastAsia" w:eastAsia="黑体"/>
         </w:rPr>
         <w:t xml:space="preserve">与输出电容</w:t>
       </w:r>
       <w:r>
+        <w:rPr>
+          <w:rFonts w:eastAsia="黑体"/>
+        </w:rPr>
         <w:t xml:space="preserve"> C </w:t>
       </w:r>
       <w:r>
         <w:rPr>
-          <w:rFonts w:hint="eastAsia"/>
+          <w:rFonts w:hint="eastAsia" w:eastAsia="黑体"/>
         </w:rPr>
         <w:t xml:space="preserve">组成。关键节点如下：输入节点</w:t>
       </w:r>
       <w:r>
+        <w:rPr>
+          <w:rFonts w:eastAsia="黑体"/>
+        </w:rPr>
         <w:t xml:space="preserve"> </w:t>
       </w:r>
       <m:oMath>
@@ -157,33 +184,45 @@
         </m:sSub>
       </m:oMath>
       <w:r>
+        <w:rPr>
+          <w:rFonts w:eastAsia="黑体"/>
+        </w:rPr>
         <w:t xml:space="preserve"> </w:t>
       </w:r>
       <w:r>
         <w:rPr>
-          <w:rFonts w:hint="eastAsia"/>
+          <w:rFonts w:hint="eastAsia" w:eastAsia="黑体"/>
         </w:rPr>
         <w:t xml:space="preserve">接主开关</w:t>
       </w:r>
       <w:r>
+        <w:rPr>
+          <w:rFonts w:eastAsia="黑体"/>
+        </w:rPr>
         <w:t xml:space="preserve"> Q </w:t>
       </w:r>
       <w:r>
         <w:rPr>
-          <w:rFonts w:hint="eastAsia"/>
+          <w:rFonts w:hint="eastAsia" w:eastAsia="黑体"/>
         </w:rPr>
         <w:t xml:space="preserve">的漏极；原边开关节点由</w:t>
       </w:r>
       <w:r>
+        <w:rPr>
+          <w:rFonts w:eastAsia="黑体"/>
+        </w:rPr>
         <w:t xml:space="preserve"> Q </w:t>
       </w:r>
       <w:r>
         <w:rPr>
-          <w:rFonts w:hint="eastAsia"/>
+          <w:rFonts w:hint="eastAsia" w:eastAsia="黑体"/>
         </w:rPr>
         <w:t xml:space="preserve">的源极与变压器初级同名端相连而成，初级异名端接地；副边同名端接</w:t>
       </w:r>
       <w:r>
+        <w:rPr>
+          <w:rFonts w:eastAsia="黑体"/>
+        </w:rPr>
         <w:t xml:space="preserve"> </w:t>
       </w:r>
       <m:oMath>
@@ -207,11 +246,14 @@
         </m:sSub>
       </m:oMath>
       <w:r>
+        <w:rPr>
+          <w:rFonts w:eastAsia="黑体"/>
+        </w:rPr>
         <w:t xml:space="preserve"> </w:t>
       </w:r>
       <w:r>
         <w:rPr>
-          <w:rFonts w:hint="eastAsia"/>
+          <w:rFonts w:hint="eastAsia" w:eastAsia="黑体"/>
         </w:rPr>
         <w:t xml:space="preserve">的源极作为整流输入，</w:t>
       </w:r>
@@ -236,15 +278,21 @@
         </m:sSub>
       </m:oMath>
       <w:r>
+        <w:rPr>
+          <w:rFonts w:eastAsia="黑体"/>
+        </w:rPr>
         <w:t xml:space="preserve"> </w:t>
       </w:r>
       <w:r>
         <w:rPr>
-          <w:rFonts w:hint="eastAsia"/>
+          <w:rFonts w:hint="eastAsia" w:eastAsia="黑体"/>
         </w:rPr>
         <w:t xml:space="preserve">的漏极与</w:t>
       </w:r>
       <w:r>
+        <w:rPr>
+          <w:rFonts w:eastAsia="黑体"/>
+        </w:rPr>
         <w:t xml:space="preserve"> </w:t>
       </w:r>
       <m:oMath>
@@ -268,20 +316,26 @@
         </m:sSub>
       </m:oMath>
       <w:r>
+        <w:rPr>
+          <w:rFonts w:eastAsia="黑体"/>
+        </w:rPr>
         <w:t xml:space="preserve"> </w:t>
       </w:r>
       <w:r>
         <w:rPr>
-          <w:rFonts w:hint="eastAsia"/>
+          <w:rFonts w:hint="eastAsia" w:eastAsia="黑体"/>
         </w:rPr>
         <w:t xml:space="preserve">的漏极、滤波电感</w:t>
       </w:r>
       <w:r>
+        <w:rPr>
+          <w:rFonts w:eastAsia="黑体"/>
+        </w:rPr>
         <w:t xml:space="preserve"> L </w:t>
       </w:r>
       <w:r>
         <w:rPr>
-          <w:rFonts w:hint="eastAsia"/>
+          <w:rFonts w:hint="eastAsia" w:eastAsia="黑体"/>
         </w:rPr>
         <w:t xml:space="preserve">的入端相连于中间节点；</w:t>
       </w:r>
@@ -306,15 +360,21 @@
         </m:sSub>
       </m:oMath>
       <w:r>
+        <w:rPr>
+          <w:rFonts w:eastAsia="黑体"/>
+        </w:rPr>
         <w:t xml:space="preserve"> </w:t>
       </w:r>
       <w:r>
         <w:rPr>
-          <w:rFonts w:hint="eastAsia"/>
+          <w:rFonts w:hint="eastAsia" w:eastAsia="黑体"/>
         </w:rPr>
         <w:t xml:space="preserve">的源极接副边地；输出节点</w:t>
       </w:r>
       <w:r>
+        <w:rPr>
+          <w:rFonts w:eastAsia="黑体"/>
+        </w:rPr>
         <w:t xml:space="preserve"> </w:t>
       </w:r>
       <m:oMath>
@@ -338,38 +398,50 @@
         </m:sSub>
       </m:oMath>
       <w:r>
+        <w:rPr>
+          <w:rFonts w:eastAsia="黑体"/>
+        </w:rPr>
         <w:t xml:space="preserve"> </w:t>
       </w:r>
       <w:r>
         <w:rPr>
-          <w:rFonts w:hint="eastAsia"/>
+          <w:rFonts w:hint="eastAsia" w:eastAsia="黑体"/>
         </w:rPr>
         <w:t xml:space="preserve">由电感</w:t>
       </w:r>
       <w:r>
+        <w:rPr>
+          <w:rFonts w:eastAsia="黑体"/>
+        </w:rPr>
         <w:t xml:space="preserve"> L </w:t>
       </w:r>
       <w:r>
         <w:rPr>
-          <w:rFonts w:hint="eastAsia"/>
+          <w:rFonts w:hint="eastAsia" w:eastAsia="黑体"/>
         </w:rPr>
         <w:t xml:space="preserve">的出端与输出电容</w:t>
       </w:r>
       <w:r>
+        <w:rPr>
+          <w:rFonts w:eastAsia="黑体"/>
+        </w:rPr>
         <w:t xml:space="preserve"> C </w:t>
       </w:r>
       <w:r>
         <w:rPr>
-          <w:rFonts w:hint="eastAsia"/>
+          <w:rFonts w:hint="eastAsia" w:eastAsia="黑体"/>
         </w:rPr>
         <w:t xml:space="preserve">的上端相连并接负载，输出电容</w:t>
       </w:r>
       <w:r>
+        <w:rPr>
+          <w:rFonts w:eastAsia="黑体"/>
+        </w:rPr>
         <w:t xml:space="preserve"> C </w:t>
       </w:r>
       <w:r>
         <w:rPr>
-          <w:rFonts w:hint="eastAsia"/>
+          <w:rFonts w:hint="eastAsia" w:eastAsia="黑体"/>
         </w:rPr>
         <w:t xml:space="preserve">的下端与变压器次级异名端一并接副边地。</w:t>
       </w:r>
@@ -378,29 +450,38 @@
       <w:pPr/>
       <w:r>
         <w:rPr>
-          <w:rFonts w:hint="eastAsia"/>
+          <w:rFonts w:hint="eastAsia" w:eastAsia="黑体"/>
         </w:rPr>
         <w:t xml:space="preserve">各元件管脚连接：主开关</w:t>
       </w:r>
       <w:r>
+        <w:rPr>
+          <w:rFonts w:eastAsia="黑体"/>
+        </w:rPr>
         <w:t xml:space="preserve"> Q </w:t>
       </w:r>
       <w:r>
         <w:rPr>
-          <w:rFonts w:hint="eastAsia"/>
+          <w:rFonts w:hint="eastAsia" w:eastAsia="黑体"/>
         </w:rPr>
         <w:t xml:space="preserve">的漏极接输入节点、源极接原边开关节点、栅极接</w:t>
       </w:r>
       <w:r>
+        <w:rPr>
+          <w:rFonts w:eastAsia="黑体"/>
+        </w:rPr>
         <w:t xml:space="preserve"> PWM </w:t>
       </w:r>
       <w:r>
         <w:rPr>
-          <w:rFonts w:hint="eastAsia"/>
+          <w:rFonts w:hint="eastAsia" w:eastAsia="黑体"/>
         </w:rPr>
         <w:t xml:space="preserve">信号；变压器初级同名端接原边开关节点、初级异名端接地，次级同名端接整流同步管</w:t>
       </w:r>
       <w:r>
+        <w:rPr>
+          <w:rFonts w:eastAsia="黑体"/>
+        </w:rPr>
         <w:t xml:space="preserve"> </w:t>
       </w:r>
       <m:oMath>
@@ -424,15 +505,21 @@
         </m:sSub>
       </m:oMath>
       <w:r>
+        <w:rPr>
+          <w:rFonts w:eastAsia="黑体"/>
+        </w:rPr>
         <w:t xml:space="preserve"> </w:t>
       </w:r>
       <w:r>
         <w:rPr>
-          <w:rFonts w:hint="eastAsia"/>
+          <w:rFonts w:hint="eastAsia" w:eastAsia="黑体"/>
         </w:rPr>
         <w:t xml:space="preserve">的源极、次级异名端接副边地；整流同步管</w:t>
       </w:r>
       <w:r>
+        <w:rPr>
+          <w:rFonts w:eastAsia="黑体"/>
+        </w:rPr>
         <w:t xml:space="preserve"> </w:t>
       </w:r>
       <m:oMath>
@@ -456,15 +543,21 @@
         </m:sSub>
       </m:oMath>
       <w:r>
+        <w:rPr>
+          <w:rFonts w:eastAsia="黑体"/>
+        </w:rPr>
         <w:t xml:space="preserve"> </w:t>
       </w:r>
       <w:r>
         <w:rPr>
-          <w:rFonts w:hint="eastAsia"/>
+          <w:rFonts w:hint="eastAsia" w:eastAsia="黑体"/>
         </w:rPr>
         <w:t xml:space="preserve">的漏极接中间节点、栅极接同步整流驱动；续流同步管</w:t>
       </w:r>
       <w:r>
+        <w:rPr>
+          <w:rFonts w:eastAsia="黑体"/>
+        </w:rPr>
         <w:t xml:space="preserve"> </w:t>
       </w:r>
       <m:oMath>
@@ -488,15 +581,21 @@
         </m:sSub>
       </m:oMath>
       <w:r>
+        <w:rPr>
+          <w:rFonts w:eastAsia="黑体"/>
+        </w:rPr>
         <w:t xml:space="preserve"> </w:t>
       </w:r>
       <w:r>
         <w:rPr>
-          <w:rFonts w:hint="eastAsia"/>
+          <w:rFonts w:hint="eastAsia" w:eastAsia="黑体"/>
         </w:rPr>
         <w:t xml:space="preserve">的漏极接中间节点、源极接副边地、栅极接与</w:t>
       </w:r>
       <w:r>
+        <w:rPr>
+          <w:rFonts w:eastAsia="黑体"/>
+        </w:rPr>
         <w:t xml:space="preserve"> </w:t>
       </w:r>
       <m:oMath>
@@ -520,29 +619,38 @@
         </m:sSub>
       </m:oMath>
       <w:r>
+        <w:rPr>
+          <w:rFonts w:eastAsia="黑体"/>
+        </w:rPr>
         <w:t xml:space="preserve"> </w:t>
       </w:r>
       <w:r>
         <w:rPr>
-          <w:rFonts w:hint="eastAsia"/>
+          <w:rFonts w:hint="eastAsia" w:eastAsia="黑体"/>
         </w:rPr>
         <w:t xml:space="preserve">互补的同步整流驱动；滤波电感</w:t>
       </w:r>
       <w:r>
+        <w:rPr>
+          <w:rFonts w:eastAsia="黑体"/>
+        </w:rPr>
         <w:t xml:space="preserve"> L </w:t>
       </w:r>
       <w:r>
         <w:rPr>
-          <w:rFonts w:hint="eastAsia"/>
+          <w:rFonts w:hint="eastAsia" w:eastAsia="黑体"/>
         </w:rPr>
         <w:t xml:space="preserve">一端接中间节点、另一端接输出节点；输出电容</w:t>
       </w:r>
       <w:r>
+        <w:rPr>
+          <w:rFonts w:eastAsia="黑体"/>
+        </w:rPr>
         <w:t xml:space="preserve"> C </w:t>
       </w:r>
       <w:r>
         <w:rPr>
-          <w:rFonts w:hint="eastAsia"/>
+          <w:rFonts w:hint="eastAsia" w:eastAsia="黑体"/>
         </w:rPr>
         <w:t xml:space="preserve">一端接输出节点、另一端接副边地。</w:t>
       </w:r>
@@ -551,25 +659,31 @@
       <w:pPr/>
       <w:r>
         <w:rPr>
-          <w:rFonts w:hint="eastAsia"/>
+          <w:rFonts w:hint="eastAsia" w:eastAsia="黑体"/>
         </w:rPr>
         <w:t xml:space="preserve">就组态而言，这是以两只</w:t>
       </w:r>
       <w:r>
+        <w:rPr>
+          <w:rFonts w:eastAsia="黑体"/>
+        </w:rPr>
         <w:t xml:space="preserve"> MOS </w:t>
       </w:r>
       <w:r>
         <w:rPr>
-          <w:rFonts w:hint="eastAsia"/>
+          <w:rFonts w:hint="eastAsia" w:eastAsia="黑体"/>
         </w:rPr>
         <w:t xml:space="preserve">同步整流管取代副边整流与续流二极管的单管正激变换器，通过与主开关时序配合、以</w:t>
       </w:r>
       <w:r>
+        <w:rPr>
+          <w:rFonts w:eastAsia="黑体"/>
+        </w:rPr>
         <w:t xml:space="preserve"> MOSFET </w:t>
       </w:r>
       <w:r>
         <w:rPr>
-          <w:rFonts w:hint="eastAsia"/>
+          <w:rFonts w:hint="eastAsia" w:eastAsia="黑体"/>
         </w:rPr>
         <w:t xml:space="preserve">低导通压降承担整流续流，用于低压大电流的隔离电源以显著降低导通损耗。</w:t>
       </w:r>
@@ -582,7 +696,7 @@
       </w:pPr>
       <w:r>
         <w:rPr>
-          <w:rFonts w:hint="eastAsia"/>
+          <w:rFonts w:hint="eastAsia" w:eastAsia="黑体"/>
         </w:rPr>
         <w:t xml:space="preserve">工作原理</w:t>
       </w:r>
@@ -593,11 +707,14 @@
       </w:pPr>
       <w:r>
         <w:rPr>
-          <w:rFonts w:hint="eastAsia"/>
+          <w:rFonts w:hint="eastAsia" w:eastAsia="黑体"/>
         </w:rPr>
         <w:t xml:space="preserve">主开关</w:t>
       </w:r>
       <w:r>
+        <w:rPr>
+          <w:rFonts w:eastAsia="黑体"/>
+        </w:rPr>
         <w:t xml:space="preserve"> </w:t>
       </w:r>
       <m:oMath>
@@ -606,11 +723,14 @@
         </m:r>
       </m:oMath>
       <w:r>
+        <w:rPr>
+          <w:rFonts w:eastAsia="黑体"/>
+        </w:rPr>
         <w:t xml:space="preserve"> </w:t>
       </w:r>
       <w:r>
         <w:rPr>
-          <w:rFonts w:hint="eastAsia"/>
+          <w:rFonts w:hint="eastAsia" w:eastAsia="黑体"/>
         </w:rPr>
         <w:t xml:space="preserve">导通、变压器副边感应电压为正半周时，</w:t>
       </w:r>
@@ -635,11 +755,14 @@
         </m:sSub>
       </m:oMath>
       <w:r>
+        <w:rPr>
+          <w:rFonts w:eastAsia="黑体"/>
+        </w:rPr>
         <w:t xml:space="preserve"> </w:t>
       </w:r>
       <w:r>
         <w:rPr>
-          <w:rFonts w:hint="eastAsia"/>
+          <w:rFonts w:hint="eastAsia" w:eastAsia="黑体"/>
         </w:rPr>
         <w:t xml:space="preserve">开通（作为整流管）、</w:t>
       </w:r>
@@ -664,15 +787,21 @@
         </m:sSub>
       </m:oMath>
       <w:r>
+        <w:rPr>
+          <w:rFonts w:eastAsia="黑体"/>
+        </w:rPr>
         <w:t xml:space="preserve"> </w:t>
       </w:r>
       <w:r>
         <w:rPr>
-          <w:rFonts w:hint="eastAsia"/>
+          <w:rFonts w:hint="eastAsia" w:eastAsia="黑体"/>
         </w:rPr>
         <w:t xml:space="preserve">关断，能量经</w:t>
       </w:r>
       <w:r>
+        <w:rPr>
+          <w:rFonts w:eastAsia="黑体"/>
+        </w:rPr>
         <w:t xml:space="preserve"> </w:t>
       </w:r>
       <m:oMath>
@@ -696,11 +825,14 @@
         </m:sSub>
       </m:oMath>
       <w:r>
+        <w:rPr>
+          <w:rFonts w:eastAsia="黑体"/>
+        </w:rPr>
         <w:t xml:space="preserve"> </w:t>
       </w:r>
       <w:r>
         <w:rPr>
-          <w:rFonts w:hint="eastAsia"/>
+          <w:rFonts w:hint="eastAsia" w:eastAsia="黑体"/>
         </w:rPr>
         <w:t xml:space="preserve">传给负载；主开关关断、反压半周时，</w:t>
       </w:r>
@@ -725,11 +857,14 @@
         </m:sSub>
       </m:oMath>
       <w:r>
+        <w:rPr>
+          <w:rFonts w:eastAsia="黑体"/>
+        </w:rPr>
         <w:t xml:space="preserve"> </w:t>
       </w:r>
       <w:r>
         <w:rPr>
-          <w:rFonts w:hint="eastAsia"/>
+          <w:rFonts w:hint="eastAsia" w:eastAsia="黑体"/>
         </w:rPr>
         <w:t xml:space="preserve">开通续流、</w:t>
       </w:r>
@@ -754,15 +889,21 @@
         </m:sSub>
       </m:oMath>
       <w:r>
+        <w:rPr>
+          <w:rFonts w:eastAsia="黑体"/>
+        </w:rPr>
         <w:t xml:space="preserve"> </w:t>
       </w:r>
       <w:r>
         <w:rPr>
-          <w:rFonts w:hint="eastAsia"/>
+          <w:rFonts w:hint="eastAsia" w:eastAsia="黑体"/>
         </w:rPr>
         <w:t xml:space="preserve">关断，电感经</w:t>
       </w:r>
       <w:r>
+        <w:rPr>
+          <w:rFonts w:eastAsia="黑体"/>
+        </w:rPr>
         <w:t xml:space="preserve"> </w:t>
       </w:r>
       <m:oMath>
@@ -786,11 +927,14 @@
         </m:sSub>
       </m:oMath>
       <w:r>
+        <w:rPr>
+          <w:rFonts w:eastAsia="黑体"/>
+        </w:rPr>
         <w:t xml:space="preserve"> </w:t>
       </w:r>
       <w:r>
         <w:rPr>
-          <w:rFonts w:hint="eastAsia"/>
+          <w:rFonts w:hint="eastAsia" w:eastAsia="黑体"/>
         </w:rPr>
         <w:t xml:space="preserve">续流维持输出电流。</w:t>
       </w:r>
@@ -803,7 +947,7 @@
       </w:pPr>
       <w:r>
         <w:rPr>
-          <w:rFonts w:hint="eastAsia"/>
+          <w:rFonts w:hint="eastAsia" w:eastAsia="黑体"/>
         </w:rPr>
         <w:t xml:space="preserve">关键计算公式</w:t>
       </w:r>
@@ -817,7 +961,7 @@
       </w:pPr>
       <w:r>
         <w:rPr>
-          <w:rFonts w:hint="eastAsia"/>
+          <w:rFonts w:hint="eastAsia" w:eastAsia="黑体"/>
         </w:rPr>
         <w:t xml:space="preserve">输出电压：</w:t>
       </w:r>
@@ -952,7 +1096,7 @@
       </w:pPr>
       <w:r>
         <w:rPr>
-          <w:rFonts w:hint="eastAsia"/>
+          <w:rFonts w:hint="eastAsia" w:eastAsia="黑体"/>
         </w:rPr>
         <w:t xml:space="preserve">同步整流管导通损耗：</w:t>
       </w:r>
@@ -1062,7 +1206,7 @@
       </w:pPr>
       <w:r>
         <w:rPr>
-          <w:rFonts w:hint="eastAsia"/>
+          <w:rFonts w:hint="eastAsia" w:eastAsia="黑体"/>
         </w:rPr>
         <w:t xml:space="preserve">同步管电流有效值：</w:t>
       </w:r>
@@ -1136,7 +1280,7 @@
       </w:pPr>
       <w:r>
         <w:rPr>
-          <w:rFonts w:hint="eastAsia"/>
+          <w:rFonts w:hint="eastAsia" w:eastAsia="黑体"/>
         </w:rPr>
         <w:t xml:space="preserve">副边整流/续流两管的导通压降：</w:t>
       </w:r>
@@ -1285,7 +1429,7 @@
             </w:pPr>
             <w:r>
               <w:rPr>
-                <w:rFonts w:hint="eastAsia"/>
+                <w:rFonts w:hint="eastAsia" w:eastAsia="黑体"/>
               </w:rPr>
               <w:t xml:space="preserve">符号</w:t>
             </w:r>
@@ -1299,7 +1443,7 @@
             </w:pPr>
             <w:r>
               <w:rPr>
-                <w:rFonts w:hint="eastAsia"/>
+                <w:rFonts w:hint="eastAsia" w:eastAsia="黑体"/>
               </w:rPr>
               <w:t xml:space="preserve">含义</w:t>
             </w:r>
@@ -1313,7 +1457,7 @@
             </w:pPr>
             <w:r>
               <w:rPr>
-                <w:rFonts w:hint="eastAsia"/>
+                <w:rFonts w:hint="eastAsia" w:eastAsia="黑体"/>
               </w:rPr>
               <w:t xml:space="preserve">单位</w:t>
             </w:r>
@@ -1342,6 +1486,9 @@
               </m:sSub>
             </m:oMath>
             <w:r>
+              <w:rPr>
+                <w:rFonts w:eastAsia="黑体"/>
+              </w:rPr>
               <w:t xml:space="preserve">​</w:t>
             </w:r>
           </w:p>
@@ -1354,7 +1501,7 @@
             </w:pPr>
             <w:r>
               <w:rPr>
-                <w:rFonts w:hint="eastAsia"/>
+                <w:rFonts w:hint="eastAsia" w:eastAsia="黑体"/>
               </w:rPr>
               <w:t xml:space="preserve">输出电压</w:t>
             </w:r>
@@ -1367,6 +1514,9 @@
               <w:pStyle w:val="Compact"/>
             </w:pPr>
             <w:r>
+              <w:rPr>
+                <w:rFonts w:eastAsia="黑体"/>
+              </w:rPr>
               <w:t xml:space="preserve">V</w:t>
             </w:r>
           </w:p>
@@ -1385,6 +1535,9 @@
               </m:r>
             </m:oMath>
             <w:r>
+              <w:rPr>
+                <w:rFonts w:eastAsia="黑体"/>
+              </w:rPr>
               <w:t xml:space="preserve">​</w:t>
             </w:r>
           </w:p>
@@ -1397,7 +1550,7 @@
             </w:pPr>
             <w:r>
               <w:rPr>
-                <w:rFonts w:hint="eastAsia"/>
+                <w:rFonts w:hint="eastAsia" w:eastAsia="黑体"/>
               </w:rPr>
               <w:t xml:space="preserve">主开关占空比</w:t>
             </w:r>
@@ -1410,6 +1563,9 @@
               <w:pStyle w:val="Compact"/>
             </w:pPr>
             <w:r>
+              <w:rPr>
+                <w:rFonts w:eastAsia="黑体"/>
+              </w:rPr>
               <w:t xml:space="preserve">—</w:t>
             </w:r>
           </w:p>
@@ -1455,6 +1611,9 @@
               </m:sSub>
             </m:oMath>
             <w:r>
+              <w:rPr>
+                <w:rFonts w:eastAsia="黑体"/>
+              </w:rPr>
               <w:t xml:space="preserve">​</w:t>
             </w:r>
           </w:p>
@@ -1467,7 +1626,7 @@
             </w:pPr>
             <w:r>
               <w:rPr>
-                <w:rFonts w:hint="eastAsia"/>
+                <w:rFonts w:hint="eastAsia" w:eastAsia="黑体"/>
               </w:rPr>
               <w:t xml:space="preserve">原、副边匝数</w:t>
             </w:r>
@@ -1480,6 +1639,9 @@
               <w:pStyle w:val="Compact"/>
             </w:pPr>
             <w:r>
+              <w:rPr>
+                <w:rFonts w:eastAsia="黑体"/>
+              </w:rPr>
               <w:t xml:space="preserve">—</w:t>
             </w:r>
           </w:p>
@@ -1528,6 +1690,9 @@
               </m:sSub>
             </m:oMath>
             <w:r>
+              <w:rPr>
+                <w:rFonts w:eastAsia="黑体"/>
+              </w:rPr>
               <w:t xml:space="preserve">​</w:t>
             </w:r>
           </w:p>
@@ -1540,7 +1705,7 @@
             </w:pPr>
             <w:r>
               <w:rPr>
-                <w:rFonts w:hint="eastAsia"/>
+                <w:rFonts w:hint="eastAsia" w:eastAsia="黑体"/>
               </w:rPr>
               <w:t xml:space="preserve">同步管导通电阻</w:t>
             </w:r>
@@ -1553,6 +1718,9 @@
               <w:pStyle w:val="Compact"/>
             </w:pPr>
             <w:r>
+              <w:rPr>
+                <w:rFonts w:eastAsia="黑体"/>
+              </w:rPr>
               <w:t xml:space="preserve">Ω</w:t>
             </w:r>
           </w:p>
@@ -1580,6 +1748,9 @@
               </m:sSub>
             </m:oMath>
             <w:r>
+              <w:rPr>
+                <w:rFonts w:eastAsia="黑体"/>
+              </w:rPr>
               <w:t xml:space="preserve">​</w:t>
             </w:r>
           </w:p>
@@ -1592,7 +1763,7 @@
             </w:pPr>
             <w:r>
               <w:rPr>
-                <w:rFonts w:hint="eastAsia"/>
+                <w:rFonts w:hint="eastAsia" w:eastAsia="黑体"/>
               </w:rPr>
               <w:t xml:space="preserve">输出电流</w:t>
             </w:r>
@@ -1605,6 +1776,9 @@
               <w:pStyle w:val="Compact"/>
             </w:pPr>
             <w:r>
+              <w:rPr>
+                <w:rFonts w:eastAsia="黑体"/>
+              </w:rPr>
               <w:t xml:space="preserve">A</w:t>
             </w:r>
           </w:p>
@@ -1638,6 +1812,9 @@
               </m:sSub>
             </m:oMath>
             <w:r>
+              <w:rPr>
+                <w:rFonts w:eastAsia="黑体"/>
+              </w:rPr>
               <w:t xml:space="preserve">​</w:t>
             </w:r>
           </w:p>
@@ -1650,7 +1827,7 @@
             </w:pPr>
             <w:r>
               <w:rPr>
-                <w:rFonts w:hint="eastAsia"/>
+                <w:rFonts w:hint="eastAsia" w:eastAsia="黑体"/>
               </w:rPr>
               <w:t xml:space="preserve">同步管电流有效值</w:t>
             </w:r>
@@ -1663,6 +1840,9 @@
               <w:pStyle w:val="Compact"/>
             </w:pPr>
             <w:r>
+              <w:rPr>
+                <w:rFonts w:eastAsia="黑体"/>
+              </w:rPr>
               <w:t xml:space="preserve">A</w:t>
             </w:r>
           </w:p>
@@ -1677,7 +1857,7 @@
       </w:pPr>
       <w:r>
         <w:rPr>
-          <w:rFonts w:hint="eastAsia"/>
+          <w:rFonts w:hint="eastAsia" w:eastAsia="黑体"/>
         </w:rPr>
         <w:t xml:space="preserve">元件调整影响</w:t>
       </w:r>
@@ -1727,6 +1907,7 @@
       </m:oMath>
       <w:r>
         <w:rPr>
+          <w:rFonts w:eastAsia="黑体"/>
           <w:b/>
           <w:bCs/>
         </w:rPr>
@@ -1734,21 +1915,27 @@
       </w:r>
       <w:r>
         <w:rPr>
-          <w:rFonts w:hint="eastAsia"/>
+          <w:rFonts w:hint="eastAsia" w:eastAsia="黑体"/>
           <w:b/>
           <w:bCs/>
         </w:rPr>
         <w:t xml:space="preserve">减小</w:t>
       </w:r>
       <w:r>
+        <w:rPr>
+          <w:rFonts w:eastAsia="黑体"/>
+        </w:rPr>
         <w:t xml:space="preserve"> </w:t>
       </w:r>
       <w:r>
+        <w:rPr>
+          <w:rFonts w:eastAsia="黑体"/>
+        </w:rPr>
         <w:t xml:space="preserve">→ </w:t>
       </w:r>
       <w:r>
         <w:rPr>
-          <w:rFonts w:hint="eastAsia"/>
+          <w:rFonts w:hint="eastAsia" w:eastAsia="黑体"/>
         </w:rPr>
         <w:t xml:space="preserve">导通损耗与压降减小，效率提高、发热降低。</w:t>
       </w:r>
@@ -1777,6 +1964,7 @@
       </m:oMath>
       <w:r>
         <w:rPr>
+          <w:rFonts w:eastAsia="黑体"/>
           <w:b/>
           <w:bCs/>
         </w:rPr>
@@ -1784,25 +1972,34 @@
       </w:r>
       <w:r>
         <w:rPr>
-          <w:rFonts w:hint="eastAsia"/>
+          <w:rFonts w:hint="eastAsia" w:eastAsia="黑体"/>
           <w:b/>
           <w:bCs/>
         </w:rPr>
         <w:t xml:space="preserve">增大</w:t>
       </w:r>
       <w:r>
+        <w:rPr>
+          <w:rFonts w:eastAsia="黑体"/>
+        </w:rPr>
         <w:t xml:space="preserve"> </w:t>
       </w:r>
       <w:r>
+        <w:rPr>
+          <w:rFonts w:eastAsia="黑体"/>
+        </w:rPr>
         <w:t xml:space="preserve">→ </w:t>
       </w:r>
       <w:r>
         <w:rPr>
-          <w:rFonts w:hint="eastAsia"/>
+          <w:rFonts w:hint="eastAsia" w:eastAsia="黑体"/>
         </w:rPr>
         <w:t xml:space="preserve">导通损耗随</w:t>
       </w:r>
       <w:r>
+        <w:rPr>
+          <w:rFonts w:eastAsia="黑体"/>
+        </w:rPr>
         <w:t xml:space="preserve"> </w:t>
       </w:r>
       <m:oMath>
@@ -1858,11 +2055,14 @@
         </m:sSub>
       </m:oMath>
       <w:r>
+        <w:rPr>
+          <w:rFonts w:eastAsia="黑体"/>
+        </w:rPr>
         <w:t xml:space="preserve"> </w:t>
       </w:r>
       <w:r>
         <w:rPr>
-          <w:rFonts w:hint="eastAsia"/>
+          <w:rFonts w:hint="eastAsia" w:eastAsia="黑体"/>
         </w:rPr>
         <w:t xml:space="preserve">上升，同步整流优势越明显。</w:t>
       </w:r>
@@ -1882,6 +2082,7 @@
       </m:oMath>
       <w:r>
         <w:rPr>
+          <w:rFonts w:eastAsia="黑体"/>
           <w:b/>
           <w:bCs/>
         </w:rPr>
@@ -1889,21 +2090,27 @@
       </w:r>
       <w:r>
         <w:rPr>
-          <w:rFonts w:hint="eastAsia"/>
+          <w:rFonts w:hint="eastAsia" w:eastAsia="黑体"/>
           <w:b/>
           <w:bCs/>
         </w:rPr>
         <w:t xml:space="preserve">增大</w:t>
       </w:r>
       <w:r>
+        <w:rPr>
+          <w:rFonts w:eastAsia="黑体"/>
+        </w:rPr>
         <w:t xml:space="preserve"> </w:t>
       </w:r>
       <w:r>
+        <w:rPr>
+          <w:rFonts w:eastAsia="黑体"/>
+        </w:rPr>
         <w:t xml:space="preserve">→ </w:t>
       </w:r>
       <w:r>
         <w:rPr>
-          <w:rFonts w:hint="eastAsia"/>
+          <w:rFonts w:hint="eastAsia" w:eastAsia="黑体"/>
         </w:rPr>
         <w:t xml:space="preserve">输出电压增大，整流管导通时间与有效电流增大。</w:t>
       </w:r>
@@ -1918,7 +2125,7 @@
       </w:pPr>
       <w:r>
         <w:rPr>
-          <w:rFonts w:hint="eastAsia"/>
+          <w:rFonts w:hint="eastAsia" w:eastAsia="黑体"/>
         </w:rPr>
         <w:t xml:space="preserve">同步整流在较大电流时相对二极管整流优势显著，小电流时收益有限。</w:t>
       </w:r>
@@ -1931,7 +2138,7 @@
       </w:pPr>
       <w:r>
         <w:rPr>
-          <w:rFonts w:hint="eastAsia"/>
+          <w:rFonts w:hint="eastAsia" w:eastAsia="黑体"/>
         </w:rPr>
         <w:t xml:space="preserve">典型参数示例</w:t>
       </w:r>
@@ -1946,11 +2153,14 @@
       </w:pPr>
       <w:r>
         <w:rPr>
-          <w:rFonts w:hint="eastAsia"/>
+          <w:rFonts w:hint="eastAsia" w:eastAsia="黑体"/>
         </w:rPr>
         <w:t xml:space="preserve">取</w:t>
       </w:r>
       <w:r>
+        <w:rPr>
+          <w:rFonts w:eastAsia="黑体"/>
+        </w:rPr>
         <w:t xml:space="preserve"> </w:t>
       </w:r>
       <m:oMath>
@@ -1987,6 +2197,9 @@
         </m:r>
       </m:oMath>
       <w:r>
+        <w:rPr>
+          <w:rFonts w:eastAsia="黑体"/>
+        </w:rPr>
         <w:t xml:space="preserve">、</w:t>
       </w:r>
       <m:oMath>
@@ -2044,6 +2257,9 @@
         </m:r>
       </m:oMath>
       <w:r>
+        <w:rPr>
+          <w:rFonts w:eastAsia="黑体"/>
+        </w:rPr>
         <w:t xml:space="preserve">、</w:t>
       </w:r>
       <m:oMath>
@@ -2062,7 +2278,7 @@
       </m:oMath>
       <w:r>
         <w:rPr>
-          <w:rFonts w:hint="eastAsia"/>
+          <w:rFonts w:hint="eastAsia" w:eastAsia="黑体"/>
         </w:rPr>
         <w:t xml:space="preserve">：</w:t>
       </w:r>
@@ -2133,7 +2349,7 @@
       </m:oMath>
       <w:r>
         <w:rPr>
-          <w:rFonts w:hint="eastAsia"/>
+          <w:rFonts w:hint="eastAsia" w:eastAsia="黑体"/>
         </w:rPr>
         <w:t xml:space="preserve">，</w:t>
       </w:r>
@@ -2207,6 +2423,9 @@
         </m:r>
       </m:oMath>
       <w:r>
+        <w:rPr>
+          <w:rFonts w:eastAsia="黑体"/>
+        </w:rPr>
         <w:t xml:space="preserve">。</w:t>
       </w:r>
     </w:p>
@@ -2220,7 +2439,7 @@
       </w:pPr>
       <w:r>
         <w:rPr>
-          <w:rFonts w:hint="eastAsia"/>
+          <w:rFonts w:hint="eastAsia" w:eastAsia="黑体"/>
         </w:rPr>
         <w:t xml:space="preserve">对比二极管（</w:t>
       </w:r>
@@ -2259,11 +2478,14 @@
       </m:oMath>
       <w:r>
         <w:rPr>
-          <w:rFonts w:hint="eastAsia"/>
+          <w:rFonts w:hint="eastAsia" w:eastAsia="黑体"/>
         </w:rPr>
         <w:t xml:space="preserve">）整流损耗</w:t>
       </w:r>
       <w:r>
+        <w:rPr>
+          <w:rFonts w:eastAsia="黑体"/>
+        </w:rPr>
         <w:t xml:space="preserve"> </w:t>
       </w:r>
       <m:oMath>
@@ -2340,7 +2562,7 @@
       </m:oMath>
       <w:r>
         <w:rPr>
-          <w:rFonts w:hint="eastAsia"/>
+          <w:rFonts w:hint="eastAsia" w:eastAsia="黑体"/>
         </w:rPr>
         <w:t xml:space="preserve">，同步整流损耗低一个数量级。</w:t>
       </w:r>
@@ -2353,7 +2575,7 @@
       </w:pPr>
       <w:r>
         <w:rPr>
-          <w:rFonts w:hint="eastAsia"/>
+          <w:rFonts w:hint="eastAsia" w:eastAsia="黑体"/>
         </w:rPr>
         <w:t xml:space="preserve">常见器件型号</w:t>
       </w:r>
@@ -2368,16 +2590,19 @@
       </w:pPr>
       <w:r>
         <w:rPr>
-          <w:rFonts w:hint="eastAsia"/>
+          <w:rFonts w:hint="eastAsia" w:eastAsia="黑体"/>
         </w:rPr>
         <w:t xml:space="preserve">同步整流</w:t>
       </w:r>
       <w:r>
+        <w:rPr>
+          <w:rFonts w:eastAsia="黑体"/>
+        </w:rPr>
         <w:t xml:space="preserve"> </w:t>
       </w:r>
       <w:r>
         <w:rPr>
-          <w:rFonts w:hint="eastAsia"/>
+          <w:rFonts w:hint="eastAsia" w:eastAsia="黑体"/>
         </w:rPr>
         <w:t xml:space="preserve">MOSFET：IRF7822、SiS468、BSC010N04、CSD18501。</w:t>
       </w:r>
@@ -2392,7 +2617,7 @@
       </w:pPr>
       <w:r>
         <w:rPr>
-          <w:rFonts w:hint="eastAsia"/>
+          <w:rFonts w:hint="eastAsia" w:eastAsia="黑体"/>
         </w:rPr>
         <w:t xml:space="preserve">同步整流控制器：UCC24610、NCP4306、IR1167。</w:t>
       </w:r>
@@ -2407,16 +2632,19 @@
       </w:pPr>
       <w:r>
         <w:rPr>
-          <w:rFonts w:hint="eastAsia"/>
+          <w:rFonts w:hint="eastAsia" w:eastAsia="黑体"/>
         </w:rPr>
         <w:t xml:space="preserve">主开关：IRF540N、IPB</w:t>
       </w:r>
       <w:r>
+        <w:rPr>
+          <w:rFonts w:eastAsia="黑体"/>
+        </w:rPr>
         <w:t xml:space="preserve"> </w:t>
       </w:r>
       <w:r>
         <w:rPr>
-          <w:rFonts w:hint="eastAsia"/>
+          <w:rFonts w:hint="eastAsia" w:eastAsia="黑体"/>
         </w:rPr>
         <w:t xml:space="preserve">系列。</w:t>
       </w:r>
@@ -2431,7 +2659,7 @@
       </w:pPr>
       <w:r>
         <w:rPr>
-          <w:rFonts w:hint="eastAsia"/>
+          <w:rFonts w:hint="eastAsia" w:eastAsia="黑体"/>
         </w:rPr>
         <w:t xml:space="preserve">变压器：定制高频低漏感磁芯。</w:t>
       </w:r>
@@ -2444,7 +2672,7 @@
       </w:pPr>
       <w:r>
         <w:rPr>
-          <w:rFonts w:hint="eastAsia"/>
+          <w:rFonts w:hint="eastAsia" w:eastAsia="黑体"/>
         </w:rPr>
         <w:t xml:space="preserve">注意事项</w:t>
       </w:r>
@@ -2459,7 +2687,7 @@
       </w:pPr>
       <w:r>
         <w:rPr>
-          <w:rFonts w:hint="eastAsia"/>
+          <w:rFonts w:hint="eastAsia" w:eastAsia="黑体"/>
         </w:rPr>
         <w:t xml:space="preserve">需精确控制同步管的开通关断时序，防止两管同时导通导致环流短路。</w:t>
       </w:r>
@@ -2474,7 +2702,7 @@
       </w:pPr>
       <w:r>
         <w:rPr>
-          <w:rFonts w:hint="eastAsia"/>
+          <w:rFonts w:hint="eastAsia" w:eastAsia="黑体"/>
         </w:rPr>
         <w:t xml:space="preserve">轻载或高频时驱动损耗可能超过节约的导通损耗，需整体权衡。</w:t>
       </w:r>
@@ -2489,7 +2717,7 @@
       </w:pPr>
       <w:r>
         <w:rPr>
-          <w:rFonts w:hint="eastAsia"/>
+          <w:rFonts w:hint="eastAsia" w:eastAsia="黑体"/>
         </w:rPr>
         <w:t xml:space="preserve">需设死区并注意同步管体二极管的续流与反向恢复。</w:t>
       </w:r>
@@ -2504,7 +2732,7 @@
       </w:pPr>
       <w:r>
         <w:rPr>
-          <w:rFonts w:hint="eastAsia"/>
+          <w:rFonts w:hint="eastAsia" w:eastAsia="黑体"/>
         </w:rPr>
         <w:t xml:space="preserve">同步管栅极驱动需与主开关时序严格同步。</w:t>
       </w:r>
@@ -2517,7 +2745,7 @@
       </w:pPr>
       <w:r>
         <w:rPr>
-          <w:rFonts w:hint="eastAsia"/>
+          <w:rFonts w:hint="eastAsia" w:eastAsia="黑体"/>
         </w:rPr>
         <w:t xml:space="preserve">参考资料</w:t>
       </w:r>
@@ -2531,20 +2759,26 @@
         </w:numPr>
       </w:pPr>
       <w:r>
+        <w:rPr>
+          <w:rFonts w:eastAsia="黑体"/>
+        </w:rPr>
         <w:t xml:space="preserve">TI </w:t>
       </w:r>
       <w:r>
         <w:rPr>
-          <w:rFonts w:hint="eastAsia"/>
+          <w:rFonts w:hint="eastAsia" w:eastAsia="黑体"/>
         </w:rPr>
         <w:t xml:space="preserve">应用笔记</w:t>
       </w:r>
       <w:r>
+        <w:rPr>
+          <w:rFonts w:eastAsia="黑体"/>
+        </w:rPr>
         <w:t xml:space="preserve"> </w:t>
       </w:r>
       <w:r>
         <w:rPr>
-          <w:rFonts w:hint="eastAsia"/>
+          <w:rFonts w:hint="eastAsia" w:eastAsia="黑体"/>
         </w:rPr>
         <w:t xml:space="preserve">SLUA690（同步整流）。</w:t>
       </w:r>
@@ -2558,11 +2792,14 @@
         </w:numPr>
       </w:pPr>
       <w:r>
+        <w:rPr>
+          <w:rFonts w:eastAsia="黑体"/>
+        </w:rPr>
         <w:t xml:space="preserve">IR1167 </w:t>
       </w:r>
       <w:r>
         <w:rPr>
-          <w:rFonts w:hint="eastAsia"/>
+          <w:rFonts w:hint="eastAsia" w:eastAsia="黑体"/>
         </w:rPr>
         <w:t xml:space="preserve">数据手册（Infineon）。</w:t>
       </w:r>
@@ -2577,16 +2814,19 @@
       </w:pPr>
       <w:r>
         <w:rPr>
-          <w:rFonts w:hint="eastAsia"/>
+          <w:rFonts w:hint="eastAsia" w:eastAsia="黑体"/>
         </w:rPr>
         <w:t xml:space="preserve">《开关电源设计（第三版）》（Abraham</w:t>
       </w:r>
       <w:r>
+        <w:rPr>
+          <w:rFonts w:eastAsia="黑体"/>
+        </w:rPr>
         <w:t xml:space="preserve"> I. </w:t>
       </w:r>
       <w:r>
         <w:rPr>
-          <w:rFonts w:hint="eastAsia"/>
+          <w:rFonts w:hint="eastAsia" w:eastAsia="黑体"/>
         </w:rPr>
         <w:t xml:space="preserve">Pressman）。</w:t>
       </w:r>
@@ -2600,11 +2840,11 @@
       </w:pPr>
       <w:r>
         <w:rPr>
-          <w:rFonts w:ascii="Times New Roman" w:hAnsi="Times New Roman"/>
+          <w:rFonts w:ascii="Times New Roman" w:hAnsi="Times New Roman" w:eastAsia="黑体"/>
           <w:color w:val="555555"/>
           <w:sz w:val="21"/>
         </w:rPr>
-        <w:t>材料收集者：杜文杰</w:t>
+        <w:t>材料收集者：杜文杰，WX手机：19519196569，QQ:3478827729</w:t>
       </w:r>
     </w:p>
     <w:sectPr>
@@ -2624,7 +2864,7 @@
 </file>
 
 <file path=word/footer1.xml><?xml version="1.0" encoding="utf-8"?>
-<w:ftr xmlns:m="http://schemas.openxmlformats.org/officeDocument/2006/math" xmlns:mc="http://schemas.openxmlformats.org/markup-compatibility/2006" xmlns:mo="http://schemas.microsoft.com/office/mac/office/2008/main" xmlns:mv="urn:schemas-microsoft-com:mac:vml" xmlns:o="urn:schemas-microsoft-com:office:office" xmlns:r="http://schemas.openxmlformats.org/officeDocument/2006/relationships" xmlns:v="urn:schemas-microsoft-com:vml" xmlns:w10="urn:schemas-microsoft-com:office:word" xmlns:w14="http://schemas.microsoft.com/office/word/2010/wordml" xmlns:w="http://schemas.openxmlformats.org/wordprocessingml/2006/main" xmlns:wne="http://schemas.microsoft.com/office/word/2006/wordml" xmlns:wp14="http://schemas.microsoft.com/office/word/2010/wordprocessingDrawing" xmlns:wp="http://schemas.openxmlformats.org/drawingml/2006/wordprocessingDrawing" xmlns:wpc="http://schemas.microsoft.com/office/word/2010/wordprocessingCanvas" xmlns:wpg="http://schemas.microsoft.com/office/word/2010/wordprocessingGroup" xmlns:wpi="http://schemas.microsoft.com/office/word/2010/wordprocessingInk" xmlns:wps="http://schemas.microsoft.com/office/word/2010/wordprocessingShape" mc:Ignorable="w14 wp14">
+<w:ftr xmlns:mc="http://schemas.openxmlformats.org/markup-compatibility/2006" xmlns:w="http://schemas.openxmlformats.org/wordprocessingml/2006/main" xmlns:m="http://schemas.openxmlformats.org/officeDocument/2006/math" xmlns:mo="http://schemas.microsoft.com/office/mac/office/2008/main" xmlns:mv="urn:schemas-microsoft-com:mac:vml" xmlns:o="urn:schemas-microsoft-com:office:office" xmlns:r="http://schemas.openxmlformats.org/officeDocument/2006/relationships" xmlns:v="urn:schemas-microsoft-com:vml" xmlns:w10="urn:schemas-microsoft-com:office:word" xmlns:w14="http://schemas.microsoft.com/office/word/2010/wordml" xmlns:wne="http://schemas.microsoft.com/office/word/2006/wordml" xmlns:wp14="http://schemas.microsoft.com/office/word/2010/wordprocessingDrawing" xmlns:wp="http://schemas.openxmlformats.org/drawingml/2006/wordprocessingDrawing" xmlns:wpc="http://schemas.microsoft.com/office/word/2010/wordprocessingCanvas" xmlns:wpg="http://schemas.microsoft.com/office/word/2010/wordprocessingGroup" xmlns:wpi="http://schemas.microsoft.com/office/word/2010/wordprocessingInk" xmlns:wps="http://schemas.microsoft.com/office/word/2010/wordprocessingShape" mc:Ignorable="w14 wp14">
   <w:p>
     <w:pPr>
       <w:pStyle w:val="Footer"/>
@@ -2632,12 +2872,14 @@
     </w:pPr>
     <w:r>
       <w:rPr>
+        <w:rFonts w:eastAsia="黑体"/>
         <w:sz w:val="18"/>
       </w:rPr>
       <w:t xml:space="preserve">第 </w:t>
     </w:r>
     <w:r>
       <w:rPr>
+        <w:rFonts w:eastAsia="黑体"/>
         <w:sz w:val="18"/>
       </w:rPr>
       <w:fldChar w:fldCharType="begin"/>
@@ -2646,6 +2888,7 @@
     </w:r>
     <w:r>
       <w:rPr>
+        <w:rFonts w:eastAsia="黑体"/>
         <w:sz w:val="18"/>
       </w:rPr>
       <w:t xml:space="preserve"> 页</w:t>
@@ -2659,6 +2902,9 @@
   <w:footnote w:type="continuationSeparator" w:id="0">
     <w:p>
       <w:r>
+        <w:rPr>
+          <w:rFonts w:eastAsia="黑体"/>
+        </w:rPr>
         <w:continuationSeparator/>
       </w:r>
     </w:p>
@@ -2666,6 +2912,9 @@
   <w:footnote w:type="separator" w:id="-1">
     <w:p>
       <w:r>
+        <w:rPr>
+          <w:rFonts w:eastAsia="黑体"/>
+        </w:rPr>
         <w:separator/>
       </w:r>
     </w:p>
@@ -2674,7 +2923,7 @@
 </file>
 
 <file path=word/header1.xml><?xml version="1.0" encoding="utf-8"?>
-<w:hdr xmlns:m="http://schemas.openxmlformats.org/officeDocument/2006/math" xmlns:mc="http://schemas.openxmlformats.org/markup-compatibility/2006" xmlns:mo="http://schemas.microsoft.com/office/mac/office/2008/main" xmlns:mv="urn:schemas-microsoft-com:mac:vml" xmlns:o="urn:schemas-microsoft-com:office:office" xmlns:r="http://schemas.openxmlformats.org/officeDocument/2006/relationships" xmlns:v="urn:schemas-microsoft-com:vml" xmlns:w10="urn:schemas-microsoft-com:office:word" xmlns:w14="http://schemas.microsoft.com/office/word/2010/wordml" xmlns:w="http://schemas.openxmlformats.org/wordprocessingml/2006/main" xmlns:wne="http://schemas.microsoft.com/office/word/2006/wordml" xmlns:wp14="http://schemas.microsoft.com/office/word/2010/wordprocessingDrawing" xmlns:wp="http://schemas.openxmlformats.org/drawingml/2006/wordprocessingDrawing" xmlns:wpc="http://schemas.microsoft.com/office/word/2010/wordprocessingCanvas" xmlns:wpg="http://schemas.microsoft.com/office/word/2010/wordprocessingGroup" xmlns:wpi="http://schemas.microsoft.com/office/word/2010/wordprocessingInk" xmlns:wps="http://schemas.microsoft.com/office/word/2010/wordprocessingShape" mc:Ignorable="w14 wp14">
+<w:hdr xmlns:mc="http://schemas.openxmlformats.org/markup-compatibility/2006" xmlns:w="http://schemas.openxmlformats.org/wordprocessingml/2006/main" xmlns:m="http://schemas.openxmlformats.org/officeDocument/2006/math" xmlns:mo="http://schemas.microsoft.com/office/mac/office/2008/main" xmlns:mv="urn:schemas-microsoft-com:mac:vml" xmlns:o="urn:schemas-microsoft-com:office:office" xmlns:r="http://schemas.openxmlformats.org/officeDocument/2006/relationships" xmlns:v="urn:schemas-microsoft-com:vml" xmlns:w10="urn:schemas-microsoft-com:office:word" xmlns:w14="http://schemas.microsoft.com/office/word/2010/wordml" xmlns:wne="http://schemas.microsoft.com/office/word/2006/wordml" xmlns:wp14="http://schemas.microsoft.com/office/word/2010/wordprocessingDrawing" xmlns:wp="http://schemas.openxmlformats.org/drawingml/2006/wordprocessingDrawing" xmlns:wpc="http://schemas.microsoft.com/office/word/2010/wordprocessingCanvas" xmlns:wpg="http://schemas.microsoft.com/office/word/2010/wordprocessingGroup" xmlns:wpi="http://schemas.microsoft.com/office/word/2010/wordprocessingInk" xmlns:wps="http://schemas.microsoft.com/office/word/2010/wordprocessingShape" mc:Ignorable="w14 wp14">
   <w:p>
     <w:pPr>
       <w:pStyle w:val="Header"/>
@@ -2682,7 +2931,7 @@
     </w:pPr>
     <w:r>
       <w:rPr>
-        <w:rFonts w:ascii="Times New Roman" w:hAnsi="Times New Roman"/>
+        <w:rFonts w:ascii="Times New Roman" w:hAnsi="Times New Roman" w:eastAsia="黑体"/>
         <w:sz w:val="18"/>
         <w:rFonts w:eastAsia="黑体"/>
         <w:rFonts w:eastAsia="黑体"/>
@@ -2694,7 +2943,7 @@
 </file>
 
 <file path=word/numbering.xml><?xml version="1.0" encoding="utf-8"?>
-<w:numbering xmlns:m="http://schemas.openxmlformats.org/officeDocument/2006/math" xmlns:mc="http://schemas.openxmlformats.org/markup-compatibility/2006" xmlns:mo="http://schemas.microsoft.com/office/mac/office/2008/main" xmlns:mv="urn:schemas-microsoft-com:mac:vml" xmlns:o="urn:schemas-microsoft-com:office:office" xmlns:r="http://schemas.openxmlformats.org/officeDocument/2006/relationships" xmlns:v="urn:schemas-microsoft-com:vml" xmlns:w="http://schemas.openxmlformats.org/wordprocessingml/2006/main" xmlns:w10="urn:schemas-microsoft-com:office:word" xmlns:w14="http://schemas.microsoft.com/office/word/2010/wordml" xmlns:wne="http://schemas.microsoft.com/office/word/2006/wordml" xmlns:wp="http://schemas.openxmlformats.org/drawingml/2006/wordprocessingDrawing" xmlns:wp14="http://schemas.microsoft.com/office/word/2010/wordprocessingDrawing" xmlns:wpc="http://schemas.microsoft.com/office/word/2010/wordprocessingCanvas" xmlns:wpg="http://schemas.microsoft.com/office/word/2010/wordprocessingGroup" xmlns:wpi="http://schemas.microsoft.com/office/word/2010/wordprocessingInk" xmlns:wps="http://schemas.microsoft.com/office/word/2010/wordprocessingShape" mc:Ignorable="w14 wp14">
+<w:numbering xmlns:mc="http://schemas.openxmlformats.org/markup-compatibility/2006" xmlns:w="http://schemas.openxmlformats.org/wordprocessingml/2006/main" xmlns:m="http://schemas.openxmlformats.org/officeDocument/2006/math" xmlns:mo="http://schemas.microsoft.com/office/mac/office/2008/main" xmlns:mv="urn:schemas-microsoft-com:mac:vml" xmlns:o="urn:schemas-microsoft-com:office:office" xmlns:r="http://schemas.openxmlformats.org/officeDocument/2006/relationships" xmlns:v="urn:schemas-microsoft-com:vml" xmlns:w10="urn:schemas-microsoft-com:office:word" xmlns:w14="http://schemas.microsoft.com/office/word/2010/wordml" xmlns:wne="http://schemas.microsoft.com/office/word/2006/wordml" xmlns:wp="http://schemas.openxmlformats.org/drawingml/2006/wordprocessingDrawing" xmlns:wp14="http://schemas.microsoft.com/office/word/2010/wordprocessingDrawing" xmlns:wpc="http://schemas.microsoft.com/office/word/2010/wordprocessingCanvas" xmlns:wpg="http://schemas.microsoft.com/office/word/2010/wordprocessingGroup" xmlns:wpi="http://schemas.microsoft.com/office/word/2010/wordprocessingInk" xmlns:wps="http://schemas.microsoft.com/office/word/2010/wordprocessingShape" mc:Ignorable="w14 wp14">
   <w:abstractNum w:abstractNumId="0">
     <w:nsid w:val="FFFFFF7C"/>
     <w:multiLevelType w:val="singleLevel"/>
@@ -2781,7 +3030,7 @@
         <w:ind w:hanging="360" w:left="1440"/>
       </w:pPr>
       <w:rPr>
-        <w:rFonts w:ascii="Symbol" w:hAnsi="Symbol" w:hint="default"/>
+        <w:rFonts w:ascii="Symbol" w:hAnsi="Symbol" w:hint="default" w:eastAsia="黑体"/>
       </w:rPr>
     </w:lvl>
   </w:abstractNum>
@@ -2802,7 +3051,7 @@
         <w:ind w:hanging="360" w:left="1080"/>
       </w:pPr>
       <w:rPr>
-        <w:rFonts w:ascii="Symbol" w:hAnsi="Symbol" w:hint="default"/>
+        <w:rFonts w:ascii="Symbol" w:hAnsi="Symbol" w:hint="default" w:eastAsia="黑体"/>
       </w:rPr>
     </w:lvl>
   </w:abstractNum>
@@ -2823,7 +3072,7 @@
         <w:ind w:hanging="360" w:left="720"/>
       </w:pPr>
       <w:rPr>
-        <w:rFonts w:ascii="Symbol" w:hAnsi="Symbol" w:hint="default"/>
+        <w:rFonts w:ascii="Symbol" w:hAnsi="Symbol" w:hint="default" w:eastAsia="黑体"/>
       </w:rPr>
     </w:lvl>
   </w:abstractNum>
@@ -2862,7 +3111,7 @@
         <w:ind w:hanging="360" w:left="360"/>
       </w:pPr>
       <w:rPr>
-        <w:rFonts w:ascii="Symbol" w:hAnsi="Symbol" w:hint="default"/>
+        <w:rFonts w:ascii="Symbol" w:hAnsi="Symbol" w:hint="default" w:eastAsia="黑体"/>
       </w:rPr>
     </w:lvl>
   </w:abstractNum>
@@ -2953,7 +3202,7 @@
         <w:ind w:left="720" w:hanging="360"/>
       </w:pPr>
       <w:rPr>
-        <w:rFonts w:ascii="Symbol" w:hAnsi="Symbol" w:cs="Symbol" w:hint="default"/>
+        <w:rFonts w:ascii="Symbol" w:hAnsi="Symbol" w:cs="Symbol" w:hint="default" w:eastAsia="黑体"/>
       </w:rPr>
     </w:lvl>
     <w:lvl w:ilvl="1">
@@ -2964,7 +3213,7 @@
         <w:ind w:left="1440" w:hanging="360"/>
       </w:pPr>
       <w:rPr>
-        <w:rFonts w:ascii="Courier New" w:hAnsi="Courier New" w:cs="Courier New" w:hint="default"/>
+        <w:rFonts w:ascii="Courier New" w:hAnsi="Courier New" w:cs="Courier New" w:hint="default" w:eastAsia="黑体"/>
       </w:rPr>
     </w:lvl>
     <w:lvl w:ilvl="2">
@@ -2975,7 +3224,7 @@
         <w:ind w:left="2160" w:hanging="360"/>
       </w:pPr>
       <w:rPr>
-        <w:rFonts w:ascii="Wingdings" w:hAnsi="Wingdings" w:cs="Wingdings" w:hint="default"/>
+        <w:rFonts w:ascii="Wingdings" w:hAnsi="Wingdings" w:cs="Wingdings" w:hint="default" w:eastAsia="黑体"/>
       </w:rPr>
     </w:lvl>
     <w:lvl w:ilvl="3">
@@ -2986,7 +3235,7 @@
         <w:ind w:left="2880" w:hanging="360"/>
       </w:pPr>
       <w:rPr>
-        <w:rFonts w:ascii="Symbol" w:hAnsi="Symbol" w:cs="Symbol" w:hint="default"/>
+        <w:rFonts w:ascii="Symbol" w:hAnsi="Symbol" w:cs="Symbol" w:hint="default" w:eastAsia="黑体"/>
       </w:rPr>
     </w:lvl>
     <w:lvl w:ilvl="4">
@@ -2997,7 +3246,7 @@
         <w:ind w:left="3600" w:hanging="360"/>
       </w:pPr>
       <w:rPr>
-        <w:rFonts w:ascii="Courier New" w:hAnsi="Courier New" w:cs="Courier New" w:hint="default"/>
+        <w:rFonts w:ascii="Courier New" w:hAnsi="Courier New" w:cs="Courier New" w:hint="default" w:eastAsia="黑体"/>
       </w:rPr>
     </w:lvl>
     <w:lvl w:ilvl="5">
@@ -3008,7 +3257,7 @@
         <w:ind w:left="4320" w:hanging="360"/>
       </w:pPr>
       <w:rPr>
-        <w:rFonts w:ascii="Wingdings" w:hAnsi="Wingdings" w:cs="Wingdings" w:hint="default"/>
+        <w:rFonts w:ascii="Wingdings" w:hAnsi="Wingdings" w:cs="Wingdings" w:hint="default" w:eastAsia="黑体"/>
       </w:rPr>
     </w:lvl>
     <w:lvl w:ilvl="6">
@@ -3019,7 +3268,7 @@
         <w:ind w:left="5040" w:hanging="360"/>
       </w:pPr>
       <w:rPr>
-        <w:rFonts w:ascii="Symbol" w:hAnsi="Symbol" w:cs="Symbol" w:hint="default"/>
+        <w:rFonts w:ascii="Symbol" w:hAnsi="Symbol" w:cs="Symbol" w:hint="default" w:eastAsia="黑体"/>
       </w:rPr>
     </w:lvl>
     <w:lvl w:ilvl="7">
@@ -3030,7 +3279,7 @@
         <w:ind w:left="5760" w:hanging="360"/>
       </w:pPr>
       <w:rPr>
-        <w:rFonts w:ascii="Courier New" w:hAnsi="Courier New" w:cs="Courier New" w:hint="default"/>
+        <w:rFonts w:ascii="Courier New" w:hAnsi="Courier New" w:cs="Courier New" w:hint="default" w:eastAsia="黑体"/>
       </w:rPr>
     </w:lvl>
     <w:lvl w:ilvl="8">
@@ -3041,7 +3290,7 @@
         <w:ind w:left="6480" w:hanging="360"/>
       </w:pPr>
       <w:rPr>
-        <w:rFonts w:ascii="Wingdings" w:hAnsi="Wingdings" w:cs="Wingdings" w:hint="default"/>
+        <w:rFonts w:ascii="Wingdings" w:hAnsi="Wingdings" w:cs="Wingdings" w:hint="default" w:eastAsia="黑体"/>
       </w:rPr>
     </w:lvl>
   </w:abstractNum>
@@ -3097,11 +3346,11 @@
 </file>
 
 <file path=word/styles.xml><?xml version="1.0" encoding="utf-8"?>
-<w:styles xmlns:mc="http://schemas.openxmlformats.org/markup-compatibility/2006" xmlns:r="http://schemas.openxmlformats.org/officeDocument/2006/relationships" xmlns:w="http://schemas.openxmlformats.org/wordprocessingml/2006/main" xmlns:w14="http://schemas.microsoft.com/office/word/2010/wordml" mc:Ignorable="w14">
+<w:styles xmlns:mc="http://schemas.openxmlformats.org/markup-compatibility/2006" xmlns:w="http://schemas.openxmlformats.org/wordprocessingml/2006/main" xmlns:r="http://schemas.openxmlformats.org/officeDocument/2006/relationships" xmlns:w14="http://schemas.microsoft.com/office/word/2010/wordml" mc:Ignorable="w14">
   <w:docDefaults>
     <w:rPrDefault>
       <w:rPr>
-        <w:rFonts w:asciiTheme="minorHAnsi" w:cstheme="minorBidi" w:eastAsiaTheme="minorEastAsia" w:hAnsiTheme="minorHAnsi"/>
+        <w:rFonts w:asciiTheme="minorHAnsi" w:cstheme="minorBidi" w:hAnsiTheme="minorHAnsi" w:eastAsia="黑体"/>
         <w:sz w:val="22"/>
         <w:szCs w:val="22"/>
         <w:lang w:bidi="ar-SA" w:eastAsia="en-US" w:val="en-US"/>
@@ -3323,7 +3572,7 @@
       <w:outlineLvl w:val="0"/>
     </w:pPr>
     <w:rPr>
-      <w:rFonts w:ascii="Times New Roman" w:asciiTheme="majorHAnsi" w:cstheme="majorBidi" w:eastAsia="黑体" w:eastAsiaTheme="majorEastAsia" w:hAnsi="Times New Roman" w:hAnsiTheme="majorHAnsi"/>
+      <w:rFonts w:ascii="Times New Roman" w:asciiTheme="majorHAnsi" w:cstheme="majorBidi" w:eastAsia="黑体" w:hAnsi="Times New Roman" w:hAnsiTheme="majorHAnsi"/>
       <w:b/>
       <w:bCs/>
       <w:color w:val="1F3864"/>
@@ -3347,7 +3596,7 @@
       <w:outlineLvl w:val="1"/>
     </w:pPr>
     <w:rPr>
-      <w:rFonts w:ascii="Times New Roman" w:asciiTheme="majorHAnsi" w:cstheme="majorBidi" w:eastAsia="黑体" w:eastAsiaTheme="majorEastAsia" w:hAnsi="Times New Roman" w:hAnsiTheme="majorHAnsi"/>
+      <w:rFonts w:ascii="Times New Roman" w:asciiTheme="majorHAnsi" w:cstheme="majorBidi" w:eastAsia="黑体" w:hAnsi="Times New Roman" w:hAnsiTheme="majorHAnsi"/>
       <w:b/>
       <w:bCs/>
       <w:color w:val="2E4E7E"/>
@@ -3371,7 +3620,7 @@
       <w:outlineLvl w:val="2"/>
     </w:pPr>
     <w:rPr>
-      <w:rFonts w:ascii="Times New Roman" w:asciiTheme="majorHAnsi" w:cstheme="majorBidi" w:eastAsia="黑体" w:eastAsiaTheme="majorEastAsia" w:hAnsi="Times New Roman" w:hAnsiTheme="majorHAnsi"/>
+      <w:rFonts w:ascii="Times New Roman" w:asciiTheme="majorHAnsi" w:cstheme="majorBidi" w:eastAsia="黑体" w:hAnsi="Times New Roman" w:hAnsiTheme="majorHAnsi"/>
       <w:b/>
       <w:bCs/>
       <w:color w:val="2E4E7E"/>
@@ -3395,7 +3644,7 @@
       <w:outlineLvl w:val="3"/>
     </w:pPr>
     <w:rPr>
-      <w:rFonts w:ascii="Times New Roman" w:asciiTheme="majorHAnsi" w:cstheme="majorBidi" w:eastAsia="黑体" w:eastAsiaTheme="majorEastAsia" w:hAnsi="Times New Roman" w:hAnsiTheme="majorHAnsi"/>
+      <w:rFonts w:ascii="Times New Roman" w:asciiTheme="majorHAnsi" w:cstheme="majorBidi" w:eastAsia="黑体" w:hAnsi="Times New Roman" w:hAnsiTheme="majorHAnsi"/>
       <w:b/>
       <w:bCs/>
       <w:i/>
@@ -3421,7 +3670,7 @@
       <w:outlineLvl w:val="4"/>
     </w:pPr>
     <w:rPr>
-      <w:rFonts w:ascii="Times New Roman" w:asciiTheme="majorHAnsi" w:cstheme="majorBidi" w:eastAsia="黑体" w:eastAsiaTheme="majorEastAsia" w:hAnsi="Times New Roman" w:hAnsiTheme="majorHAnsi"/>
+      <w:rFonts w:ascii="Times New Roman" w:asciiTheme="majorHAnsi" w:cstheme="majorBidi" w:eastAsia="黑体" w:hAnsi="Times New Roman" w:hAnsiTheme="majorHAnsi"/>
       <w:b/>
       <w:color w:val="333333"/>
       <w:sz w:val="22"/>
@@ -3444,7 +3693,7 @@
       <w:outlineLvl w:val="5"/>
     </w:pPr>
     <w:rPr>
-      <w:rFonts w:asciiTheme="majorHAnsi" w:cstheme="majorBidi" w:eastAsiaTheme="majorEastAsia" w:hAnsiTheme="majorHAnsi"/>
+      <w:rFonts w:asciiTheme="majorHAnsi" w:cstheme="majorBidi" w:hAnsiTheme="majorHAnsi" w:eastAsia="黑体"/>
       <w:i/>
       <w:iCs/>
       <w:color w:themeColor="accent1" w:themeShade="7F" w:val="243F60"/>
@@ -3467,7 +3716,7 @@
       <w:outlineLvl w:val="6"/>
     </w:pPr>
     <w:rPr>
-      <w:rFonts w:asciiTheme="majorHAnsi" w:cstheme="majorBidi" w:eastAsiaTheme="majorEastAsia" w:hAnsiTheme="majorHAnsi"/>
+      <w:rFonts w:asciiTheme="majorHAnsi" w:cstheme="majorBidi" w:hAnsiTheme="majorHAnsi" w:eastAsia="黑体"/>
       <w:i/>
       <w:iCs/>
       <w:color w:themeColor="text1" w:themeTint="BF" w:val="404040"/>
@@ -3490,7 +3739,7 @@
       <w:outlineLvl w:val="7"/>
     </w:pPr>
     <w:rPr>
-      <w:rFonts w:asciiTheme="majorHAnsi" w:cstheme="majorBidi" w:eastAsiaTheme="majorEastAsia" w:hAnsiTheme="majorHAnsi"/>
+      <w:rFonts w:asciiTheme="majorHAnsi" w:cstheme="majorBidi" w:hAnsiTheme="majorHAnsi" w:eastAsia="黑体"/>
       <w:color w:themeColor="accent1" w:val="4F81BD"/>
       <w:sz w:val="20"/>
       <w:szCs w:val="20"/>
@@ -3513,7 +3762,7 @@
       <w:outlineLvl w:val="8"/>
     </w:pPr>
     <w:rPr>
-      <w:rFonts w:asciiTheme="majorHAnsi" w:cstheme="majorBidi" w:eastAsiaTheme="majorEastAsia" w:hAnsiTheme="majorHAnsi"/>
+      <w:rFonts w:asciiTheme="majorHAnsi" w:cstheme="majorBidi" w:hAnsiTheme="majorHAnsi" w:eastAsia="黑体"/>
       <w:i/>
       <w:iCs/>
       <w:color w:themeColor="text1" w:themeTint="BF" w:val="404040"/>
@@ -3564,7 +3813,7 @@
     <w:uiPriority w:val="9"/>
     <w:rsid w:val="00FC693F"/>
     <w:rPr>
-      <w:rFonts w:asciiTheme="majorHAnsi" w:cstheme="majorBidi" w:eastAsiaTheme="majorEastAsia" w:hAnsiTheme="majorHAnsi"/>
+      <w:rFonts w:asciiTheme="majorHAnsi" w:cstheme="majorBidi" w:hAnsiTheme="majorHAnsi" w:eastAsia="黑体"/>
       <w:b/>
       <w:bCs/>
       <w:color w:themeColor="accent1" w:themeShade="BF" w:val="365F91"/>
@@ -3579,7 +3828,7 @@
     <w:uiPriority w:val="9"/>
     <w:rsid w:val="00FC693F"/>
     <w:rPr>
-      <w:rFonts w:asciiTheme="majorHAnsi" w:cstheme="majorBidi" w:eastAsiaTheme="majorEastAsia" w:hAnsiTheme="majorHAnsi"/>
+      <w:rFonts w:asciiTheme="majorHAnsi" w:cstheme="majorBidi" w:hAnsiTheme="majorHAnsi" w:eastAsia="黑体"/>
       <w:b/>
       <w:bCs/>
       <w:color w:themeColor="accent1" w:val="4F81BD"/>
@@ -3594,7 +3843,7 @@
     <w:uiPriority w:val="9"/>
     <w:rsid w:val="00FC693F"/>
     <w:rPr>
-      <w:rFonts w:asciiTheme="majorHAnsi" w:cstheme="majorBidi" w:eastAsiaTheme="majorEastAsia" w:hAnsiTheme="majorHAnsi"/>
+      <w:rFonts w:asciiTheme="majorHAnsi" w:cstheme="majorBidi" w:hAnsiTheme="majorHAnsi" w:eastAsia="黑体"/>
       <w:b/>
       <w:bCs/>
       <w:color w:themeColor="accent1" w:val="4F81BD"/>
@@ -3617,7 +3866,7 @@
       <w:contextualSpacing/>
     </w:pPr>
     <w:rPr>
-      <w:rFonts w:ascii="Times New Roman" w:asciiTheme="majorHAnsi" w:cstheme="majorBidi" w:eastAsia="黑体" w:eastAsiaTheme="majorEastAsia" w:hAnsi="Times New Roman" w:hAnsiTheme="majorHAnsi"/>
+      <w:rFonts w:ascii="Times New Roman" w:asciiTheme="majorHAnsi" w:cstheme="majorBidi" w:eastAsia="黑体" w:hAnsi="Times New Roman" w:hAnsiTheme="majorHAnsi"/>
       <w:b/>
       <w:color w:val="1F3864"/>
       <w:spacing w:val="5"/>
@@ -3633,7 +3882,7 @@
     <w:uiPriority w:val="10"/>
     <w:rsid w:val="00FC693F"/>
     <w:rPr>
-      <w:rFonts w:asciiTheme="majorHAnsi" w:cstheme="majorBidi" w:eastAsiaTheme="majorEastAsia" w:hAnsiTheme="majorHAnsi"/>
+      <w:rFonts w:asciiTheme="majorHAnsi" w:cstheme="majorBidi" w:hAnsiTheme="majorHAnsi" w:eastAsia="黑体"/>
       <w:color w:themeColor="text2" w:themeShade="BF" w:val="17365D"/>
       <w:spacing w:val="5"/>
       <w:kern w:val="28"/>
@@ -3655,7 +3904,7 @@
       </w:numPr>
     </w:pPr>
     <w:rPr>
-      <w:rFonts w:asciiTheme="majorHAnsi" w:cstheme="majorBidi" w:eastAsiaTheme="majorEastAsia" w:hAnsiTheme="majorHAnsi"/>
+      <w:rFonts w:asciiTheme="majorHAnsi" w:cstheme="majorBidi" w:hAnsiTheme="majorHAnsi" w:eastAsia="黑体"/>
       <w:i/>
       <w:iCs/>
       <w:color w:themeColor="accent1" w:val="4F81BD"/>
@@ -3671,7 +3920,7 @@
     <w:uiPriority w:val="11"/>
     <w:rsid w:val="00FC693F"/>
     <w:rPr>
-      <w:rFonts w:asciiTheme="majorHAnsi" w:cstheme="majorBidi" w:eastAsiaTheme="majorEastAsia" w:hAnsiTheme="majorHAnsi"/>
+      <w:rFonts w:asciiTheme="majorHAnsi" w:cstheme="majorBidi" w:hAnsiTheme="majorHAnsi" w:eastAsia="黑体"/>
       <w:i/>
       <w:iCs/>
       <w:color w:themeColor="accent1" w:val="4F81BD"/>
@@ -3738,6 +3987,7 @@
       <w:spacing w:after="120"/>
     </w:pPr>
     <w:rPr>
+      <w:rFonts w:eastAsia="黑体"/>
       <w:sz w:val="16"/>
       <w:szCs w:val="16"/>
     </w:rPr>
@@ -3749,6 +3999,7 @@
     <w:uiPriority w:val="99"/>
     <w:rsid w:val="00AA1D8D"/>
     <w:rPr>
+      <w:rFonts w:eastAsia="黑体"/>
       <w:sz w:val="16"/>
       <w:szCs w:val="16"/>
     </w:rPr>
@@ -3918,7 +4169,7 @@
       </w:tabs>
     </w:pPr>
     <w:rPr>
-      <w:rFonts w:ascii="Courier" w:hAnsi="Courier"/>
+      <w:rFonts w:ascii="Courier" w:hAnsi="Courier" w:eastAsia="黑体"/>
       <w:sz w:val="20"/>
       <w:szCs w:val="20"/>
     </w:rPr>
@@ -3930,7 +4181,7 @@
     <w:uiPriority w:val="99"/>
     <w:rsid w:val="0029639D"/>
     <w:rPr>
-      <w:rFonts w:ascii="Courier" w:hAnsi="Courier"/>
+      <w:rFonts w:ascii="Courier" w:hAnsi="Courier" w:eastAsia="黑体"/>
       <w:sz w:val="20"/>
       <w:szCs w:val="20"/>
     </w:rPr>
@@ -3966,6 +4217,7 @@
     <w:uiPriority w:val="29"/>
     <w:rsid w:val="00FC693F"/>
     <w:rPr>
+      <w:rFonts w:eastAsia="黑体"/>
       <w:i/>
       <w:iCs/>
       <w:color w:themeColor="text1" w:val="000000"/>
@@ -3979,7 +4231,7 @@
     <w:semiHidden/>
     <w:rsid w:val="00FC693F"/>
     <w:rPr>
-      <w:rFonts w:asciiTheme="majorHAnsi" w:cstheme="majorBidi" w:eastAsiaTheme="majorEastAsia" w:hAnsiTheme="majorHAnsi"/>
+      <w:rFonts w:asciiTheme="majorHAnsi" w:cstheme="majorBidi" w:hAnsiTheme="majorHAnsi" w:eastAsia="黑体"/>
       <w:b/>
       <w:bCs/>
       <w:i/>
@@ -3995,7 +4247,7 @@
     <w:semiHidden/>
     <w:rsid w:val="00FC693F"/>
     <w:rPr>
-      <w:rFonts w:asciiTheme="majorHAnsi" w:cstheme="majorBidi" w:eastAsiaTheme="majorEastAsia" w:hAnsiTheme="majorHAnsi"/>
+      <w:rFonts w:asciiTheme="majorHAnsi" w:cstheme="majorBidi" w:hAnsiTheme="majorHAnsi" w:eastAsia="黑体"/>
       <w:color w:themeColor="accent1" w:themeShade="7F" w:val="243F60"/>
     </w:rPr>
   </w:style>
@@ -4007,7 +4259,7 @@
     <w:semiHidden/>
     <w:rsid w:val="00FC693F"/>
     <w:rPr>
-      <w:rFonts w:asciiTheme="majorHAnsi" w:cstheme="majorBidi" w:eastAsiaTheme="majorEastAsia" w:hAnsiTheme="majorHAnsi"/>
+      <w:rFonts w:asciiTheme="majorHAnsi" w:cstheme="majorBidi" w:hAnsiTheme="majorHAnsi" w:eastAsia="黑体"/>
       <w:i/>
       <w:iCs/>
       <w:color w:themeColor="accent1" w:themeShade="7F" w:val="243F60"/>
@@ -4021,7 +4273,7 @@
     <w:semiHidden/>
     <w:rsid w:val="00FC693F"/>
     <w:rPr>
-      <w:rFonts w:asciiTheme="majorHAnsi" w:cstheme="majorBidi" w:eastAsiaTheme="majorEastAsia" w:hAnsiTheme="majorHAnsi"/>
+      <w:rFonts w:asciiTheme="majorHAnsi" w:cstheme="majorBidi" w:hAnsiTheme="majorHAnsi" w:eastAsia="黑体"/>
       <w:i/>
       <w:iCs/>
       <w:color w:themeColor="text1" w:themeTint="BF" w:val="404040"/>
@@ -4035,7 +4287,7 @@
     <w:semiHidden/>
     <w:rsid w:val="00FC693F"/>
     <w:rPr>
-      <w:rFonts w:asciiTheme="majorHAnsi" w:cstheme="majorBidi" w:eastAsiaTheme="majorEastAsia" w:hAnsiTheme="majorHAnsi"/>
+      <w:rFonts w:asciiTheme="majorHAnsi" w:cstheme="majorBidi" w:hAnsiTheme="majorHAnsi" w:eastAsia="黑体"/>
       <w:color w:themeColor="accent1" w:val="4F81BD"/>
       <w:sz w:val="20"/>
       <w:szCs w:val="20"/>
@@ -4049,7 +4301,7 @@
     <w:semiHidden/>
     <w:rsid w:val="00FC693F"/>
     <w:rPr>
-      <w:rFonts w:asciiTheme="majorHAnsi" w:cstheme="majorBidi" w:eastAsiaTheme="majorEastAsia" w:hAnsiTheme="majorHAnsi"/>
+      <w:rFonts w:asciiTheme="majorHAnsi" w:cstheme="majorBidi" w:hAnsiTheme="majorHAnsi" w:eastAsia="黑体"/>
       <w:i/>
       <w:iCs/>
       <w:color w:themeColor="text1" w:themeTint="BF" w:val="404040"/>
@@ -4070,6 +4322,7 @@
       <w:spacing w:line="240" w:lineRule="auto"/>
     </w:pPr>
     <w:rPr>
+      <w:rFonts w:eastAsia="黑体"/>
       <w:b/>
       <w:bCs/>
       <w:color w:themeColor="accent1" w:val="4F81BD"/>
@@ -4084,6 +4337,7 @@
     <w:qFormat/>
     <w:rsid w:val="00FC693F"/>
     <w:rPr>
+      <w:rFonts w:eastAsia="黑体"/>
       <w:b/>
       <w:bCs/>
     </w:rPr>
@@ -4095,6 +4349,7 @@
     <w:qFormat/>
     <w:rsid w:val="00FC693F"/>
     <w:rPr>
+      <w:rFonts w:eastAsia="黑体"/>
       <w:i/>
       <w:iCs/>
     </w:rPr>
@@ -4115,6 +4370,7 @@
       <w:ind w:left="936" w:right="936"/>
     </w:pPr>
     <w:rPr>
+      <w:rFonts w:eastAsia="黑体"/>
       <w:b/>
       <w:bCs/>
       <w:i/>
@@ -4129,6 +4385,7 @@
     <w:uiPriority w:val="30"/>
     <w:rsid w:val="00FC693F"/>
     <w:rPr>
+      <w:rFonts w:eastAsia="黑体"/>
       <w:b/>
       <w:bCs/>
       <w:i/>
@@ -4143,6 +4400,7 @@
     <w:qFormat/>
     <w:rsid w:val="00FC693F"/>
     <w:rPr>
+      <w:rFonts w:eastAsia="黑体"/>
       <w:i/>
       <w:iCs/>
       <w:color w:themeColor="text1" w:themeTint="7F" w:val="808080"/>
@@ -4155,6 +4413,7 @@
     <w:qFormat/>
     <w:rsid w:val="00FC693F"/>
     <w:rPr>
+      <w:rFonts w:eastAsia="黑体"/>
       <w:b/>
       <w:bCs/>
       <w:i/>
@@ -4169,6 +4428,7 @@
     <w:qFormat/>
     <w:rsid w:val="00FC693F"/>
     <w:rPr>
+      <w:rFonts w:eastAsia="黑体"/>
       <w:smallCaps/>
       <w:color w:themeColor="accent2" w:val="C0504D"/>
       <w:u w:val="single"/>
@@ -4181,6 +4441,7 @@
     <w:qFormat/>
     <w:rsid w:val="00FC693F"/>
     <w:rPr>
+      <w:rFonts w:eastAsia="黑体"/>
       <w:b/>
       <w:bCs/>
       <w:smallCaps/>
@@ -4196,6 +4457,7 @@
     <w:qFormat/>
     <w:rsid w:val="00FC693F"/>
     <w:rPr>
+      <w:rFonts w:eastAsia="黑体"/>
       <w:b/>
       <w:bCs/>
       <w:smallCaps/>
@@ -4250,6 +4512,7 @@
       <w:spacing w:after="0" w:line="240" w:lineRule="auto"/>
     </w:pPr>
     <w:rPr>
+      <w:rFonts w:eastAsia="黑体"/>
       <w:color w:themeColor="text1" w:themeShade="BF" w:val="000000"/>
     </w:rPr>
     <w:tblPr>
@@ -4272,6 +4535,7 @@
         <w:spacing w:after="0" w:before="0" w:line="240" w:lineRule="auto"/>
       </w:pPr>
       <w:rPr>
+        <w:rFonts w:eastAsia="黑体"/>
         <w:b/>
         <w:bCs/>
       </w:rPr>
@@ -4292,6 +4556,7 @@
         <w:spacing w:after="0" w:before="0" w:line="240" w:lineRule="auto"/>
       </w:pPr>
       <w:rPr>
+        <w:rFonts w:eastAsia="黑体"/>
         <w:b/>
         <w:bCs/>
       </w:rPr>
@@ -4309,12 +4574,14 @@
     </w:tblStylePr>
     <w:tblStylePr w:type="firstCol">
       <w:rPr>
+        <w:rFonts w:eastAsia="黑体"/>
         <w:b/>
         <w:bCs/>
       </w:rPr>
     </w:tblStylePr>
     <w:tblStylePr w:type="lastCol">
       <w:rPr>
+        <w:rFonts w:eastAsia="黑体"/>
         <w:b/>
         <w:bCs/>
       </w:rPr>
@@ -4353,6 +4620,7 @@
       <w:spacing w:after="0" w:line="240" w:lineRule="auto"/>
     </w:pPr>
     <w:rPr>
+      <w:rFonts w:eastAsia="黑体"/>
       <w:color w:themeColor="accent1" w:themeShade="BF" w:val="365F91"/>
     </w:rPr>
     <w:tblPr>
@@ -4375,6 +4643,7 @@
         <w:spacing w:after="0" w:before="0" w:line="240" w:lineRule="auto"/>
       </w:pPr>
       <w:rPr>
+        <w:rFonts w:eastAsia="黑体"/>
         <w:b/>
         <w:bCs/>
       </w:rPr>
@@ -4395,6 +4664,7 @@
         <w:spacing w:after="0" w:before="0" w:line="240" w:lineRule="auto"/>
       </w:pPr>
       <w:rPr>
+        <w:rFonts w:eastAsia="黑体"/>
         <w:b/>
         <w:bCs/>
       </w:rPr>
@@ -4412,12 +4682,14 @@
     </w:tblStylePr>
     <w:tblStylePr w:type="firstCol">
       <w:rPr>
+        <w:rFonts w:eastAsia="黑体"/>
         <w:b/>
         <w:bCs/>
       </w:rPr>
     </w:tblStylePr>
     <w:tblStylePr w:type="lastCol">
       <w:rPr>
+        <w:rFonts w:eastAsia="黑体"/>
         <w:b/>
         <w:bCs/>
       </w:rPr>
@@ -4456,6 +4728,7 @@
       <w:spacing w:after="0" w:line="240" w:lineRule="auto"/>
     </w:pPr>
     <w:rPr>
+      <w:rFonts w:eastAsia="黑体"/>
       <w:color w:themeColor="accent2" w:themeShade="BF" w:val="943634"/>
     </w:rPr>
     <w:tblPr>
@@ -4478,6 +4751,7 @@
         <w:spacing w:after="0" w:before="0" w:line="240" w:lineRule="auto"/>
       </w:pPr>
       <w:rPr>
+        <w:rFonts w:eastAsia="黑体"/>
         <w:b/>
         <w:bCs/>
       </w:rPr>
@@ -4498,6 +4772,7 @@
         <w:spacing w:after="0" w:before="0" w:line="240" w:lineRule="auto"/>
       </w:pPr>
       <w:rPr>
+        <w:rFonts w:eastAsia="黑体"/>
         <w:b/>
         <w:bCs/>
       </w:rPr>
@@ -4515,12 +4790,14 @@
     </w:tblStylePr>
     <w:tblStylePr w:type="firstCol">
       <w:rPr>
+        <w:rFonts w:eastAsia="黑体"/>
         <w:b/>
         <w:bCs/>
       </w:rPr>
     </w:tblStylePr>
     <w:tblStylePr w:type="lastCol">
       <w:rPr>
+        <w:rFonts w:eastAsia="黑体"/>
         <w:b/>
         <w:bCs/>
       </w:rPr>
@@ -4559,6 +4836,7 @@
       <w:spacing w:after="0" w:line="240" w:lineRule="auto"/>
     </w:pPr>
     <w:rPr>
+      <w:rFonts w:eastAsia="黑体"/>
       <w:color w:themeColor="accent3" w:themeShade="BF" w:val="76923C"/>
     </w:rPr>
     <w:tblPr>
@@ -4581,6 +4859,7 @@
         <w:spacing w:after="0" w:before="0" w:line="240" w:lineRule="auto"/>
       </w:pPr>
       <w:rPr>
+        <w:rFonts w:eastAsia="黑体"/>
         <w:b/>
         <w:bCs/>
       </w:rPr>
@@ -4601,6 +4880,7 @@
         <w:spacing w:after="0" w:before="0" w:line="240" w:lineRule="auto"/>
       </w:pPr>
       <w:rPr>
+        <w:rFonts w:eastAsia="黑体"/>
         <w:b/>
         <w:bCs/>
       </w:rPr>
@@ -4618,12 +4898,14 @@
     </w:tblStylePr>
     <w:tblStylePr w:type="firstCol">
       <w:rPr>
+        <w:rFonts w:eastAsia="黑体"/>
         <w:b/>
         <w:bCs/>
       </w:rPr>
     </w:tblStylePr>
     <w:tblStylePr w:type="lastCol">
       <w:rPr>
+        <w:rFonts w:eastAsia="黑体"/>
         <w:b/>
         <w:bCs/>
       </w:rPr>
@@ -4662,6 +4944,7 @@
       <w:spacing w:after="0" w:line="240" w:lineRule="auto"/>
     </w:pPr>
     <w:rPr>
+      <w:rFonts w:eastAsia="黑体"/>
       <w:color w:themeColor="accent4" w:themeShade="BF" w:val="5F497A"/>
     </w:rPr>
     <w:tblPr>
@@ -4684,6 +4967,7 @@
         <w:spacing w:after="0" w:before="0" w:line="240" w:lineRule="auto"/>
       </w:pPr>
       <w:rPr>
+        <w:rFonts w:eastAsia="黑体"/>
         <w:b/>
         <w:bCs/>
       </w:rPr>
@@ -4704,6 +4988,7 @@
         <w:spacing w:after="0" w:before="0" w:line="240" w:lineRule="auto"/>
       </w:pPr>
       <w:rPr>
+        <w:rFonts w:eastAsia="黑体"/>
         <w:b/>
         <w:bCs/>
       </w:rPr>
@@ -4721,12 +5006,14 @@
     </w:tblStylePr>
     <w:tblStylePr w:type="firstCol">
       <w:rPr>
+        <w:rFonts w:eastAsia="黑体"/>
         <w:b/>
         <w:bCs/>
       </w:rPr>
     </w:tblStylePr>
     <w:tblStylePr w:type="lastCol">
       <w:rPr>
+        <w:rFonts w:eastAsia="黑体"/>
         <w:b/>
         <w:bCs/>
       </w:rPr>
@@ -4765,6 +5052,7 @@
       <w:spacing w:after="0" w:line="240" w:lineRule="auto"/>
     </w:pPr>
     <w:rPr>
+      <w:rFonts w:eastAsia="黑体"/>
       <w:color w:themeColor="accent5" w:themeShade="BF" w:val="31849B"/>
     </w:rPr>
     <w:tblPr>
@@ -4787,6 +5075,7 @@
         <w:spacing w:after="0" w:before="0" w:line="240" w:lineRule="auto"/>
       </w:pPr>
       <w:rPr>
+        <w:rFonts w:eastAsia="黑体"/>
         <w:b/>
         <w:bCs/>
       </w:rPr>
@@ -4807,6 +5096,7 @@
         <w:spacing w:after="0" w:before="0" w:line="240" w:lineRule="auto"/>
       </w:pPr>
       <w:rPr>
+        <w:rFonts w:eastAsia="黑体"/>
         <w:b/>
         <w:bCs/>
       </w:rPr>
@@ -4824,12 +5114,14 @@
     </w:tblStylePr>
     <w:tblStylePr w:type="firstCol">
       <w:rPr>
+        <w:rFonts w:eastAsia="黑体"/>
         <w:b/>
         <w:bCs/>
       </w:rPr>
     </w:tblStylePr>
     <w:tblStylePr w:type="lastCol">
       <w:rPr>
+        <w:rFonts w:eastAsia="黑体"/>
         <w:b/>
         <w:bCs/>
       </w:rPr>
@@ -4868,6 +5160,7 @@
       <w:spacing w:after="0" w:line="240" w:lineRule="auto"/>
     </w:pPr>
     <w:rPr>
+      <w:rFonts w:eastAsia="黑体"/>
       <w:color w:themeColor="accent6" w:themeShade="BF" w:val="E36C0A"/>
     </w:rPr>
     <w:tblPr>
@@ -4890,6 +5183,7 @@
         <w:spacing w:after="0" w:before="0" w:line="240" w:lineRule="auto"/>
       </w:pPr>
       <w:rPr>
+        <w:rFonts w:eastAsia="黑体"/>
         <w:b/>
         <w:bCs/>
       </w:rPr>
@@ -4910,6 +5204,7 @@
         <w:spacing w:after="0" w:before="0" w:line="240" w:lineRule="auto"/>
       </w:pPr>
       <w:rPr>
+        <w:rFonts w:eastAsia="黑体"/>
         <w:b/>
         <w:bCs/>
       </w:rPr>
@@ -4927,12 +5222,14 @@
     </w:tblStylePr>
     <w:tblStylePr w:type="firstCol">
       <w:rPr>
+        <w:rFonts w:eastAsia="黑体"/>
         <w:b/>
         <w:bCs/>
       </w:rPr>
     </w:tblStylePr>
     <w:tblStylePr w:type="lastCol">
       <w:rPr>
+        <w:rFonts w:eastAsia="黑体"/>
         <w:b/>
         <w:bCs/>
       </w:rPr>
@@ -4992,6 +5289,7 @@
         <w:spacing w:after="0" w:before="0" w:line="240" w:lineRule="auto"/>
       </w:pPr>
       <w:rPr>
+        <w:rFonts w:eastAsia="黑体"/>
         <w:b/>
         <w:bCs/>
         <w:color w:themeColor="background1" w:val="FFFFFF"/>
@@ -5006,6 +5304,7 @@
         <w:spacing w:after="0" w:before="0" w:line="240" w:lineRule="auto"/>
       </w:pPr>
       <w:rPr>
+        <w:rFonts w:eastAsia="黑体"/>
         <w:b/>
         <w:bCs/>
       </w:rPr>
@@ -5021,12 +5320,14 @@
     </w:tblStylePr>
     <w:tblStylePr w:type="firstCol">
       <w:rPr>
+        <w:rFonts w:eastAsia="黑体"/>
         <w:b/>
         <w:bCs/>
       </w:rPr>
     </w:tblStylePr>
     <w:tblStylePr w:type="lastCol">
       <w:rPr>
+        <w:rFonts w:eastAsia="黑体"/>
         <w:b/>
         <w:bCs/>
       </w:rPr>
@@ -5084,6 +5385,7 @@
         <w:spacing w:after="0" w:before="0" w:line="240" w:lineRule="auto"/>
       </w:pPr>
       <w:rPr>
+        <w:rFonts w:eastAsia="黑体"/>
         <w:b/>
         <w:bCs/>
         <w:color w:themeColor="background1" w:val="FFFFFF"/>
@@ -5098,6 +5400,7 @@
         <w:spacing w:after="0" w:before="0" w:line="240" w:lineRule="auto"/>
       </w:pPr>
       <w:rPr>
+        <w:rFonts w:eastAsia="黑体"/>
         <w:b/>
         <w:bCs/>
       </w:rPr>
@@ -5113,12 +5416,14 @@
     </w:tblStylePr>
     <w:tblStylePr w:type="firstCol">
       <w:rPr>
+        <w:rFonts w:eastAsia="黑体"/>
         <w:b/>
         <w:bCs/>
       </w:rPr>
     </w:tblStylePr>
     <w:tblStylePr w:type="lastCol">
       <w:rPr>
+        <w:rFonts w:eastAsia="黑体"/>
         <w:b/>
         <w:bCs/>
       </w:rPr>
@@ -5176,6 +5481,7 @@
         <w:spacing w:after="0" w:before="0" w:line="240" w:lineRule="auto"/>
       </w:pPr>
       <w:rPr>
+        <w:rFonts w:eastAsia="黑体"/>
         <w:b/>
         <w:bCs/>
         <w:color w:themeColor="background1" w:val="FFFFFF"/>
@@ -5190,6 +5496,7 @@
         <w:spacing w:after="0" w:before="0" w:line="240" w:lineRule="auto"/>
       </w:pPr>
       <w:rPr>
+        <w:rFonts w:eastAsia="黑体"/>
         <w:b/>
         <w:bCs/>
       </w:rPr>
@@ -5205,12 +5512,14 @@
     </w:tblStylePr>
     <w:tblStylePr w:type="firstCol">
       <w:rPr>
+        <w:rFonts w:eastAsia="黑体"/>
         <w:b/>
         <w:bCs/>
       </w:rPr>
     </w:tblStylePr>
     <w:tblStylePr w:type="lastCol">
       <w:rPr>
+        <w:rFonts w:eastAsia="黑体"/>
         <w:b/>
         <w:bCs/>
       </w:rPr>
@@ -5268,6 +5577,7 @@
         <w:spacing w:after="0" w:before="0" w:line="240" w:lineRule="auto"/>
       </w:pPr>
       <w:rPr>
+        <w:rFonts w:eastAsia="黑体"/>
         <w:b/>
         <w:bCs/>
         <w:color w:themeColor="background1" w:val="FFFFFF"/>
@@ -5282,6 +5592,7 @@
         <w:spacing w:after="0" w:before="0" w:line="240" w:lineRule="auto"/>
       </w:pPr>
       <w:rPr>
+        <w:rFonts w:eastAsia="黑体"/>
         <w:b/>
         <w:bCs/>
       </w:rPr>
@@ -5297,12 +5608,14 @@
     </w:tblStylePr>
     <w:tblStylePr w:type="firstCol">
       <w:rPr>
+        <w:rFonts w:eastAsia="黑体"/>
         <w:b/>
         <w:bCs/>
       </w:rPr>
     </w:tblStylePr>
     <w:tblStylePr w:type="lastCol">
       <w:rPr>
+        <w:rFonts w:eastAsia="黑体"/>
         <w:b/>
         <w:bCs/>
       </w:rPr>
@@ -5360,6 +5673,7 @@
         <w:spacing w:after="0" w:before="0" w:line="240" w:lineRule="auto"/>
       </w:pPr>
       <w:rPr>
+        <w:rFonts w:eastAsia="黑体"/>
         <w:b/>
         <w:bCs/>
         <w:color w:themeColor="background1" w:val="FFFFFF"/>
@@ -5374,6 +5688,7 @@
         <w:spacing w:after="0" w:before="0" w:line="240" w:lineRule="auto"/>
       </w:pPr>
       <w:rPr>
+        <w:rFonts w:eastAsia="黑体"/>
         <w:b/>
         <w:bCs/>
       </w:rPr>
@@ -5389,12 +5704,14 @@
     </w:tblStylePr>
     <w:tblStylePr w:type="firstCol">
       <w:rPr>
+        <w:rFonts w:eastAsia="黑体"/>
         <w:b/>
         <w:bCs/>
       </w:rPr>
     </w:tblStylePr>
     <w:tblStylePr w:type="lastCol">
       <w:rPr>
+        <w:rFonts w:eastAsia="黑体"/>
         <w:b/>
         <w:bCs/>
       </w:rPr>
@@ -5452,6 +5769,7 @@
         <w:spacing w:after="0" w:before="0" w:line="240" w:lineRule="auto"/>
       </w:pPr>
       <w:rPr>
+        <w:rFonts w:eastAsia="黑体"/>
         <w:b/>
         <w:bCs/>
         <w:color w:themeColor="background1" w:val="FFFFFF"/>
@@ -5466,6 +5784,7 @@
         <w:spacing w:after="0" w:before="0" w:line="240" w:lineRule="auto"/>
       </w:pPr>
       <w:rPr>
+        <w:rFonts w:eastAsia="黑体"/>
         <w:b/>
         <w:bCs/>
       </w:rPr>
@@ -5481,12 +5800,14 @@
     </w:tblStylePr>
     <w:tblStylePr w:type="firstCol">
       <w:rPr>
+        <w:rFonts w:eastAsia="黑体"/>
         <w:b/>
         <w:bCs/>
       </w:rPr>
     </w:tblStylePr>
     <w:tblStylePr w:type="lastCol">
       <w:rPr>
+        <w:rFonts w:eastAsia="黑体"/>
         <w:b/>
         <w:bCs/>
       </w:rPr>
@@ -5544,6 +5865,7 @@
         <w:spacing w:after="0" w:before="0" w:line="240" w:lineRule="auto"/>
       </w:pPr>
       <w:rPr>
+        <w:rFonts w:eastAsia="黑体"/>
         <w:b/>
         <w:bCs/>
         <w:color w:themeColor="background1" w:val="FFFFFF"/>
@@ -5558,6 +5880,7 @@
         <w:spacing w:after="0" w:before="0" w:line="240" w:lineRule="auto"/>
       </w:pPr>
       <w:rPr>
+        <w:rFonts w:eastAsia="黑体"/>
         <w:b/>
         <w:bCs/>
       </w:rPr>
@@ -5573,12 +5896,14 @@
     </w:tblStylePr>
     <w:tblStylePr w:type="firstCol">
       <w:rPr>
+        <w:rFonts w:eastAsia="黑体"/>
         <w:b/>
         <w:bCs/>
       </w:rPr>
     </w:tblStylePr>
     <w:tblStylePr w:type="lastCol">
       <w:rPr>
+        <w:rFonts w:eastAsia="黑体"/>
         <w:b/>
         <w:bCs/>
       </w:rPr>
@@ -5638,7 +5963,7 @@
         <w:spacing w:after="0" w:before="0" w:line="240" w:lineRule="auto"/>
       </w:pPr>
       <w:rPr>
-        <w:rFonts w:asciiTheme="majorHAnsi" w:cstheme="majorBidi" w:eastAsiaTheme="majorEastAsia" w:hAnsiTheme="majorHAnsi"/>
+        <w:rFonts w:asciiTheme="majorHAnsi" w:cstheme="majorBidi" w:hAnsiTheme="majorHAnsi" w:eastAsia="黑体"/>
         <w:b/>
         <w:bCs/>
       </w:rPr>
@@ -5659,7 +5984,7 @@
         <w:spacing w:after="0" w:before="0" w:line="240" w:lineRule="auto"/>
       </w:pPr>
       <w:rPr>
-        <w:rFonts w:asciiTheme="majorHAnsi" w:cstheme="majorBidi" w:eastAsiaTheme="majorEastAsia" w:hAnsiTheme="majorHAnsi"/>
+        <w:rFonts w:asciiTheme="majorHAnsi" w:cstheme="majorBidi" w:hAnsiTheme="majorHAnsi" w:eastAsia="黑体"/>
         <w:b/>
         <w:bCs/>
       </w:rPr>
@@ -5677,14 +6002,14 @@
     </w:tblStylePr>
     <w:tblStylePr w:type="firstCol">
       <w:rPr>
-        <w:rFonts w:asciiTheme="majorHAnsi" w:cstheme="majorBidi" w:eastAsiaTheme="majorEastAsia" w:hAnsiTheme="majorHAnsi"/>
+        <w:rFonts w:asciiTheme="majorHAnsi" w:cstheme="majorBidi" w:hAnsiTheme="majorHAnsi" w:eastAsia="黑体"/>
         <w:b/>
         <w:bCs/>
       </w:rPr>
     </w:tblStylePr>
     <w:tblStylePr w:type="lastCol">
       <w:rPr>
-        <w:rFonts w:asciiTheme="majorHAnsi" w:cstheme="majorBidi" w:eastAsiaTheme="majorEastAsia" w:hAnsiTheme="majorHAnsi"/>
+        <w:rFonts w:asciiTheme="majorHAnsi" w:cstheme="majorBidi" w:hAnsiTheme="majorHAnsi" w:eastAsia="黑体"/>
         <w:b/>
         <w:bCs/>
       </w:rPr>
@@ -5768,7 +6093,7 @@
         <w:spacing w:after="0" w:before="0" w:line="240" w:lineRule="auto"/>
       </w:pPr>
       <w:rPr>
-        <w:rFonts w:asciiTheme="majorHAnsi" w:cstheme="majorBidi" w:eastAsiaTheme="majorEastAsia" w:hAnsiTheme="majorHAnsi"/>
+        <w:rFonts w:asciiTheme="majorHAnsi" w:cstheme="majorBidi" w:hAnsiTheme="majorHAnsi" w:eastAsia="黑体"/>
         <w:b/>
         <w:bCs/>
       </w:rPr>
@@ -5789,7 +6114,7 @@
         <w:spacing w:after="0" w:before="0" w:line="240" w:lineRule="auto"/>
       </w:pPr>
       <w:rPr>
-        <w:rFonts w:asciiTheme="majorHAnsi" w:cstheme="majorBidi" w:eastAsiaTheme="majorEastAsia" w:hAnsiTheme="majorHAnsi"/>
+        <w:rFonts w:asciiTheme="majorHAnsi" w:cstheme="majorBidi" w:hAnsiTheme="majorHAnsi" w:eastAsia="黑体"/>
         <w:b/>
         <w:bCs/>
       </w:rPr>
@@ -5807,14 +6132,14 @@
     </w:tblStylePr>
     <w:tblStylePr w:type="firstCol">
       <w:rPr>
-        <w:rFonts w:asciiTheme="majorHAnsi" w:cstheme="majorBidi" w:eastAsiaTheme="majorEastAsia" w:hAnsiTheme="majorHAnsi"/>
+        <w:rFonts w:asciiTheme="majorHAnsi" w:cstheme="majorBidi" w:hAnsiTheme="majorHAnsi" w:eastAsia="黑体"/>
         <w:b/>
         <w:bCs/>
       </w:rPr>
     </w:tblStylePr>
     <w:tblStylePr w:type="lastCol">
       <w:rPr>
-        <w:rFonts w:asciiTheme="majorHAnsi" w:cstheme="majorBidi" w:eastAsiaTheme="majorEastAsia" w:hAnsiTheme="majorHAnsi"/>
+        <w:rFonts w:asciiTheme="majorHAnsi" w:cstheme="majorBidi" w:hAnsiTheme="majorHAnsi" w:eastAsia="黑体"/>
         <w:b/>
         <w:bCs/>
       </w:rPr>
@@ -5898,7 +6223,7 @@
         <w:spacing w:after="0" w:before="0" w:line="240" w:lineRule="auto"/>
       </w:pPr>
       <w:rPr>
-        <w:rFonts w:asciiTheme="majorHAnsi" w:cstheme="majorBidi" w:eastAsiaTheme="majorEastAsia" w:hAnsiTheme="majorHAnsi"/>
+        <w:rFonts w:asciiTheme="majorHAnsi" w:cstheme="majorBidi" w:hAnsiTheme="majorHAnsi" w:eastAsia="黑体"/>
         <w:b/>
         <w:bCs/>
       </w:rPr>
@@ -5919,7 +6244,7 @@
         <w:spacing w:after="0" w:before="0" w:line="240" w:lineRule="auto"/>
       </w:pPr>
       <w:rPr>
-        <w:rFonts w:asciiTheme="majorHAnsi" w:cstheme="majorBidi" w:eastAsiaTheme="majorEastAsia" w:hAnsiTheme="majorHAnsi"/>
+        <w:rFonts w:asciiTheme="majorHAnsi" w:cstheme="majorBidi" w:hAnsiTheme="majorHAnsi" w:eastAsia="黑体"/>
         <w:b/>
         <w:bCs/>
       </w:rPr>
@@ -5937,14 +6262,14 @@
     </w:tblStylePr>
     <w:tblStylePr w:type="firstCol">
       <w:rPr>
-        <w:rFonts w:asciiTheme="majorHAnsi" w:cstheme="majorBidi" w:eastAsiaTheme="majorEastAsia" w:hAnsiTheme="majorHAnsi"/>
+        <w:rFonts w:asciiTheme="majorHAnsi" w:cstheme="majorBidi" w:hAnsiTheme="majorHAnsi" w:eastAsia="黑体"/>
         <w:b/>
         <w:bCs/>
       </w:rPr>
     </w:tblStylePr>
     <w:tblStylePr w:type="lastCol">
       <w:rPr>
-        <w:rFonts w:asciiTheme="majorHAnsi" w:cstheme="majorBidi" w:eastAsiaTheme="majorEastAsia" w:hAnsiTheme="majorHAnsi"/>
+        <w:rFonts w:asciiTheme="majorHAnsi" w:cstheme="majorBidi" w:hAnsiTheme="majorHAnsi" w:eastAsia="黑体"/>
         <w:b/>
         <w:bCs/>
       </w:rPr>
@@ -6028,7 +6353,7 @@
         <w:spacing w:after="0" w:before="0" w:line="240" w:lineRule="auto"/>
       </w:pPr>
       <w:rPr>
-        <w:rFonts w:asciiTheme="majorHAnsi" w:cstheme="majorBidi" w:eastAsiaTheme="majorEastAsia" w:hAnsiTheme="majorHAnsi"/>
+        <w:rFonts w:asciiTheme="majorHAnsi" w:cstheme="majorBidi" w:hAnsiTheme="majorHAnsi" w:eastAsia="黑体"/>
         <w:b/>
         <w:bCs/>
       </w:rPr>
@@ -6049,7 +6374,7 @@
         <w:spacing w:after="0" w:before="0" w:line="240" w:lineRule="auto"/>
       </w:pPr>
       <w:rPr>
-        <w:rFonts w:asciiTheme="majorHAnsi" w:cstheme="majorBidi" w:eastAsiaTheme="majorEastAsia" w:hAnsiTheme="majorHAnsi"/>
+        <w:rFonts w:asciiTheme="majorHAnsi" w:cstheme="majorBidi" w:hAnsiTheme="majorHAnsi" w:eastAsia="黑体"/>
         <w:b/>
         <w:bCs/>
       </w:rPr>
@@ -6067,14 +6392,14 @@
     </w:tblStylePr>
     <w:tblStylePr w:type="firstCol">
       <w:rPr>
-        <w:rFonts w:asciiTheme="majorHAnsi" w:cstheme="majorBidi" w:eastAsiaTheme="majorEastAsia" w:hAnsiTheme="majorHAnsi"/>
+        <w:rFonts w:asciiTheme="majorHAnsi" w:cstheme="majorBidi" w:hAnsiTheme="majorHAnsi" w:eastAsia="黑体"/>
         <w:b/>
         <w:bCs/>
       </w:rPr>
     </w:tblStylePr>
     <w:tblStylePr w:type="lastCol">
       <w:rPr>
-        <w:rFonts w:asciiTheme="majorHAnsi" w:cstheme="majorBidi" w:eastAsiaTheme="majorEastAsia" w:hAnsiTheme="majorHAnsi"/>
+        <w:rFonts w:asciiTheme="majorHAnsi" w:cstheme="majorBidi" w:hAnsiTheme="majorHAnsi" w:eastAsia="黑体"/>
         <w:b/>
         <w:bCs/>
       </w:rPr>
@@ -6158,7 +6483,7 @@
         <w:spacing w:after="0" w:before="0" w:line="240" w:lineRule="auto"/>
       </w:pPr>
       <w:rPr>
-        <w:rFonts w:asciiTheme="majorHAnsi" w:cstheme="majorBidi" w:eastAsiaTheme="majorEastAsia" w:hAnsiTheme="majorHAnsi"/>
+        <w:rFonts w:asciiTheme="majorHAnsi" w:cstheme="majorBidi" w:hAnsiTheme="majorHAnsi" w:eastAsia="黑体"/>
         <w:b/>
         <w:bCs/>
       </w:rPr>
@@ -6179,7 +6504,7 @@
         <w:spacing w:after="0" w:before="0" w:line="240" w:lineRule="auto"/>
       </w:pPr>
       <w:rPr>
-        <w:rFonts w:asciiTheme="majorHAnsi" w:cstheme="majorBidi" w:eastAsiaTheme="majorEastAsia" w:hAnsiTheme="majorHAnsi"/>
+        <w:rFonts w:asciiTheme="majorHAnsi" w:cstheme="majorBidi" w:hAnsiTheme="majorHAnsi" w:eastAsia="黑体"/>
         <w:b/>
         <w:bCs/>
       </w:rPr>
@@ -6197,14 +6522,14 @@
     </w:tblStylePr>
     <w:tblStylePr w:type="firstCol">
       <w:rPr>
-        <w:rFonts w:asciiTheme="majorHAnsi" w:cstheme="majorBidi" w:eastAsiaTheme="majorEastAsia" w:hAnsiTheme="majorHAnsi"/>
+        <w:rFonts w:asciiTheme="majorHAnsi" w:cstheme="majorBidi" w:hAnsiTheme="majorHAnsi" w:eastAsia="黑体"/>
         <w:b/>
         <w:bCs/>
       </w:rPr>
     </w:tblStylePr>
     <w:tblStylePr w:type="lastCol">
       <w:rPr>
-        <w:rFonts w:asciiTheme="majorHAnsi" w:cstheme="majorBidi" w:eastAsiaTheme="majorEastAsia" w:hAnsiTheme="majorHAnsi"/>
+        <w:rFonts w:asciiTheme="majorHAnsi" w:cstheme="majorBidi" w:hAnsiTheme="majorHAnsi" w:eastAsia="黑体"/>
         <w:b/>
         <w:bCs/>
       </w:rPr>
@@ -6288,7 +6613,7 @@
         <w:spacing w:after="0" w:before="0" w:line="240" w:lineRule="auto"/>
       </w:pPr>
       <w:rPr>
-        <w:rFonts w:asciiTheme="majorHAnsi" w:cstheme="majorBidi" w:eastAsiaTheme="majorEastAsia" w:hAnsiTheme="majorHAnsi"/>
+        <w:rFonts w:asciiTheme="majorHAnsi" w:cstheme="majorBidi" w:hAnsiTheme="majorHAnsi" w:eastAsia="黑体"/>
         <w:b/>
         <w:bCs/>
       </w:rPr>
@@ -6309,7 +6634,7 @@
         <w:spacing w:after="0" w:before="0" w:line="240" w:lineRule="auto"/>
       </w:pPr>
       <w:rPr>
-        <w:rFonts w:asciiTheme="majorHAnsi" w:cstheme="majorBidi" w:eastAsiaTheme="majorEastAsia" w:hAnsiTheme="majorHAnsi"/>
+        <w:rFonts w:asciiTheme="majorHAnsi" w:cstheme="majorBidi" w:hAnsiTheme="majorHAnsi" w:eastAsia="黑体"/>
         <w:b/>
         <w:bCs/>
       </w:rPr>
@@ -6327,14 +6652,14 @@
     </w:tblStylePr>
     <w:tblStylePr w:type="firstCol">
       <w:rPr>
-        <w:rFonts w:asciiTheme="majorHAnsi" w:cstheme="majorBidi" w:eastAsiaTheme="majorEastAsia" w:hAnsiTheme="majorHAnsi"/>
+        <w:rFonts w:asciiTheme="majorHAnsi" w:cstheme="majorBidi" w:hAnsiTheme="majorHAnsi" w:eastAsia="黑体"/>
         <w:b/>
         <w:bCs/>
       </w:rPr>
     </w:tblStylePr>
     <w:tblStylePr w:type="lastCol">
       <w:rPr>
-        <w:rFonts w:asciiTheme="majorHAnsi" w:cstheme="majorBidi" w:eastAsiaTheme="majorEastAsia" w:hAnsiTheme="majorHAnsi"/>
+        <w:rFonts w:asciiTheme="majorHAnsi" w:cstheme="majorBidi" w:hAnsiTheme="majorHAnsi" w:eastAsia="黑体"/>
         <w:b/>
         <w:bCs/>
       </w:rPr>
@@ -6418,7 +6743,7 @@
         <w:spacing w:after="0" w:before="0" w:line="240" w:lineRule="auto"/>
       </w:pPr>
       <w:rPr>
-        <w:rFonts w:asciiTheme="majorHAnsi" w:cstheme="majorBidi" w:eastAsiaTheme="majorEastAsia" w:hAnsiTheme="majorHAnsi"/>
+        <w:rFonts w:asciiTheme="majorHAnsi" w:cstheme="majorBidi" w:hAnsiTheme="majorHAnsi" w:eastAsia="黑体"/>
         <w:b/>
         <w:bCs/>
       </w:rPr>
@@ -6439,7 +6764,7 @@
         <w:spacing w:after="0" w:before="0" w:line="240" w:lineRule="auto"/>
       </w:pPr>
       <w:rPr>
-        <w:rFonts w:asciiTheme="majorHAnsi" w:cstheme="majorBidi" w:eastAsiaTheme="majorEastAsia" w:hAnsiTheme="majorHAnsi"/>
+        <w:rFonts w:asciiTheme="majorHAnsi" w:cstheme="majorBidi" w:hAnsiTheme="majorHAnsi" w:eastAsia="黑体"/>
         <w:b/>
         <w:bCs/>
       </w:rPr>
@@ -6457,14 +6782,14 @@
     </w:tblStylePr>
     <w:tblStylePr w:type="firstCol">
       <w:rPr>
-        <w:rFonts w:asciiTheme="majorHAnsi" w:cstheme="majorBidi" w:eastAsiaTheme="majorEastAsia" w:hAnsiTheme="majorHAnsi"/>
+        <w:rFonts w:asciiTheme="majorHAnsi" w:cstheme="majorBidi" w:hAnsiTheme="majorHAnsi" w:eastAsia="黑体"/>
         <w:b/>
         <w:bCs/>
       </w:rPr>
     </w:tblStylePr>
     <w:tblStylePr w:type="lastCol">
       <w:rPr>
-        <w:rFonts w:asciiTheme="majorHAnsi" w:cstheme="majorBidi" w:eastAsiaTheme="majorEastAsia" w:hAnsiTheme="majorHAnsi"/>
+        <w:rFonts w:asciiTheme="majorHAnsi" w:cstheme="majorBidi" w:hAnsiTheme="majorHAnsi" w:eastAsia="黑体"/>
         <w:b/>
         <w:bCs/>
       </w:rPr>
@@ -6547,6 +6872,7 @@
         <w:spacing w:after="0" w:before="0" w:line="240" w:lineRule="auto"/>
       </w:pPr>
       <w:rPr>
+        <w:rFonts w:eastAsia="黑体"/>
         <w:b/>
         <w:bCs/>
         <w:color w:themeColor="background1" w:val="FFFFFF"/>
@@ -6569,6 +6895,7 @@
         <w:spacing w:after="0" w:before="0" w:line="240" w:lineRule="auto"/>
       </w:pPr>
       <w:rPr>
+        <w:rFonts w:eastAsia="黑体"/>
         <w:b/>
         <w:bCs/>
       </w:rPr>
@@ -6586,12 +6913,14 @@
     </w:tblStylePr>
     <w:tblStylePr w:type="firstCol">
       <w:rPr>
+        <w:rFonts w:eastAsia="黑体"/>
         <w:b/>
         <w:bCs/>
       </w:rPr>
     </w:tblStylePr>
     <w:tblStylePr w:type="lastCol">
       <w:rPr>
+        <w:rFonts w:eastAsia="黑体"/>
         <w:b/>
         <w:bCs/>
       </w:rPr>
@@ -6653,6 +6982,7 @@
         <w:spacing w:after="0" w:before="0" w:line="240" w:lineRule="auto"/>
       </w:pPr>
       <w:rPr>
+        <w:rFonts w:eastAsia="黑体"/>
         <w:b/>
         <w:bCs/>
         <w:color w:themeColor="background1" w:val="FFFFFF"/>
@@ -6675,6 +7005,7 @@
         <w:spacing w:after="0" w:before="0" w:line="240" w:lineRule="auto"/>
       </w:pPr>
       <w:rPr>
+        <w:rFonts w:eastAsia="黑体"/>
         <w:b/>
         <w:bCs/>
       </w:rPr>
@@ -6692,12 +7023,14 @@
     </w:tblStylePr>
     <w:tblStylePr w:type="firstCol">
       <w:rPr>
+        <w:rFonts w:eastAsia="黑体"/>
         <w:b/>
         <w:bCs/>
       </w:rPr>
     </w:tblStylePr>
     <w:tblStylePr w:type="lastCol">
       <w:rPr>
+        <w:rFonts w:eastAsia="黑体"/>
         <w:b/>
         <w:bCs/>
       </w:rPr>
@@ -6759,6 +7092,7 @@
         <w:spacing w:after="0" w:before="0" w:line="240" w:lineRule="auto"/>
       </w:pPr>
       <w:rPr>
+        <w:rFonts w:eastAsia="黑体"/>
         <w:b/>
         <w:bCs/>
         <w:color w:themeColor="background1" w:val="FFFFFF"/>
@@ -6781,6 +7115,7 @@
         <w:spacing w:after="0" w:before="0" w:line="240" w:lineRule="auto"/>
       </w:pPr>
       <w:rPr>
+        <w:rFonts w:eastAsia="黑体"/>
         <w:b/>
         <w:bCs/>
       </w:rPr>
@@ -6798,12 +7133,14 @@
     </w:tblStylePr>
     <w:tblStylePr w:type="firstCol">
       <w:rPr>
+        <w:rFonts w:eastAsia="黑体"/>
         <w:b/>
         <w:bCs/>
       </w:rPr>
     </w:tblStylePr>
     <w:tblStylePr w:type="lastCol">
       <w:rPr>
+        <w:rFonts w:eastAsia="黑体"/>
         <w:b/>
         <w:bCs/>
       </w:rPr>
@@ -6865,6 +7202,7 @@
         <w:spacing w:after="0" w:before="0" w:line="240" w:lineRule="auto"/>
       </w:pPr>
       <w:rPr>
+        <w:rFonts w:eastAsia="黑体"/>
         <w:b/>
         <w:bCs/>
         <w:color w:themeColor="background1" w:val="FFFFFF"/>
@@ -6887,6 +7225,7 @@
         <w:spacing w:after="0" w:before="0" w:line="240" w:lineRule="auto"/>
       </w:pPr>
       <w:rPr>
+        <w:rFonts w:eastAsia="黑体"/>
         <w:b/>
         <w:bCs/>
       </w:rPr>
@@ -6904,12 +7243,14 @@
     </w:tblStylePr>
     <w:tblStylePr w:type="firstCol">
       <w:rPr>
+        <w:rFonts w:eastAsia="黑体"/>
         <w:b/>
         <w:bCs/>
       </w:rPr>
     </w:tblStylePr>
     <w:tblStylePr w:type="lastCol">
       <w:rPr>
+        <w:rFonts w:eastAsia="黑体"/>
         <w:b/>
         <w:bCs/>
       </w:rPr>
@@ -6971,6 +7312,7 @@
         <w:spacing w:after="0" w:before="0" w:line="240" w:lineRule="auto"/>
       </w:pPr>
       <w:rPr>
+        <w:rFonts w:eastAsia="黑体"/>
         <w:b/>
         <w:bCs/>
         <w:color w:themeColor="background1" w:val="FFFFFF"/>
@@ -6993,6 +7335,7 @@
         <w:spacing w:after="0" w:before="0" w:line="240" w:lineRule="auto"/>
       </w:pPr>
       <w:rPr>
+        <w:rFonts w:eastAsia="黑体"/>
         <w:b/>
         <w:bCs/>
       </w:rPr>
@@ -7010,12 +7353,14 @@
     </w:tblStylePr>
     <w:tblStylePr w:type="firstCol">
       <w:rPr>
+        <w:rFonts w:eastAsia="黑体"/>
         <w:b/>
         <w:bCs/>
       </w:rPr>
     </w:tblStylePr>
     <w:tblStylePr w:type="lastCol">
       <w:rPr>
+        <w:rFonts w:eastAsia="黑体"/>
         <w:b/>
         <w:bCs/>
       </w:rPr>
@@ -7077,6 +7422,7 @@
         <w:spacing w:after="0" w:before="0" w:line="240" w:lineRule="auto"/>
       </w:pPr>
       <w:rPr>
+        <w:rFonts w:eastAsia="黑体"/>
         <w:b/>
         <w:bCs/>
         <w:color w:themeColor="background1" w:val="FFFFFF"/>
@@ -7099,6 +7445,7 @@
         <w:spacing w:after="0" w:before="0" w:line="240" w:lineRule="auto"/>
       </w:pPr>
       <w:rPr>
+        <w:rFonts w:eastAsia="黑体"/>
         <w:b/>
         <w:bCs/>
       </w:rPr>
@@ -7116,12 +7463,14 @@
     </w:tblStylePr>
     <w:tblStylePr w:type="firstCol">
       <w:rPr>
+        <w:rFonts w:eastAsia="黑体"/>
         <w:b/>
         <w:bCs/>
       </w:rPr>
     </w:tblStylePr>
     <w:tblStylePr w:type="lastCol">
       <w:rPr>
+        <w:rFonts w:eastAsia="黑体"/>
         <w:b/>
         <w:bCs/>
       </w:rPr>
@@ -7183,6 +7532,7 @@
         <w:spacing w:after="0" w:before="0" w:line="240" w:lineRule="auto"/>
       </w:pPr>
       <w:rPr>
+        <w:rFonts w:eastAsia="黑体"/>
         <w:b/>
         <w:bCs/>
         <w:color w:themeColor="background1" w:val="FFFFFF"/>
@@ -7205,6 +7555,7 @@
         <w:spacing w:after="0" w:before="0" w:line="240" w:lineRule="auto"/>
       </w:pPr>
       <w:rPr>
+        <w:rFonts w:eastAsia="黑体"/>
         <w:b/>
         <w:bCs/>
       </w:rPr>
@@ -7222,12 +7573,14 @@
     </w:tblStylePr>
     <w:tblStylePr w:type="firstCol">
       <w:rPr>
+        <w:rFonts w:eastAsia="黑体"/>
         <w:b/>
         <w:bCs/>
       </w:rPr>
     </w:tblStylePr>
     <w:tblStylePr w:type="lastCol">
       <w:rPr>
+        <w:rFonts w:eastAsia="黑体"/>
         <w:b/>
         <w:bCs/>
       </w:rPr>
@@ -7286,6 +7639,7 @@
         <w:spacing w:after="0" w:before="0" w:line="240" w:lineRule="auto"/>
       </w:pPr>
       <w:rPr>
+        <w:rFonts w:eastAsia="黑体"/>
         <w:b/>
         <w:bCs/>
         <w:color w:themeColor="background1" w:val="FFFFFF"/>
@@ -7308,6 +7662,7 @@
         <w:spacing w:after="0" w:before="0" w:line="240" w:lineRule="auto"/>
       </w:pPr>
       <w:rPr>
+        <w:rFonts w:eastAsia="黑体"/>
         <w:color w:val="auto"/>
       </w:rPr>
       <w:tblPr/>
@@ -7325,6 +7680,7 @@
     </w:tblStylePr>
     <w:tblStylePr w:type="firstCol">
       <w:rPr>
+        <w:rFonts w:eastAsia="黑体"/>
         <w:b/>
         <w:bCs/>
         <w:color w:themeColor="background1" w:val="FFFFFF"/>
@@ -7344,6 +7700,7 @@
     </w:tblStylePr>
     <w:tblStylePr w:type="lastCol">
       <w:rPr>
+        <w:rFonts w:eastAsia="黑体"/>
         <w:b/>
         <w:bCs/>
         <w:color w:themeColor="background1" w:val="FFFFFF"/>
@@ -7392,6 +7749,7 @@
     </w:tblStylePr>
     <w:tblStylePr w:type="nwCell">
       <w:rPr>
+        <w:rFonts w:eastAsia="黑体"/>
         <w:color w:themeColor="background1" w:val="FFFFFF"/>
       </w:rPr>
       <w:tblPr/>
@@ -7435,6 +7793,7 @@
         <w:spacing w:after="0" w:before="0" w:line="240" w:lineRule="auto"/>
       </w:pPr>
       <w:rPr>
+        <w:rFonts w:eastAsia="黑体"/>
         <w:b/>
         <w:bCs/>
         <w:color w:themeColor="background1" w:val="FFFFFF"/>
@@ -7457,6 +7816,7 @@
         <w:spacing w:after="0" w:before="0" w:line="240" w:lineRule="auto"/>
       </w:pPr>
       <w:rPr>
+        <w:rFonts w:eastAsia="黑体"/>
         <w:color w:val="auto"/>
       </w:rPr>
       <w:tblPr/>
@@ -7474,6 +7834,7 @@
     </w:tblStylePr>
     <w:tblStylePr w:type="firstCol">
       <w:rPr>
+        <w:rFonts w:eastAsia="黑体"/>
         <w:b/>
         <w:bCs/>
         <w:color w:themeColor="background1" w:val="FFFFFF"/>
@@ -7493,6 +7854,7 @@
     </w:tblStylePr>
     <w:tblStylePr w:type="lastCol">
       <w:rPr>
+        <w:rFonts w:eastAsia="黑体"/>
         <w:b/>
         <w:bCs/>
         <w:color w:themeColor="background1" w:val="FFFFFF"/>
@@ -7541,6 +7903,7 @@
     </w:tblStylePr>
     <w:tblStylePr w:type="nwCell">
       <w:rPr>
+        <w:rFonts w:eastAsia="黑体"/>
         <w:color w:themeColor="background1" w:val="FFFFFF"/>
       </w:rPr>
       <w:tblPr/>
@@ -7584,6 +7947,7 @@
         <w:spacing w:after="0" w:before="0" w:line="240" w:lineRule="auto"/>
       </w:pPr>
       <w:rPr>
+        <w:rFonts w:eastAsia="黑体"/>
         <w:b/>
         <w:bCs/>
         <w:color w:themeColor="background1" w:val="FFFFFF"/>
@@ -7606,6 +7970,7 @@
         <w:spacing w:after="0" w:before="0" w:line="240" w:lineRule="auto"/>
       </w:pPr>
       <w:rPr>
+        <w:rFonts w:eastAsia="黑体"/>
         <w:color w:val="auto"/>
       </w:rPr>
       <w:tblPr/>
@@ -7623,6 +7988,7 @@
     </w:tblStylePr>
     <w:tblStylePr w:type="firstCol">
       <w:rPr>
+        <w:rFonts w:eastAsia="黑体"/>
         <w:b/>
         <w:bCs/>
         <w:color w:themeColor="background1" w:val="FFFFFF"/>
@@ -7642,6 +8008,7 @@
     </w:tblStylePr>
     <w:tblStylePr w:type="lastCol">
       <w:rPr>
+        <w:rFonts w:eastAsia="黑体"/>
         <w:b/>
         <w:bCs/>
         <w:color w:themeColor="background1" w:val="FFFFFF"/>
@@ -7690,6 +8057,7 @@
     </w:tblStylePr>
     <w:tblStylePr w:type="nwCell">
       <w:rPr>
+        <w:rFonts w:eastAsia="黑体"/>
         <w:color w:themeColor="background1" w:val="FFFFFF"/>
       </w:rPr>
       <w:tblPr/>
@@ -7733,6 +8101,7 @@
         <w:spacing w:after="0" w:before="0" w:line="240" w:lineRule="auto"/>
       </w:pPr>
       <w:rPr>
+        <w:rFonts w:eastAsia="黑体"/>
         <w:b/>
         <w:bCs/>
         <w:color w:themeColor="background1" w:val="FFFFFF"/>
@@ -7755,6 +8124,7 @@
         <w:spacing w:after="0" w:before="0" w:line="240" w:lineRule="auto"/>
       </w:pPr>
       <w:rPr>
+        <w:rFonts w:eastAsia="黑体"/>
         <w:color w:val="auto"/>
       </w:rPr>
       <w:tblPr/>
@@ -7772,6 +8142,7 @@
     </w:tblStylePr>
     <w:tblStylePr w:type="firstCol">
       <w:rPr>
+        <w:rFonts w:eastAsia="黑体"/>
         <w:b/>
         <w:bCs/>
         <w:color w:themeColor="background1" w:val="FFFFFF"/>
@@ -7791,6 +8162,7 @@
     </w:tblStylePr>
     <w:tblStylePr w:type="lastCol">
       <w:rPr>
+        <w:rFonts w:eastAsia="黑体"/>
         <w:b/>
         <w:bCs/>
         <w:color w:themeColor="background1" w:val="FFFFFF"/>
@@ -7839,6 +8211,7 @@
     </w:tblStylePr>
     <w:tblStylePr w:type="nwCell">
       <w:rPr>
+        <w:rFonts w:eastAsia="黑体"/>
         <w:color w:themeColor="background1" w:val="FFFFFF"/>
       </w:rPr>
       <w:tblPr/>
@@ -7882,6 +8255,7 @@
         <w:spacing w:after="0" w:before="0" w:line="240" w:lineRule="auto"/>
       </w:pPr>
       <w:rPr>
+        <w:rFonts w:eastAsia="黑体"/>
         <w:b/>
         <w:bCs/>
         <w:color w:themeColor="background1" w:val="FFFFFF"/>
@@ -7904,6 +8278,7 @@
         <w:spacing w:after="0" w:before="0" w:line="240" w:lineRule="auto"/>
       </w:pPr>
       <w:rPr>
+        <w:rFonts w:eastAsia="黑体"/>
         <w:color w:val="auto"/>
       </w:rPr>
       <w:tblPr/>
@@ -7921,6 +8296,7 @@
     </w:tblStylePr>
     <w:tblStylePr w:type="firstCol">
       <w:rPr>
+        <w:rFonts w:eastAsia="黑体"/>
         <w:b/>
         <w:bCs/>
         <w:color w:themeColor="background1" w:val="FFFFFF"/>
@@ -7940,6 +8316,7 @@
     </w:tblStylePr>
     <w:tblStylePr w:type="lastCol">
       <w:rPr>
+        <w:rFonts w:eastAsia="黑体"/>
         <w:b/>
         <w:bCs/>
         <w:color w:themeColor="background1" w:val="FFFFFF"/>
@@ -7988,6 +8365,7 @@
     </w:tblStylePr>
     <w:tblStylePr w:type="nwCell">
       <w:rPr>
+        <w:rFonts w:eastAsia="黑体"/>
         <w:color w:themeColor="background1" w:val="FFFFFF"/>
       </w:rPr>
       <w:tblPr/>
@@ -8031,6 +8409,7 @@
         <w:spacing w:after="0" w:before="0" w:line="240" w:lineRule="auto"/>
       </w:pPr>
       <w:rPr>
+        <w:rFonts w:eastAsia="黑体"/>
         <w:b/>
         <w:bCs/>
         <w:color w:themeColor="background1" w:val="FFFFFF"/>
@@ -8053,6 +8432,7 @@
         <w:spacing w:after="0" w:before="0" w:line="240" w:lineRule="auto"/>
       </w:pPr>
       <w:rPr>
+        <w:rFonts w:eastAsia="黑体"/>
         <w:color w:val="auto"/>
       </w:rPr>
       <w:tblPr/>
@@ -8070,6 +8450,7 @@
     </w:tblStylePr>
     <w:tblStylePr w:type="firstCol">
       <w:rPr>
+        <w:rFonts w:eastAsia="黑体"/>
         <w:b/>
         <w:bCs/>
         <w:color w:themeColor="background1" w:val="FFFFFF"/>
@@ -8089,6 +8470,7 @@
     </w:tblStylePr>
     <w:tblStylePr w:type="lastCol">
       <w:rPr>
+        <w:rFonts w:eastAsia="黑体"/>
         <w:b/>
         <w:bCs/>
         <w:color w:themeColor="background1" w:val="FFFFFF"/>
@@ -8137,6 +8519,7 @@
     </w:tblStylePr>
     <w:tblStylePr w:type="nwCell">
       <w:rPr>
+        <w:rFonts w:eastAsia="黑体"/>
         <w:color w:themeColor="background1" w:val="FFFFFF"/>
       </w:rPr>
       <w:tblPr/>
@@ -8180,6 +8563,7 @@
         <w:spacing w:after="0" w:before="0" w:line="240" w:lineRule="auto"/>
       </w:pPr>
       <w:rPr>
+        <w:rFonts w:eastAsia="黑体"/>
         <w:b/>
         <w:bCs/>
         <w:color w:themeColor="background1" w:val="FFFFFF"/>
@@ -8202,6 +8586,7 @@
         <w:spacing w:after="0" w:before="0" w:line="240" w:lineRule="auto"/>
       </w:pPr>
       <w:rPr>
+        <w:rFonts w:eastAsia="黑体"/>
         <w:color w:val="auto"/>
       </w:rPr>
       <w:tblPr/>
@@ -8219,6 +8604,7 @@
     </w:tblStylePr>
     <w:tblStylePr w:type="firstCol">
       <w:rPr>
+        <w:rFonts w:eastAsia="黑体"/>
         <w:b/>
         <w:bCs/>
         <w:color w:themeColor="background1" w:val="FFFFFF"/>
@@ -8238,6 +8624,7 @@
     </w:tblStylePr>
     <w:tblStylePr w:type="lastCol">
       <w:rPr>
+        <w:rFonts w:eastAsia="黑体"/>
         <w:b/>
         <w:bCs/>
         <w:color w:themeColor="background1" w:val="FFFFFF"/>
@@ -8286,6 +8673,7 @@
     </w:tblStylePr>
     <w:tblStylePr w:type="nwCell">
       <w:rPr>
+        <w:rFonts w:eastAsia="黑体"/>
         <w:color w:themeColor="background1" w:val="FFFFFF"/>
       </w:rPr>
       <w:tblPr/>
@@ -8310,6 +8698,7 @@
       <w:spacing w:after="0" w:line="240" w:lineRule="auto"/>
     </w:pPr>
     <w:rPr>
+      <w:rFonts w:eastAsia="黑体"/>
       <w:color w:themeColor="text1" w:val="000000"/>
     </w:rPr>
     <w:tblPr>
@@ -8329,7 +8718,7 @@
     </w:tblPr>
     <w:tblStylePr w:type="firstRow">
       <w:rPr>
-        <w:rFonts w:asciiTheme="majorHAnsi" w:cstheme="majorBidi" w:eastAsiaTheme="majorEastAsia" w:hAnsiTheme="majorHAnsi"/>
+        <w:rFonts w:asciiTheme="majorHAnsi" w:cstheme="majorBidi" w:hAnsiTheme="majorHAnsi" w:eastAsia="黑体"/>
       </w:rPr>
       <w:tblPr/>
       <w:tcPr>
@@ -8341,6 +8730,7 @@
     </w:tblStylePr>
     <w:tblStylePr w:type="lastRow">
       <w:rPr>
+        <w:rFonts w:eastAsia="黑体"/>
         <w:b/>
         <w:bCs/>
         <w:color w:themeColor="text2" w:val="1F497D"/>
@@ -8355,12 +8745,14 @@
     </w:tblStylePr>
     <w:tblStylePr w:type="firstCol">
       <w:rPr>
+        <w:rFonts w:eastAsia="黑体"/>
         <w:b/>
         <w:bCs/>
       </w:rPr>
     </w:tblStylePr>
     <w:tblStylePr w:type="lastCol">
       <w:rPr>
+        <w:rFonts w:eastAsia="黑体"/>
         <w:b/>
         <w:bCs/>
       </w:rPr>
@@ -8394,6 +8786,7 @@
       <w:spacing w:after="0" w:line="240" w:lineRule="auto"/>
     </w:pPr>
     <w:rPr>
+      <w:rFonts w:eastAsia="黑体"/>
       <w:color w:themeColor="text1" w:val="000000"/>
     </w:rPr>
     <w:tblPr>
@@ -8413,7 +8806,7 @@
     </w:tblPr>
     <w:tblStylePr w:type="firstRow">
       <w:rPr>
-        <w:rFonts w:asciiTheme="majorHAnsi" w:cstheme="majorBidi" w:eastAsiaTheme="majorEastAsia" w:hAnsiTheme="majorHAnsi"/>
+        <w:rFonts w:asciiTheme="majorHAnsi" w:cstheme="majorBidi" w:hAnsiTheme="majorHAnsi" w:eastAsia="黑体"/>
       </w:rPr>
       <w:tblPr/>
       <w:tcPr>
@@ -8425,6 +8818,7 @@
     </w:tblStylePr>
     <w:tblStylePr w:type="lastRow">
       <w:rPr>
+        <w:rFonts w:eastAsia="黑体"/>
         <w:b/>
         <w:bCs/>
         <w:color w:themeColor="text2" w:val="1F497D"/>
@@ -8439,12 +8833,14 @@
     </w:tblStylePr>
     <w:tblStylePr w:type="firstCol">
       <w:rPr>
+        <w:rFonts w:eastAsia="黑体"/>
         <w:b/>
         <w:bCs/>
       </w:rPr>
     </w:tblStylePr>
     <w:tblStylePr w:type="lastCol">
       <w:rPr>
+        <w:rFonts w:eastAsia="黑体"/>
         <w:b/>
         <w:bCs/>
       </w:rPr>
@@ -8478,6 +8874,7 @@
       <w:spacing w:after="0" w:line="240" w:lineRule="auto"/>
     </w:pPr>
     <w:rPr>
+      <w:rFonts w:eastAsia="黑体"/>
       <w:color w:themeColor="text1" w:val="000000"/>
     </w:rPr>
     <w:tblPr>
@@ -8497,7 +8894,7 @@
     </w:tblPr>
     <w:tblStylePr w:type="firstRow">
       <w:rPr>
-        <w:rFonts w:asciiTheme="majorHAnsi" w:cstheme="majorBidi" w:eastAsiaTheme="majorEastAsia" w:hAnsiTheme="majorHAnsi"/>
+        <w:rFonts w:asciiTheme="majorHAnsi" w:cstheme="majorBidi" w:hAnsiTheme="majorHAnsi" w:eastAsia="黑体"/>
       </w:rPr>
       <w:tblPr/>
       <w:tcPr>
@@ -8509,6 +8906,7 @@
     </w:tblStylePr>
     <w:tblStylePr w:type="lastRow">
       <w:rPr>
+        <w:rFonts w:eastAsia="黑体"/>
         <w:b/>
         <w:bCs/>
         <w:color w:themeColor="text2" w:val="1F497D"/>
@@ -8523,12 +8921,14 @@
     </w:tblStylePr>
     <w:tblStylePr w:type="firstCol">
       <w:rPr>
+        <w:rFonts w:eastAsia="黑体"/>
         <w:b/>
         <w:bCs/>
       </w:rPr>
     </w:tblStylePr>
     <w:tblStylePr w:type="lastCol">
       <w:rPr>
+        <w:rFonts w:eastAsia="黑体"/>
         <w:b/>
         <w:bCs/>
       </w:rPr>
@@ -8562,6 +8962,7 @@
       <w:spacing w:after="0" w:line="240" w:lineRule="auto"/>
     </w:pPr>
     <w:rPr>
+      <w:rFonts w:eastAsia="黑体"/>
       <w:color w:themeColor="text1" w:val="000000"/>
     </w:rPr>
     <w:tblPr>
@@ -8581,7 +8982,7 @@
     </w:tblPr>
     <w:tblStylePr w:type="firstRow">
       <w:rPr>
-        <w:rFonts w:asciiTheme="majorHAnsi" w:cstheme="majorBidi" w:eastAsiaTheme="majorEastAsia" w:hAnsiTheme="majorHAnsi"/>
+        <w:rFonts w:asciiTheme="majorHAnsi" w:cstheme="majorBidi" w:hAnsiTheme="majorHAnsi" w:eastAsia="黑体"/>
       </w:rPr>
       <w:tblPr/>
       <w:tcPr>
@@ -8593,6 +8994,7 @@
     </w:tblStylePr>
     <w:tblStylePr w:type="lastRow">
       <w:rPr>
+        <w:rFonts w:eastAsia="黑体"/>
         <w:b/>
         <w:bCs/>
         <w:color w:themeColor="text2" w:val="1F497D"/>
@@ -8607,12 +9009,14 @@
     </w:tblStylePr>
     <w:tblStylePr w:type="firstCol">
       <w:rPr>
+        <w:rFonts w:eastAsia="黑体"/>
         <w:b/>
         <w:bCs/>
       </w:rPr>
     </w:tblStylePr>
     <w:tblStylePr w:type="lastCol">
       <w:rPr>
+        <w:rFonts w:eastAsia="黑体"/>
         <w:b/>
         <w:bCs/>
       </w:rPr>
@@ -8646,6 +9050,7 @@
       <w:spacing w:after="0" w:line="240" w:lineRule="auto"/>
     </w:pPr>
     <w:rPr>
+      <w:rFonts w:eastAsia="黑体"/>
       <w:color w:themeColor="text1" w:val="000000"/>
     </w:rPr>
     <w:tblPr>
@@ -8665,7 +9070,7 @@
     </w:tblPr>
     <w:tblStylePr w:type="firstRow">
       <w:rPr>
-        <w:rFonts w:asciiTheme="majorHAnsi" w:cstheme="majorBidi" w:eastAsiaTheme="majorEastAsia" w:hAnsiTheme="majorHAnsi"/>
+        <w:rFonts w:asciiTheme="majorHAnsi" w:cstheme="majorBidi" w:hAnsiTheme="majorHAnsi" w:eastAsia="黑体"/>
       </w:rPr>
       <w:tblPr/>
       <w:tcPr>
@@ -8677,6 +9082,7 @@
     </w:tblStylePr>
     <w:tblStylePr w:type="lastRow">
       <w:rPr>
+        <w:rFonts w:eastAsia="黑体"/>
         <w:b/>
         <w:bCs/>
         <w:color w:themeColor="text2" w:val="1F497D"/>
@@ -8691,12 +9097,14 @@
     </w:tblStylePr>
     <w:tblStylePr w:type="firstCol">
       <w:rPr>
+        <w:rFonts w:eastAsia="黑体"/>
         <w:b/>
         <w:bCs/>
       </w:rPr>
     </w:tblStylePr>
     <w:tblStylePr w:type="lastCol">
       <w:rPr>
+        <w:rFonts w:eastAsia="黑体"/>
         <w:b/>
         <w:bCs/>
       </w:rPr>
@@ -8730,6 +9138,7 @@
       <w:spacing w:after="0" w:line="240" w:lineRule="auto"/>
     </w:pPr>
     <w:rPr>
+      <w:rFonts w:eastAsia="黑体"/>
       <w:color w:themeColor="text1" w:val="000000"/>
     </w:rPr>
     <w:tblPr>
@@ -8749,7 +9158,7 @@
     </w:tblPr>
     <w:tblStylePr w:type="firstRow">
       <w:rPr>
-        <w:rFonts w:asciiTheme="majorHAnsi" w:cstheme="majorBidi" w:eastAsiaTheme="majorEastAsia" w:hAnsiTheme="majorHAnsi"/>
+        <w:rFonts w:asciiTheme="majorHAnsi" w:cstheme="majorBidi" w:hAnsiTheme="majorHAnsi" w:eastAsia="黑体"/>
       </w:rPr>
       <w:tblPr/>
       <w:tcPr>
@@ -8761,6 +9170,7 @@
     </w:tblStylePr>
     <w:tblStylePr w:type="lastRow">
       <w:rPr>
+        <w:rFonts w:eastAsia="黑体"/>
         <w:b/>
         <w:bCs/>
         <w:color w:themeColor="text2" w:val="1F497D"/>
@@ -8775,12 +9185,14 @@
     </w:tblStylePr>
     <w:tblStylePr w:type="firstCol">
       <w:rPr>
+        <w:rFonts w:eastAsia="黑体"/>
         <w:b/>
         <w:bCs/>
       </w:rPr>
     </w:tblStylePr>
     <w:tblStylePr w:type="lastCol">
       <w:rPr>
+        <w:rFonts w:eastAsia="黑体"/>
         <w:b/>
         <w:bCs/>
       </w:rPr>
@@ -8814,6 +9226,7 @@
       <w:spacing w:after="0" w:line="240" w:lineRule="auto"/>
     </w:pPr>
     <w:rPr>
+      <w:rFonts w:eastAsia="黑体"/>
       <w:color w:themeColor="text1" w:val="000000"/>
     </w:rPr>
     <w:tblPr>
@@ -8833,7 +9246,7 @@
     </w:tblPr>
     <w:tblStylePr w:type="firstRow">
       <w:rPr>
-        <w:rFonts w:asciiTheme="majorHAnsi" w:cstheme="majorBidi" w:eastAsiaTheme="majorEastAsia" w:hAnsiTheme="majorHAnsi"/>
+        <w:rFonts w:asciiTheme="majorHAnsi" w:cstheme="majorBidi" w:hAnsiTheme="majorHAnsi" w:eastAsia="黑体"/>
       </w:rPr>
       <w:tblPr/>
       <w:tcPr>
@@ -8845,6 +9258,7 @@
     </w:tblStylePr>
     <w:tblStylePr w:type="lastRow">
       <w:rPr>
+        <w:rFonts w:eastAsia="黑体"/>
         <w:b/>
         <w:bCs/>
         <w:color w:themeColor="text2" w:val="1F497D"/>
@@ -8859,12 +9273,14 @@
     </w:tblStylePr>
     <w:tblStylePr w:type="firstCol">
       <w:rPr>
+        <w:rFonts w:eastAsia="黑体"/>
         <w:b/>
         <w:bCs/>
       </w:rPr>
     </w:tblStylePr>
     <w:tblStylePr w:type="lastCol">
       <w:rPr>
+        <w:rFonts w:eastAsia="黑体"/>
         <w:b/>
         <w:bCs/>
       </w:rPr>
@@ -8898,7 +9314,7 @@
       <w:spacing w:after="0" w:line="240" w:lineRule="auto"/>
     </w:pPr>
     <w:rPr>
-      <w:rFonts w:asciiTheme="majorHAnsi" w:cstheme="majorBidi" w:eastAsiaTheme="majorEastAsia" w:hAnsiTheme="majorHAnsi"/>
+      <w:rFonts w:asciiTheme="majorHAnsi" w:cstheme="majorBidi" w:hAnsiTheme="majorHAnsi" w:eastAsia="黑体"/>
       <w:color w:themeColor="text1" w:val="000000"/>
     </w:rPr>
     <w:tblPr>
@@ -8920,6 +9336,7 @@
     </w:tblPr>
     <w:tblStylePr w:type="firstRow">
       <w:rPr>
+        <w:rFonts w:eastAsia="黑体"/>
         <w:sz w:val="24"/>
         <w:szCs w:val="24"/>
       </w:rPr>
@@ -9026,7 +9443,7 @@
       <w:spacing w:after="0" w:line="240" w:lineRule="auto"/>
     </w:pPr>
     <w:rPr>
-      <w:rFonts w:asciiTheme="majorHAnsi" w:cstheme="majorBidi" w:eastAsiaTheme="majorEastAsia" w:hAnsiTheme="majorHAnsi"/>
+      <w:rFonts w:asciiTheme="majorHAnsi" w:cstheme="majorBidi" w:hAnsiTheme="majorHAnsi" w:eastAsia="黑体"/>
       <w:color w:themeColor="text1" w:val="000000"/>
     </w:rPr>
     <w:tblPr>
@@ -9048,6 +9465,7 @@
     </w:tblPr>
     <w:tblStylePr w:type="firstRow">
       <w:rPr>
+        <w:rFonts w:eastAsia="黑体"/>
         <w:sz w:val="24"/>
         <w:szCs w:val="24"/>
       </w:rPr>
@@ -9154,7 +9572,7 @@
       <w:spacing w:after="0" w:line="240" w:lineRule="auto"/>
     </w:pPr>
     <w:rPr>
-      <w:rFonts w:asciiTheme="majorHAnsi" w:cstheme="majorBidi" w:eastAsiaTheme="majorEastAsia" w:hAnsiTheme="majorHAnsi"/>
+      <w:rFonts w:asciiTheme="majorHAnsi" w:cstheme="majorBidi" w:hAnsiTheme="majorHAnsi" w:eastAsia="黑体"/>
       <w:color w:themeColor="text1" w:val="000000"/>
     </w:rPr>
     <w:tblPr>
@@ -9176,6 +9594,7 @@
     </w:tblPr>
     <w:tblStylePr w:type="firstRow">
       <w:rPr>
+        <w:rFonts w:eastAsia="黑体"/>
         <w:sz w:val="24"/>
         <w:szCs w:val="24"/>
       </w:rPr>
@@ -9282,7 +9701,7 @@
       <w:spacing w:after="0" w:line="240" w:lineRule="auto"/>
     </w:pPr>
     <w:rPr>
-      <w:rFonts w:asciiTheme="majorHAnsi" w:cstheme="majorBidi" w:eastAsiaTheme="majorEastAsia" w:hAnsiTheme="majorHAnsi"/>
+      <w:rFonts w:asciiTheme="majorHAnsi" w:cstheme="majorBidi" w:hAnsiTheme="majorHAnsi" w:eastAsia="黑体"/>
       <w:color w:themeColor="text1" w:val="000000"/>
     </w:rPr>
     <w:tblPr>
@@ -9304,6 +9723,7 @@
     </w:tblPr>
     <w:tblStylePr w:type="firstRow">
       <w:rPr>
+        <w:rFonts w:eastAsia="黑体"/>
         <w:sz w:val="24"/>
         <w:szCs w:val="24"/>
       </w:rPr>
@@ -9410,7 +9830,7 @@
       <w:spacing w:after="0" w:line="240" w:lineRule="auto"/>
     </w:pPr>
     <w:rPr>
-      <w:rFonts w:asciiTheme="majorHAnsi" w:cstheme="majorBidi" w:eastAsiaTheme="majorEastAsia" w:hAnsiTheme="majorHAnsi"/>
+      <w:rFonts w:asciiTheme="majorHAnsi" w:cstheme="majorBidi" w:hAnsiTheme="majorHAnsi" w:eastAsia="黑体"/>
       <w:color w:themeColor="text1" w:val="000000"/>
     </w:rPr>
     <w:tblPr>
@@ -9432,6 +9852,7 @@
     </w:tblPr>
     <w:tblStylePr w:type="firstRow">
       <w:rPr>
+        <w:rFonts w:eastAsia="黑体"/>
         <w:sz w:val="24"/>
         <w:szCs w:val="24"/>
       </w:rPr>
@@ -9538,7 +9959,7 @@
       <w:spacing w:after="0" w:line="240" w:lineRule="auto"/>
     </w:pPr>
     <w:rPr>
-      <w:rFonts w:asciiTheme="majorHAnsi" w:cstheme="majorBidi" w:eastAsiaTheme="majorEastAsia" w:hAnsiTheme="majorHAnsi"/>
+      <w:rFonts w:asciiTheme="majorHAnsi" w:cstheme="majorBidi" w:hAnsiTheme="majorHAnsi" w:eastAsia="黑体"/>
       <w:color w:themeColor="text1" w:val="000000"/>
     </w:rPr>
     <w:tblPr>
@@ -9560,6 +9981,7 @@
     </w:tblPr>
     <w:tblStylePr w:type="firstRow">
       <w:rPr>
+        <w:rFonts w:eastAsia="黑体"/>
         <w:sz w:val="24"/>
         <w:szCs w:val="24"/>
       </w:rPr>
@@ -9666,7 +10088,7 @@
       <w:spacing w:after="0" w:line="240" w:lineRule="auto"/>
     </w:pPr>
     <w:rPr>
-      <w:rFonts w:asciiTheme="majorHAnsi" w:cstheme="majorBidi" w:eastAsiaTheme="majorEastAsia" w:hAnsiTheme="majorHAnsi"/>
+      <w:rFonts w:asciiTheme="majorHAnsi" w:cstheme="majorBidi" w:hAnsiTheme="majorHAnsi" w:eastAsia="黑体"/>
       <w:color w:themeColor="text1" w:val="000000"/>
     </w:rPr>
     <w:tblPr>
@@ -9688,6 +10110,7 @@
     </w:tblPr>
     <w:tblStylePr w:type="firstRow">
       <w:rPr>
+        <w:rFonts w:eastAsia="黑体"/>
         <w:sz w:val="24"/>
         <w:szCs w:val="24"/>
       </w:rPr>
@@ -9817,12 +10240,14 @@
     </w:tcPr>
     <w:tblStylePr w:type="firstRow">
       <w:rPr>
+        <w:rFonts w:eastAsia="黑体"/>
         <w:b/>
         <w:bCs/>
       </w:rPr>
     </w:tblStylePr>
     <w:tblStylePr w:type="lastRow">
       <w:rPr>
+        <w:rFonts w:eastAsia="黑体"/>
         <w:b/>
         <w:bCs/>
       </w:rPr>
@@ -9835,12 +10260,14 @@
     </w:tblStylePr>
     <w:tblStylePr w:type="firstCol">
       <w:rPr>
+        <w:rFonts w:eastAsia="黑体"/>
         <w:b/>
         <w:bCs/>
       </w:rPr>
     </w:tblStylePr>
     <w:tblStylePr w:type="lastCol">
       <w:rPr>
+        <w:rFonts w:eastAsia="黑体"/>
         <w:b/>
         <w:bCs/>
       </w:rPr>
@@ -9890,12 +10317,14 @@
     </w:tcPr>
     <w:tblStylePr w:type="firstRow">
       <w:rPr>
+        <w:rFonts w:eastAsia="黑体"/>
         <w:b/>
         <w:bCs/>
       </w:rPr>
     </w:tblStylePr>
     <w:tblStylePr w:type="lastRow">
       <w:rPr>
+        <w:rFonts w:eastAsia="黑体"/>
         <w:b/>
         <w:bCs/>
       </w:rPr>
@@ -9908,12 +10337,14 @@
     </w:tblStylePr>
     <w:tblStylePr w:type="firstCol">
       <w:rPr>
+        <w:rFonts w:eastAsia="黑体"/>
         <w:b/>
         <w:bCs/>
       </w:rPr>
     </w:tblStylePr>
     <w:tblStylePr w:type="lastCol">
       <w:rPr>
+        <w:rFonts w:eastAsia="黑体"/>
         <w:b/>
         <w:bCs/>
       </w:rPr>
@@ -9963,12 +10394,14 @@
     </w:tcPr>
     <w:tblStylePr w:type="firstRow">
       <w:rPr>
+        <w:rFonts w:eastAsia="黑体"/>
         <w:b/>
         <w:bCs/>
       </w:rPr>
     </w:tblStylePr>
     <w:tblStylePr w:type="lastRow">
       <w:rPr>
+        <w:rFonts w:eastAsia="黑体"/>
         <w:b/>
         <w:bCs/>
       </w:rPr>
@@ -9981,12 +10414,14 @@
     </w:tblStylePr>
     <w:tblStylePr w:type="firstCol">
       <w:rPr>
+        <w:rFonts w:eastAsia="黑体"/>
         <w:b/>
         <w:bCs/>
       </w:rPr>
     </w:tblStylePr>
     <w:tblStylePr w:type="lastCol">
       <w:rPr>
+        <w:rFonts w:eastAsia="黑体"/>
         <w:b/>
         <w:bCs/>
       </w:rPr>
@@ -10036,12 +10471,14 @@
     </w:tcPr>
     <w:tblStylePr w:type="firstRow">
       <w:rPr>
+        <w:rFonts w:eastAsia="黑体"/>
         <w:b/>
         <w:bCs/>
       </w:rPr>
     </w:tblStylePr>
     <w:tblStylePr w:type="lastRow">
       <w:rPr>
+        <w:rFonts w:eastAsia="黑体"/>
         <w:b/>
         <w:bCs/>
       </w:rPr>
@@ -10054,12 +10491,14 @@
     </w:tblStylePr>
     <w:tblStylePr w:type="firstCol">
       <w:rPr>
+        <w:rFonts w:eastAsia="黑体"/>
         <w:b/>
         <w:bCs/>
       </w:rPr>
     </w:tblStylePr>
     <w:tblStylePr w:type="lastCol">
       <w:rPr>
+        <w:rFonts w:eastAsia="黑体"/>
         <w:b/>
         <w:bCs/>
       </w:rPr>
@@ -10109,12 +10548,14 @@
     </w:tcPr>
     <w:tblStylePr w:type="firstRow">
       <w:rPr>
+        <w:rFonts w:eastAsia="黑体"/>
         <w:b/>
         <w:bCs/>
       </w:rPr>
     </w:tblStylePr>
     <w:tblStylePr w:type="lastRow">
       <w:rPr>
+        <w:rFonts w:eastAsia="黑体"/>
         <w:b/>
         <w:bCs/>
       </w:rPr>
@@ -10127,12 +10568,14 @@
     </w:tblStylePr>
     <w:tblStylePr w:type="firstCol">
       <w:rPr>
+        <w:rFonts w:eastAsia="黑体"/>
         <w:b/>
         <w:bCs/>
       </w:rPr>
     </w:tblStylePr>
     <w:tblStylePr w:type="lastCol">
       <w:rPr>
+        <w:rFonts w:eastAsia="黑体"/>
         <w:b/>
         <w:bCs/>
       </w:rPr>
@@ -10182,12 +10625,14 @@
     </w:tcPr>
     <w:tblStylePr w:type="firstRow">
       <w:rPr>
+        <w:rFonts w:eastAsia="黑体"/>
         <w:b/>
         <w:bCs/>
       </w:rPr>
     </w:tblStylePr>
     <w:tblStylePr w:type="lastRow">
       <w:rPr>
+        <w:rFonts w:eastAsia="黑体"/>
         <w:b/>
         <w:bCs/>
       </w:rPr>
@@ -10200,12 +10645,14 @@
     </w:tblStylePr>
     <w:tblStylePr w:type="firstCol">
       <w:rPr>
+        <w:rFonts w:eastAsia="黑体"/>
         <w:b/>
         <w:bCs/>
       </w:rPr>
     </w:tblStylePr>
     <w:tblStylePr w:type="lastCol">
       <w:rPr>
+        <w:rFonts w:eastAsia="黑体"/>
         <w:b/>
         <w:bCs/>
       </w:rPr>
@@ -10255,12 +10702,14 @@
     </w:tcPr>
     <w:tblStylePr w:type="firstRow">
       <w:rPr>
+        <w:rFonts w:eastAsia="黑体"/>
         <w:b/>
         <w:bCs/>
       </w:rPr>
     </w:tblStylePr>
     <w:tblStylePr w:type="lastRow">
       <w:rPr>
+        <w:rFonts w:eastAsia="黑体"/>
         <w:b/>
         <w:bCs/>
       </w:rPr>
@@ -10273,12 +10722,14 @@
     </w:tblStylePr>
     <w:tblStylePr w:type="firstCol">
       <w:rPr>
+        <w:rFonts w:eastAsia="黑体"/>
         <w:b/>
         <w:bCs/>
       </w:rPr>
     </w:tblStylePr>
     <w:tblStylePr w:type="lastCol">
       <w:rPr>
+        <w:rFonts w:eastAsia="黑体"/>
         <w:b/>
         <w:bCs/>
       </w:rPr>
@@ -10305,7 +10756,7 @@
       <w:spacing w:after="0" w:line="240" w:lineRule="auto"/>
     </w:pPr>
     <w:rPr>
-      <w:rFonts w:asciiTheme="majorHAnsi" w:cstheme="majorBidi" w:eastAsiaTheme="majorEastAsia" w:hAnsiTheme="majorHAnsi"/>
+      <w:rFonts w:asciiTheme="majorHAnsi" w:cstheme="majorBidi" w:hAnsiTheme="majorHAnsi" w:eastAsia="黑体"/>
       <w:color w:themeColor="text1" w:val="000000"/>
     </w:rPr>
     <w:tblPr>
@@ -10332,6 +10783,7 @@
     </w:tcPr>
     <w:tblStylePr w:type="firstRow">
       <w:rPr>
+        <w:rFonts w:eastAsia="黑体"/>
         <w:b/>
         <w:bCs/>
         <w:color w:themeColor="text1" w:val="000000"/>
@@ -10343,6 +10795,7 @@
     </w:tblStylePr>
     <w:tblStylePr w:type="lastRow">
       <w:rPr>
+        <w:rFonts w:eastAsia="黑体"/>
         <w:b/>
         <w:bCs/>
         <w:color w:themeColor="text1" w:val="000000"/>
@@ -10362,6 +10815,7 @@
     </w:tblStylePr>
     <w:tblStylePr w:type="firstCol">
       <w:rPr>
+        <w:rFonts w:eastAsia="黑体"/>
         <w:b/>
         <w:bCs/>
         <w:color w:themeColor="text1" w:val="000000"/>
@@ -10381,6 +10835,7 @@
     </w:tblStylePr>
     <w:tblStylePr w:type="lastCol">
       <w:rPr>
+        <w:rFonts w:eastAsia="黑体"/>
         <w:b w:val="0"/>
         <w:bCs w:val="0"/>
         <w:color w:themeColor="text1" w:val="000000"/>
@@ -10430,7 +10885,7 @@
       <w:spacing w:after="0" w:line="240" w:lineRule="auto"/>
     </w:pPr>
     <w:rPr>
-      <w:rFonts w:asciiTheme="majorHAnsi" w:cstheme="majorBidi" w:eastAsiaTheme="majorEastAsia" w:hAnsiTheme="majorHAnsi"/>
+      <w:rFonts w:asciiTheme="majorHAnsi" w:cstheme="majorBidi" w:hAnsiTheme="majorHAnsi" w:eastAsia="黑体"/>
       <w:color w:themeColor="text1" w:val="000000"/>
     </w:rPr>
     <w:tblPr>
@@ -10457,6 +10912,7 @@
     </w:tcPr>
     <w:tblStylePr w:type="firstRow">
       <w:rPr>
+        <w:rFonts w:eastAsia="黑体"/>
         <w:b/>
         <w:bCs/>
         <w:color w:themeColor="text1" w:val="000000"/>
@@ -10468,6 +10924,7 @@
     </w:tblStylePr>
     <w:tblStylePr w:type="lastRow">
       <w:rPr>
+        <w:rFonts w:eastAsia="黑体"/>
         <w:b/>
         <w:bCs/>
         <w:color w:themeColor="text1" w:val="000000"/>
@@ -10487,6 +10944,7 @@
     </w:tblStylePr>
     <w:tblStylePr w:type="firstCol">
       <w:rPr>
+        <w:rFonts w:eastAsia="黑体"/>
         <w:b/>
         <w:bCs/>
         <w:color w:themeColor="text1" w:val="000000"/>
@@ -10506,6 +10964,7 @@
     </w:tblStylePr>
     <w:tblStylePr w:type="lastCol">
       <w:rPr>
+        <w:rFonts w:eastAsia="黑体"/>
         <w:b w:val="0"/>
         <w:bCs w:val="0"/>
         <w:color w:themeColor="text1" w:val="000000"/>
@@ -10555,7 +11014,7 @@
       <w:spacing w:after="0" w:line="240" w:lineRule="auto"/>
     </w:pPr>
     <w:rPr>
-      <w:rFonts w:asciiTheme="majorHAnsi" w:cstheme="majorBidi" w:eastAsiaTheme="majorEastAsia" w:hAnsiTheme="majorHAnsi"/>
+      <w:rFonts w:asciiTheme="majorHAnsi" w:cstheme="majorBidi" w:hAnsiTheme="majorHAnsi" w:eastAsia="黑体"/>
       <w:color w:themeColor="text1" w:val="000000"/>
     </w:rPr>
     <w:tblPr>
@@ -10582,6 +11041,7 @@
     </w:tcPr>
     <w:tblStylePr w:type="firstRow">
       <w:rPr>
+        <w:rFonts w:eastAsia="黑体"/>
         <w:b/>
         <w:bCs/>
         <w:color w:themeColor="text1" w:val="000000"/>
@@ -10593,6 +11053,7 @@
     </w:tblStylePr>
     <w:tblStylePr w:type="lastRow">
       <w:rPr>
+        <w:rFonts w:eastAsia="黑体"/>
         <w:b/>
         <w:bCs/>
         <w:color w:themeColor="text1" w:val="000000"/>
@@ -10612,6 +11073,7 @@
     </w:tblStylePr>
     <w:tblStylePr w:type="firstCol">
       <w:rPr>
+        <w:rFonts w:eastAsia="黑体"/>
         <w:b/>
         <w:bCs/>
         <w:color w:themeColor="text1" w:val="000000"/>
@@ -10631,6 +11093,7 @@
     </w:tblStylePr>
     <w:tblStylePr w:type="lastCol">
       <w:rPr>
+        <w:rFonts w:eastAsia="黑体"/>
         <w:b w:val="0"/>
         <w:bCs w:val="0"/>
         <w:color w:themeColor="text1" w:val="000000"/>
@@ -10680,7 +11143,7 @@
       <w:spacing w:after="0" w:line="240" w:lineRule="auto"/>
     </w:pPr>
     <w:rPr>
-      <w:rFonts w:asciiTheme="majorHAnsi" w:cstheme="majorBidi" w:eastAsiaTheme="majorEastAsia" w:hAnsiTheme="majorHAnsi"/>
+      <w:rFonts w:asciiTheme="majorHAnsi" w:cstheme="majorBidi" w:hAnsiTheme="majorHAnsi" w:eastAsia="黑体"/>
       <w:color w:themeColor="text1" w:val="000000"/>
     </w:rPr>
     <w:tblPr>
@@ -10707,6 +11170,7 @@
     </w:tcPr>
     <w:tblStylePr w:type="firstRow">
       <w:rPr>
+        <w:rFonts w:eastAsia="黑体"/>
         <w:b/>
         <w:bCs/>
         <w:color w:themeColor="text1" w:val="000000"/>
@@ -10718,6 +11182,7 @@
     </w:tblStylePr>
     <w:tblStylePr w:type="lastRow">
       <w:rPr>
+        <w:rFonts w:eastAsia="黑体"/>
         <w:b/>
         <w:bCs/>
         <w:color w:themeColor="text1" w:val="000000"/>
@@ -10737,6 +11202,7 @@
     </w:tblStylePr>
     <w:tblStylePr w:type="firstCol">
       <w:rPr>
+        <w:rFonts w:eastAsia="黑体"/>
         <w:b/>
         <w:bCs/>
         <w:color w:themeColor="text1" w:val="000000"/>
@@ -10756,6 +11222,7 @@
     </w:tblStylePr>
     <w:tblStylePr w:type="lastCol">
       <w:rPr>
+        <w:rFonts w:eastAsia="黑体"/>
         <w:b w:val="0"/>
         <w:bCs w:val="0"/>
         <w:color w:themeColor="text1" w:val="000000"/>
@@ -10805,7 +11272,7 @@
       <w:spacing w:after="0" w:line="240" w:lineRule="auto"/>
     </w:pPr>
     <w:rPr>
-      <w:rFonts w:asciiTheme="majorHAnsi" w:cstheme="majorBidi" w:eastAsiaTheme="majorEastAsia" w:hAnsiTheme="majorHAnsi"/>
+      <w:rFonts w:asciiTheme="majorHAnsi" w:cstheme="majorBidi" w:hAnsiTheme="majorHAnsi" w:eastAsia="黑体"/>
       <w:color w:themeColor="text1" w:val="000000"/>
     </w:rPr>
     <w:tblPr>
@@ -10832,6 +11299,7 @@
     </w:tcPr>
     <w:tblStylePr w:type="firstRow">
       <w:rPr>
+        <w:rFonts w:eastAsia="黑体"/>
         <w:b/>
         <w:bCs/>
         <w:color w:themeColor="text1" w:val="000000"/>
@@ -10843,6 +11311,7 @@
     </w:tblStylePr>
     <w:tblStylePr w:type="lastRow">
       <w:rPr>
+        <w:rFonts w:eastAsia="黑体"/>
         <w:b/>
         <w:bCs/>
         <w:color w:themeColor="text1" w:val="000000"/>
@@ -10862,6 +11331,7 @@
     </w:tblStylePr>
     <w:tblStylePr w:type="firstCol">
       <w:rPr>
+        <w:rFonts w:eastAsia="黑体"/>
         <w:b/>
         <w:bCs/>
         <w:color w:themeColor="text1" w:val="000000"/>
@@ -10881,6 +11351,7 @@
     </w:tblStylePr>
     <w:tblStylePr w:type="lastCol">
       <w:rPr>
+        <w:rFonts w:eastAsia="黑体"/>
         <w:b w:val="0"/>
         <w:bCs w:val="0"/>
         <w:color w:themeColor="text1" w:val="000000"/>
@@ -10930,7 +11401,7 @@
       <w:spacing w:after="0" w:line="240" w:lineRule="auto"/>
     </w:pPr>
     <w:rPr>
-      <w:rFonts w:asciiTheme="majorHAnsi" w:cstheme="majorBidi" w:eastAsiaTheme="majorEastAsia" w:hAnsiTheme="majorHAnsi"/>
+      <w:rFonts w:asciiTheme="majorHAnsi" w:cstheme="majorBidi" w:hAnsiTheme="majorHAnsi" w:eastAsia="黑体"/>
       <w:color w:themeColor="text1" w:val="000000"/>
     </w:rPr>
     <w:tblPr>
@@ -10957,6 +11428,7 @@
     </w:tcPr>
     <w:tblStylePr w:type="firstRow">
       <w:rPr>
+        <w:rFonts w:eastAsia="黑体"/>
         <w:b/>
         <w:bCs/>
         <w:color w:themeColor="text1" w:val="000000"/>
@@ -10968,6 +11440,7 @@
     </w:tblStylePr>
     <w:tblStylePr w:type="lastRow">
       <w:rPr>
+        <w:rFonts w:eastAsia="黑体"/>
         <w:b/>
         <w:bCs/>
         <w:color w:themeColor="text1" w:val="000000"/>
@@ -10987,6 +11460,7 @@
     </w:tblStylePr>
     <w:tblStylePr w:type="firstCol">
       <w:rPr>
+        <w:rFonts w:eastAsia="黑体"/>
         <w:b/>
         <w:bCs/>
         <w:color w:themeColor="text1" w:val="000000"/>
@@ -11006,6 +11480,7 @@
     </w:tblStylePr>
     <w:tblStylePr w:type="lastCol">
       <w:rPr>
+        <w:rFonts w:eastAsia="黑体"/>
         <w:b w:val="0"/>
         <w:bCs w:val="0"/>
         <w:color w:themeColor="text1" w:val="000000"/>
@@ -11055,7 +11530,7 @@
       <w:spacing w:after="0" w:line="240" w:lineRule="auto"/>
     </w:pPr>
     <w:rPr>
-      <w:rFonts w:asciiTheme="majorHAnsi" w:cstheme="majorBidi" w:eastAsiaTheme="majorEastAsia" w:hAnsiTheme="majorHAnsi"/>
+      <w:rFonts w:asciiTheme="majorHAnsi" w:cstheme="majorBidi" w:hAnsiTheme="majorHAnsi" w:eastAsia="黑体"/>
       <w:color w:themeColor="text1" w:val="000000"/>
     </w:rPr>
     <w:tblPr>
@@ -11082,6 +11557,7 @@
     </w:tcPr>
     <w:tblStylePr w:type="firstRow">
       <w:rPr>
+        <w:rFonts w:eastAsia="黑体"/>
         <w:b/>
         <w:bCs/>
         <w:color w:themeColor="text1" w:val="000000"/>
@@ -11093,6 +11569,7 @@
     </w:tblStylePr>
     <w:tblStylePr w:type="lastRow">
       <w:rPr>
+        <w:rFonts w:eastAsia="黑体"/>
         <w:b/>
         <w:bCs/>
         <w:color w:themeColor="text1" w:val="000000"/>
@@ -11112,6 +11589,7 @@
     </w:tblStylePr>
     <w:tblStylePr w:type="firstCol">
       <w:rPr>
+        <w:rFonts w:eastAsia="黑体"/>
         <w:b/>
         <w:bCs/>
         <w:color w:themeColor="text1" w:val="000000"/>
@@ -11131,6 +11609,7 @@
     </w:tblStylePr>
     <w:tblStylePr w:type="lastCol">
       <w:rPr>
+        <w:rFonts w:eastAsia="黑体"/>
         <w:b w:val="0"/>
         <w:bCs w:val="0"/>
         <w:color w:themeColor="text1" w:val="000000"/>
@@ -11203,6 +11682,7 @@
     </w:tcPr>
     <w:tblStylePr w:type="firstRow">
       <w:rPr>
+        <w:rFonts w:eastAsia="黑体"/>
         <w:b/>
         <w:bCs/>
         <w:i w:val="0"/>
@@ -11224,6 +11704,7 @@
     </w:tblStylePr>
     <w:tblStylePr w:type="lastRow">
       <w:rPr>
+        <w:rFonts w:eastAsia="黑体"/>
         <w:b/>
         <w:bCs/>
         <w:i w:val="0"/>
@@ -11245,6 +11726,7 @@
     </w:tblStylePr>
     <w:tblStylePr w:type="firstCol">
       <w:rPr>
+        <w:rFonts w:eastAsia="黑体"/>
         <w:b/>
         <w:bCs/>
         <w:i w:val="0"/>
@@ -11264,6 +11746,7 @@
     </w:tblStylePr>
     <w:tblStylePr w:type="lastCol">
       <w:rPr>
+        <w:rFonts w:eastAsia="黑体"/>
         <w:b/>
         <w:bCs/>
         <w:i w:val="0"/>
@@ -11344,6 +11827,7 @@
     </w:tcPr>
     <w:tblStylePr w:type="firstRow">
       <w:rPr>
+        <w:rFonts w:eastAsia="黑体"/>
         <w:b/>
         <w:bCs/>
         <w:i w:val="0"/>
@@ -11365,6 +11849,7 @@
     </w:tblStylePr>
     <w:tblStylePr w:type="lastRow">
       <w:rPr>
+        <w:rFonts w:eastAsia="黑体"/>
         <w:b/>
         <w:bCs/>
         <w:i w:val="0"/>
@@ -11386,6 +11871,7 @@
     </w:tblStylePr>
     <w:tblStylePr w:type="firstCol">
       <w:rPr>
+        <w:rFonts w:eastAsia="黑体"/>
         <w:b/>
         <w:bCs/>
         <w:i w:val="0"/>
@@ -11405,6 +11891,7 @@
     </w:tblStylePr>
     <w:tblStylePr w:type="lastCol">
       <w:rPr>
+        <w:rFonts w:eastAsia="黑体"/>
         <w:b/>
         <w:bCs/>
         <w:i w:val="0"/>
@@ -11485,6 +11972,7 @@
     </w:tcPr>
     <w:tblStylePr w:type="firstRow">
       <w:rPr>
+        <w:rFonts w:eastAsia="黑体"/>
         <w:b/>
         <w:bCs/>
         <w:i w:val="0"/>
@@ -11506,6 +11994,7 @@
     </w:tblStylePr>
     <w:tblStylePr w:type="lastRow">
       <w:rPr>
+        <w:rFonts w:eastAsia="黑体"/>
         <w:b/>
         <w:bCs/>
         <w:i w:val="0"/>
@@ -11527,6 +12016,7 @@
     </w:tblStylePr>
     <w:tblStylePr w:type="firstCol">
       <w:rPr>
+        <w:rFonts w:eastAsia="黑体"/>
         <w:b/>
         <w:bCs/>
         <w:i w:val="0"/>
@@ -11546,6 +12036,7 @@
     </w:tblStylePr>
     <w:tblStylePr w:type="lastCol">
       <w:rPr>
+        <w:rFonts w:eastAsia="黑体"/>
         <w:b/>
         <w:bCs/>
         <w:i w:val="0"/>
@@ -11626,6 +12117,7 @@
     </w:tcPr>
     <w:tblStylePr w:type="firstRow">
       <w:rPr>
+        <w:rFonts w:eastAsia="黑体"/>
         <w:b/>
         <w:bCs/>
         <w:i w:val="0"/>
@@ -11647,6 +12139,7 @@
     </w:tblStylePr>
     <w:tblStylePr w:type="lastRow">
       <w:rPr>
+        <w:rFonts w:eastAsia="黑体"/>
         <w:b/>
         <w:bCs/>
         <w:i w:val="0"/>
@@ -11668,6 +12161,7 @@
     </w:tblStylePr>
     <w:tblStylePr w:type="firstCol">
       <w:rPr>
+        <w:rFonts w:eastAsia="黑体"/>
         <w:b/>
         <w:bCs/>
         <w:i w:val="0"/>
@@ -11687,6 +12181,7 @@
     </w:tblStylePr>
     <w:tblStylePr w:type="lastCol">
       <w:rPr>
+        <w:rFonts w:eastAsia="黑体"/>
         <w:b/>
         <w:bCs/>
         <w:i w:val="0"/>
@@ -11767,6 +12262,7 @@
     </w:tcPr>
     <w:tblStylePr w:type="firstRow">
       <w:rPr>
+        <w:rFonts w:eastAsia="黑体"/>
         <w:b/>
         <w:bCs/>
         <w:i w:val="0"/>
@@ -11788,6 +12284,7 @@
     </w:tblStylePr>
     <w:tblStylePr w:type="lastRow">
       <w:rPr>
+        <w:rFonts w:eastAsia="黑体"/>
         <w:b/>
         <w:bCs/>
         <w:i w:val="0"/>
@@ -11809,6 +12306,7 @@
     </w:tblStylePr>
     <w:tblStylePr w:type="firstCol">
       <w:rPr>
+        <w:rFonts w:eastAsia="黑体"/>
         <w:b/>
         <w:bCs/>
         <w:i w:val="0"/>
@@ -11828,6 +12326,7 @@
     </w:tblStylePr>
     <w:tblStylePr w:type="lastCol">
       <w:rPr>
+        <w:rFonts w:eastAsia="黑体"/>
         <w:b/>
         <w:bCs/>
         <w:i w:val="0"/>
@@ -11908,6 +12407,7 @@
     </w:tcPr>
     <w:tblStylePr w:type="firstRow">
       <w:rPr>
+        <w:rFonts w:eastAsia="黑体"/>
         <w:b/>
         <w:bCs/>
         <w:i w:val="0"/>
@@ -11929,6 +12429,7 @@
     </w:tblStylePr>
     <w:tblStylePr w:type="lastRow">
       <w:rPr>
+        <w:rFonts w:eastAsia="黑体"/>
         <w:b/>
         <w:bCs/>
         <w:i w:val="0"/>
@@ -11950,6 +12451,7 @@
     </w:tblStylePr>
     <w:tblStylePr w:type="firstCol">
       <w:rPr>
+        <w:rFonts w:eastAsia="黑体"/>
         <w:b/>
         <w:bCs/>
         <w:i w:val="0"/>
@@ -11969,6 +12471,7 @@
     </w:tblStylePr>
     <w:tblStylePr w:type="lastCol">
       <w:rPr>
+        <w:rFonts w:eastAsia="黑体"/>
         <w:b/>
         <w:bCs/>
         <w:i w:val="0"/>
@@ -12049,6 +12552,7 @@
     </w:tcPr>
     <w:tblStylePr w:type="firstRow">
       <w:rPr>
+        <w:rFonts w:eastAsia="黑体"/>
         <w:b/>
         <w:bCs/>
         <w:i w:val="0"/>
@@ -12070,6 +12574,7 @@
     </w:tblStylePr>
     <w:tblStylePr w:type="lastRow">
       <w:rPr>
+        <w:rFonts w:eastAsia="黑体"/>
         <w:b/>
         <w:bCs/>
         <w:i w:val="0"/>
@@ -12091,6 +12596,7 @@
     </w:tblStylePr>
     <w:tblStylePr w:type="firstCol">
       <w:rPr>
+        <w:rFonts w:eastAsia="黑体"/>
         <w:b/>
         <w:bCs/>
         <w:i w:val="0"/>
@@ -12110,6 +12616,7 @@
     </w:tblStylePr>
     <w:tblStylePr w:type="lastCol">
       <w:rPr>
+        <w:rFonts w:eastAsia="黑体"/>
         <w:b/>
         <w:bCs/>
         <w:i w:val="0"/>
@@ -12167,6 +12674,7 @@
       <w:spacing w:after="0" w:line="240" w:lineRule="auto"/>
     </w:pPr>
     <w:rPr>
+      <w:rFonts w:eastAsia="黑体"/>
       <w:color w:themeColor="background1" w:val="FFFFFF"/>
     </w:rPr>
     <w:tblPr>
@@ -12185,6 +12693,7 @@
     </w:tcPr>
     <w:tblStylePr w:type="firstRow">
       <w:rPr>
+        <w:rFonts w:eastAsia="黑体"/>
         <w:b/>
         <w:bCs/>
       </w:rPr>
@@ -12281,6 +12790,7 @@
       <w:spacing w:after="0" w:line="240" w:lineRule="auto"/>
     </w:pPr>
     <w:rPr>
+      <w:rFonts w:eastAsia="黑体"/>
       <w:color w:themeColor="background1" w:val="FFFFFF"/>
     </w:rPr>
     <w:tblPr>
@@ -12299,6 +12809,7 @@
     </w:tcPr>
     <w:tblStylePr w:type="firstRow">
       <w:rPr>
+        <w:rFonts w:eastAsia="黑体"/>
         <w:b/>
         <w:bCs/>
       </w:rPr>
@@ -12395,6 +12906,7 @@
       <w:spacing w:after="0" w:line="240" w:lineRule="auto"/>
     </w:pPr>
     <w:rPr>
+      <w:rFonts w:eastAsia="黑体"/>
       <w:color w:themeColor="background1" w:val="FFFFFF"/>
     </w:rPr>
     <w:tblPr>
@@ -12413,6 +12925,7 @@
     </w:tcPr>
     <w:tblStylePr w:type="firstRow">
       <w:rPr>
+        <w:rFonts w:eastAsia="黑体"/>
         <w:b/>
         <w:bCs/>
       </w:rPr>
@@ -12509,6 +13022,7 @@
       <w:spacing w:after="0" w:line="240" w:lineRule="auto"/>
     </w:pPr>
     <w:rPr>
+      <w:rFonts w:eastAsia="黑体"/>
       <w:color w:themeColor="background1" w:val="FFFFFF"/>
     </w:rPr>
     <w:tblPr>
@@ -12527,6 +13041,7 @@
     </w:tcPr>
     <w:tblStylePr w:type="firstRow">
       <w:rPr>
+        <w:rFonts w:eastAsia="黑体"/>
         <w:b/>
         <w:bCs/>
       </w:rPr>
@@ -12623,6 +13138,7 @@
       <w:spacing w:after="0" w:line="240" w:lineRule="auto"/>
     </w:pPr>
     <w:rPr>
+      <w:rFonts w:eastAsia="黑体"/>
       <w:color w:themeColor="background1" w:val="FFFFFF"/>
     </w:rPr>
     <w:tblPr>
@@ -12641,6 +13157,7 @@
     </w:tcPr>
     <w:tblStylePr w:type="firstRow">
       <w:rPr>
+        <w:rFonts w:eastAsia="黑体"/>
         <w:b/>
         <w:bCs/>
       </w:rPr>
@@ -12737,6 +13254,7 @@
       <w:spacing w:after="0" w:line="240" w:lineRule="auto"/>
     </w:pPr>
     <w:rPr>
+      <w:rFonts w:eastAsia="黑体"/>
       <w:color w:themeColor="background1" w:val="FFFFFF"/>
     </w:rPr>
     <w:tblPr>
@@ -12755,6 +13273,7 @@
     </w:tcPr>
     <w:tblStylePr w:type="firstRow">
       <w:rPr>
+        <w:rFonts w:eastAsia="黑体"/>
         <w:b/>
         <w:bCs/>
       </w:rPr>
@@ -12851,6 +13370,7 @@
       <w:spacing w:after="0" w:line="240" w:lineRule="auto"/>
     </w:pPr>
     <w:rPr>
+      <w:rFonts w:eastAsia="黑体"/>
       <w:color w:themeColor="background1" w:val="FFFFFF"/>
     </w:rPr>
     <w:tblPr>
@@ -12869,6 +13389,7 @@
     </w:tcPr>
     <w:tblStylePr w:type="firstRow">
       <w:rPr>
+        <w:rFonts w:eastAsia="黑体"/>
         <w:b/>
         <w:bCs/>
       </w:rPr>
@@ -12965,6 +13486,7 @@
       <w:spacing w:after="0" w:line="240" w:lineRule="auto"/>
     </w:pPr>
     <w:rPr>
+      <w:rFonts w:eastAsia="黑体"/>
       <w:color w:themeColor="text1" w:val="000000"/>
     </w:rPr>
     <w:tblPr>
@@ -12991,6 +13513,7 @@
     </w:tcPr>
     <w:tblStylePr w:type="firstRow">
       <w:rPr>
+        <w:rFonts w:eastAsia="黑体"/>
         <w:b/>
         <w:bCs/>
       </w:rPr>
@@ -13009,6 +13532,7 @@
     </w:tblStylePr>
     <w:tblStylePr w:type="lastRow">
       <w:rPr>
+        <w:rFonts w:eastAsia="黑体"/>
         <w:b/>
         <w:bCs/>
         <w:color w:themeColor="background1" w:val="FFFFFF"/>
@@ -13023,6 +13547,7 @@
     </w:tblStylePr>
     <w:tblStylePr w:type="firstCol">
       <w:rPr>
+        <w:rFonts w:eastAsia="黑体"/>
         <w:color w:themeColor="background1" w:val="FFFFFF"/>
       </w:rPr>
       <w:tblPr/>
@@ -13040,6 +13565,7 @@
     </w:tblStylePr>
     <w:tblStylePr w:type="lastCol">
       <w:rPr>
+        <w:rFonts w:eastAsia="黑体"/>
         <w:color w:themeColor="background1" w:val="FFFFFF"/>
       </w:rPr>
       <w:tblPr/>
@@ -13069,11 +13595,13 @@
     </w:tblStylePr>
     <w:tblStylePr w:type="neCell">
       <w:rPr>
+        <w:rFonts w:eastAsia="黑体"/>
         <w:color w:themeColor="text1" w:val="000000"/>
       </w:rPr>
     </w:tblStylePr>
     <w:tblStylePr w:type="nwCell">
       <w:rPr>
+        <w:rFonts w:eastAsia="黑体"/>
         <w:color w:themeColor="text1" w:val="000000"/>
       </w:rPr>
     </w:tblStylePr>
@@ -13087,6 +13615,7 @@
       <w:spacing w:after="0" w:line="240" w:lineRule="auto"/>
     </w:pPr>
     <w:rPr>
+      <w:rFonts w:eastAsia="黑体"/>
       <w:color w:themeColor="text1" w:val="000000"/>
     </w:rPr>
     <w:tblPr>
@@ -13113,6 +13642,7 @@
     </w:tcPr>
     <w:tblStylePr w:type="firstRow">
       <w:rPr>
+        <w:rFonts w:eastAsia="黑体"/>
         <w:b/>
         <w:bCs/>
       </w:rPr>
@@ -13131,6 +13661,7 @@
     </w:tblStylePr>
     <w:tblStylePr w:type="lastRow">
       <w:rPr>
+        <w:rFonts w:eastAsia="黑体"/>
         <w:b/>
         <w:bCs/>
         <w:color w:themeColor="background1" w:val="FFFFFF"/>
@@ -13145,6 +13676,7 @@
     </w:tblStylePr>
     <w:tblStylePr w:type="firstCol">
       <w:rPr>
+        <w:rFonts w:eastAsia="黑体"/>
         <w:color w:themeColor="background1" w:val="FFFFFF"/>
       </w:rPr>
       <w:tblPr/>
@@ -13162,6 +13694,7 @@
     </w:tblStylePr>
     <w:tblStylePr w:type="lastCol">
       <w:rPr>
+        <w:rFonts w:eastAsia="黑体"/>
         <w:color w:themeColor="background1" w:val="FFFFFF"/>
       </w:rPr>
       <w:tblPr/>
@@ -13191,11 +13724,13 @@
     </w:tblStylePr>
     <w:tblStylePr w:type="neCell">
       <w:rPr>
+        <w:rFonts w:eastAsia="黑体"/>
         <w:color w:themeColor="text1" w:val="000000"/>
       </w:rPr>
     </w:tblStylePr>
     <w:tblStylePr w:type="nwCell">
       <w:rPr>
+        <w:rFonts w:eastAsia="黑体"/>
         <w:color w:themeColor="text1" w:val="000000"/>
       </w:rPr>
     </w:tblStylePr>
@@ -13209,6 +13744,7 @@
       <w:spacing w:after="0" w:line="240" w:lineRule="auto"/>
     </w:pPr>
     <w:rPr>
+      <w:rFonts w:eastAsia="黑体"/>
       <w:color w:themeColor="text1" w:val="000000"/>
     </w:rPr>
     <w:tblPr>
@@ -13235,6 +13771,7 @@
     </w:tcPr>
     <w:tblStylePr w:type="firstRow">
       <w:rPr>
+        <w:rFonts w:eastAsia="黑体"/>
         <w:b/>
         <w:bCs/>
       </w:rPr>
@@ -13253,6 +13790,7 @@
     </w:tblStylePr>
     <w:tblStylePr w:type="lastRow">
       <w:rPr>
+        <w:rFonts w:eastAsia="黑体"/>
         <w:b/>
         <w:bCs/>
         <w:color w:themeColor="background1" w:val="FFFFFF"/>
@@ -13267,6 +13805,7 @@
     </w:tblStylePr>
     <w:tblStylePr w:type="firstCol">
       <w:rPr>
+        <w:rFonts w:eastAsia="黑体"/>
         <w:color w:themeColor="background1" w:val="FFFFFF"/>
       </w:rPr>
       <w:tblPr/>
@@ -13284,6 +13823,7 @@
     </w:tblStylePr>
     <w:tblStylePr w:type="lastCol">
       <w:rPr>
+        <w:rFonts w:eastAsia="黑体"/>
         <w:color w:themeColor="background1" w:val="FFFFFF"/>
       </w:rPr>
       <w:tblPr/>
@@ -13313,11 +13853,13 @@
     </w:tblStylePr>
     <w:tblStylePr w:type="neCell">
       <w:rPr>
+        <w:rFonts w:eastAsia="黑体"/>
         <w:color w:themeColor="text1" w:val="000000"/>
       </w:rPr>
     </w:tblStylePr>
     <w:tblStylePr w:type="nwCell">
       <w:rPr>
+        <w:rFonts w:eastAsia="黑体"/>
         <w:color w:themeColor="text1" w:val="000000"/>
       </w:rPr>
     </w:tblStylePr>
@@ -13331,6 +13873,7 @@
       <w:spacing w:after="0" w:line="240" w:lineRule="auto"/>
     </w:pPr>
     <w:rPr>
+      <w:rFonts w:eastAsia="黑体"/>
       <w:color w:themeColor="text1" w:val="000000"/>
     </w:rPr>
     <w:tblPr>
@@ -13357,6 +13900,7 @@
     </w:tcPr>
     <w:tblStylePr w:type="firstRow">
       <w:rPr>
+        <w:rFonts w:eastAsia="黑体"/>
         <w:b/>
         <w:bCs/>
       </w:rPr>
@@ -13375,6 +13919,7 @@
     </w:tblStylePr>
     <w:tblStylePr w:type="lastRow">
       <w:rPr>
+        <w:rFonts w:eastAsia="黑体"/>
         <w:b/>
         <w:bCs/>
         <w:color w:themeColor="background1" w:val="FFFFFF"/>
@@ -13389,6 +13934,7 @@
     </w:tblStylePr>
     <w:tblStylePr w:type="firstCol">
       <w:rPr>
+        <w:rFonts w:eastAsia="黑体"/>
         <w:color w:themeColor="background1" w:val="FFFFFF"/>
       </w:rPr>
       <w:tblPr/>
@@ -13406,6 +13952,7 @@
     </w:tblStylePr>
     <w:tblStylePr w:type="lastCol">
       <w:rPr>
+        <w:rFonts w:eastAsia="黑体"/>
         <w:color w:themeColor="background1" w:val="FFFFFF"/>
       </w:rPr>
       <w:tblPr/>
@@ -13443,6 +13990,7 @@
       <w:spacing w:after="0" w:line="240" w:lineRule="auto"/>
     </w:pPr>
     <w:rPr>
+      <w:rFonts w:eastAsia="黑体"/>
       <w:color w:themeColor="text1" w:val="000000"/>
     </w:rPr>
     <w:tblPr>
@@ -13469,6 +14017,7 @@
     </w:tcPr>
     <w:tblStylePr w:type="firstRow">
       <w:rPr>
+        <w:rFonts w:eastAsia="黑体"/>
         <w:b/>
         <w:bCs/>
       </w:rPr>
@@ -13487,6 +14036,7 @@
     </w:tblStylePr>
     <w:tblStylePr w:type="lastRow">
       <w:rPr>
+        <w:rFonts w:eastAsia="黑体"/>
         <w:b/>
         <w:bCs/>
         <w:color w:themeColor="background1" w:val="FFFFFF"/>
@@ -13501,6 +14051,7 @@
     </w:tblStylePr>
     <w:tblStylePr w:type="firstCol">
       <w:rPr>
+        <w:rFonts w:eastAsia="黑体"/>
         <w:color w:themeColor="background1" w:val="FFFFFF"/>
       </w:rPr>
       <w:tblPr/>
@@ -13518,6 +14069,7 @@
     </w:tblStylePr>
     <w:tblStylePr w:type="lastCol">
       <w:rPr>
+        <w:rFonts w:eastAsia="黑体"/>
         <w:color w:themeColor="background1" w:val="FFFFFF"/>
       </w:rPr>
       <w:tblPr/>
@@ -13547,11 +14099,13 @@
     </w:tblStylePr>
     <w:tblStylePr w:type="neCell">
       <w:rPr>
+        <w:rFonts w:eastAsia="黑体"/>
         <w:color w:themeColor="text1" w:val="000000"/>
       </w:rPr>
     </w:tblStylePr>
     <w:tblStylePr w:type="nwCell">
       <w:rPr>
+        <w:rFonts w:eastAsia="黑体"/>
         <w:color w:themeColor="text1" w:val="000000"/>
       </w:rPr>
     </w:tblStylePr>
@@ -13565,6 +14119,7 @@
       <w:spacing w:after="0" w:line="240" w:lineRule="auto"/>
     </w:pPr>
     <w:rPr>
+      <w:rFonts w:eastAsia="黑体"/>
       <w:color w:themeColor="text1" w:val="000000"/>
     </w:rPr>
     <w:tblPr>
@@ -13591,6 +14146,7 @@
     </w:tcPr>
     <w:tblStylePr w:type="firstRow">
       <w:rPr>
+        <w:rFonts w:eastAsia="黑体"/>
         <w:b/>
         <w:bCs/>
       </w:rPr>
@@ -13609,6 +14165,7 @@
     </w:tblStylePr>
     <w:tblStylePr w:type="lastRow">
       <w:rPr>
+        <w:rFonts w:eastAsia="黑体"/>
         <w:b/>
         <w:bCs/>
         <w:color w:themeColor="background1" w:val="FFFFFF"/>
@@ -13623,6 +14180,7 @@
     </w:tblStylePr>
     <w:tblStylePr w:type="firstCol">
       <w:rPr>
+        <w:rFonts w:eastAsia="黑体"/>
         <w:color w:themeColor="background1" w:val="FFFFFF"/>
       </w:rPr>
       <w:tblPr/>
@@ -13640,6 +14198,7 @@
     </w:tblStylePr>
     <w:tblStylePr w:type="lastCol">
       <w:rPr>
+        <w:rFonts w:eastAsia="黑体"/>
         <w:color w:themeColor="background1" w:val="FFFFFF"/>
       </w:rPr>
       <w:tblPr/>
@@ -13669,11 +14228,13 @@
     </w:tblStylePr>
     <w:tblStylePr w:type="neCell">
       <w:rPr>
+        <w:rFonts w:eastAsia="黑体"/>
         <w:color w:themeColor="text1" w:val="000000"/>
       </w:rPr>
     </w:tblStylePr>
     <w:tblStylePr w:type="nwCell">
       <w:rPr>
+        <w:rFonts w:eastAsia="黑体"/>
         <w:color w:themeColor="text1" w:val="000000"/>
       </w:rPr>
     </w:tblStylePr>
@@ -13687,6 +14248,7 @@
       <w:spacing w:after="0" w:line="240" w:lineRule="auto"/>
     </w:pPr>
     <w:rPr>
+      <w:rFonts w:eastAsia="黑体"/>
       <w:color w:themeColor="text1" w:val="000000"/>
     </w:rPr>
     <w:tblPr>
@@ -13713,6 +14275,7 @@
     </w:tcPr>
     <w:tblStylePr w:type="firstRow">
       <w:rPr>
+        <w:rFonts w:eastAsia="黑体"/>
         <w:b/>
         <w:bCs/>
       </w:rPr>
@@ -13731,6 +14294,7 @@
     </w:tblStylePr>
     <w:tblStylePr w:type="lastRow">
       <w:rPr>
+        <w:rFonts w:eastAsia="黑体"/>
         <w:b/>
         <w:bCs/>
         <w:color w:themeColor="background1" w:val="FFFFFF"/>
@@ -13745,6 +14309,7 @@
     </w:tblStylePr>
     <w:tblStylePr w:type="firstCol">
       <w:rPr>
+        <w:rFonts w:eastAsia="黑体"/>
         <w:color w:themeColor="background1" w:val="FFFFFF"/>
       </w:rPr>
       <w:tblPr/>
@@ -13762,6 +14327,7 @@
     </w:tblStylePr>
     <w:tblStylePr w:type="lastCol">
       <w:rPr>
+        <w:rFonts w:eastAsia="黑体"/>
         <w:color w:themeColor="background1" w:val="FFFFFF"/>
       </w:rPr>
       <w:tblPr/>
@@ -13791,11 +14357,13 @@
     </w:tblStylePr>
     <w:tblStylePr w:type="neCell">
       <w:rPr>
+        <w:rFonts w:eastAsia="黑体"/>
         <w:color w:themeColor="text1" w:val="000000"/>
       </w:rPr>
     </w:tblStylePr>
     <w:tblStylePr w:type="nwCell">
       <w:rPr>
+        <w:rFonts w:eastAsia="黑体"/>
         <w:color w:themeColor="text1" w:val="000000"/>
       </w:rPr>
     </w:tblStylePr>
@@ -13809,6 +14377,7 @@
       <w:spacing w:after="0" w:line="240" w:lineRule="auto"/>
     </w:pPr>
     <w:rPr>
+      <w:rFonts w:eastAsia="黑体"/>
       <w:color w:themeColor="text1" w:val="000000"/>
     </w:rPr>
     <w:tblPr>
@@ -13827,6 +14396,7 @@
     </w:tcPr>
     <w:tblStylePr w:type="firstRow">
       <w:rPr>
+        <w:rFonts w:eastAsia="黑体"/>
         <w:b/>
         <w:bCs/>
         <w:color w:themeColor="background1" w:val="FFFFFF"/>
@@ -13841,6 +14411,7 @@
     </w:tblStylePr>
     <w:tblStylePr w:type="lastRow">
       <w:rPr>
+        <w:rFonts w:eastAsia="黑体"/>
         <w:b/>
         <w:bCs/>
         <w:color w:themeColor="accent2" w:themeShade="CC" w:val="9E3A38"/>
@@ -13855,12 +14426,14 @@
     </w:tblStylePr>
     <w:tblStylePr w:type="firstCol">
       <w:rPr>
+        <w:rFonts w:eastAsia="黑体"/>
         <w:b/>
         <w:bCs/>
       </w:rPr>
     </w:tblStylePr>
     <w:tblStylePr w:type="lastCol">
       <w:rPr>
+        <w:rFonts w:eastAsia="黑体"/>
         <w:b/>
         <w:bCs/>
       </w:rPr>
@@ -13895,6 +14468,7 @@
       <w:spacing w:after="0" w:line="240" w:lineRule="auto"/>
     </w:pPr>
     <w:rPr>
+      <w:rFonts w:eastAsia="黑体"/>
       <w:color w:themeColor="text1" w:val="000000"/>
     </w:rPr>
     <w:tblPr>
@@ -13913,6 +14487,7 @@
     </w:tcPr>
     <w:tblStylePr w:type="firstRow">
       <w:rPr>
+        <w:rFonts w:eastAsia="黑体"/>
         <w:b/>
         <w:bCs/>
         <w:color w:themeColor="background1" w:val="FFFFFF"/>
@@ -13927,6 +14502,7 @@
     </w:tblStylePr>
     <w:tblStylePr w:type="lastRow">
       <w:rPr>
+        <w:rFonts w:eastAsia="黑体"/>
         <w:b/>
         <w:bCs/>
         <w:color w:themeColor="accent2" w:themeShade="CC" w:val="9E3A38"/>
@@ -13941,12 +14517,14 @@
     </w:tblStylePr>
     <w:tblStylePr w:type="firstCol">
       <w:rPr>
+        <w:rFonts w:eastAsia="黑体"/>
         <w:b/>
         <w:bCs/>
       </w:rPr>
     </w:tblStylePr>
     <w:tblStylePr w:type="lastCol">
       <w:rPr>
+        <w:rFonts w:eastAsia="黑体"/>
         <w:b/>
         <w:bCs/>
       </w:rPr>
@@ -13981,6 +14559,7 @@
       <w:spacing w:after="0" w:line="240" w:lineRule="auto"/>
     </w:pPr>
     <w:rPr>
+      <w:rFonts w:eastAsia="黑体"/>
       <w:color w:themeColor="text1" w:val="000000"/>
     </w:rPr>
     <w:tblPr>
@@ -13999,6 +14578,7 @@
     </w:tcPr>
     <w:tblStylePr w:type="firstRow">
       <w:rPr>
+        <w:rFonts w:eastAsia="黑体"/>
         <w:b/>
         <w:bCs/>
         <w:color w:themeColor="background1" w:val="FFFFFF"/>
@@ -14013,6 +14593,7 @@
     </w:tblStylePr>
     <w:tblStylePr w:type="lastRow">
       <w:rPr>
+        <w:rFonts w:eastAsia="黑体"/>
         <w:b/>
         <w:bCs/>
         <w:color w:themeColor="accent2" w:themeShade="CC" w:val="9E3A38"/>
@@ -14027,12 +14608,14 @@
     </w:tblStylePr>
     <w:tblStylePr w:type="firstCol">
       <w:rPr>
+        <w:rFonts w:eastAsia="黑体"/>
         <w:b/>
         <w:bCs/>
       </w:rPr>
     </w:tblStylePr>
     <w:tblStylePr w:type="lastCol">
       <w:rPr>
+        <w:rFonts w:eastAsia="黑体"/>
         <w:b/>
         <w:bCs/>
       </w:rPr>
@@ -14067,6 +14650,7 @@
       <w:spacing w:after="0" w:line="240" w:lineRule="auto"/>
     </w:pPr>
     <w:rPr>
+      <w:rFonts w:eastAsia="黑体"/>
       <w:color w:themeColor="text1" w:val="000000"/>
     </w:rPr>
     <w:tblPr>
@@ -14085,6 +14669,7 @@
     </w:tcPr>
     <w:tblStylePr w:type="firstRow">
       <w:rPr>
+        <w:rFonts w:eastAsia="黑体"/>
         <w:b/>
         <w:bCs/>
         <w:color w:themeColor="background1" w:val="FFFFFF"/>
@@ -14099,6 +14684,7 @@
     </w:tblStylePr>
     <w:tblStylePr w:type="lastRow">
       <w:rPr>
+        <w:rFonts w:eastAsia="黑体"/>
         <w:b/>
         <w:bCs/>
         <w:color w:themeColor="accent4" w:themeShade="CC" w:val="664E82"/>
@@ -14113,12 +14699,14 @@
     </w:tblStylePr>
     <w:tblStylePr w:type="firstCol">
       <w:rPr>
+        <w:rFonts w:eastAsia="黑体"/>
         <w:b/>
         <w:bCs/>
       </w:rPr>
     </w:tblStylePr>
     <w:tblStylePr w:type="lastCol">
       <w:rPr>
+        <w:rFonts w:eastAsia="黑体"/>
         <w:b/>
         <w:bCs/>
       </w:rPr>
@@ -14153,6 +14741,7 @@
       <w:spacing w:after="0" w:line="240" w:lineRule="auto"/>
     </w:pPr>
     <w:rPr>
+      <w:rFonts w:eastAsia="黑体"/>
       <w:color w:themeColor="text1" w:val="000000"/>
     </w:rPr>
     <w:tblPr>
@@ -14171,6 +14760,7 @@
     </w:tcPr>
     <w:tblStylePr w:type="firstRow">
       <w:rPr>
+        <w:rFonts w:eastAsia="黑体"/>
         <w:b/>
         <w:bCs/>
         <w:color w:themeColor="background1" w:val="FFFFFF"/>
@@ -14185,6 +14775,7 @@
     </w:tblStylePr>
     <w:tblStylePr w:type="lastRow">
       <w:rPr>
+        <w:rFonts w:eastAsia="黑体"/>
         <w:b/>
         <w:bCs/>
         <w:color w:themeColor="accent3" w:themeShade="CC" w:val="7E9C40"/>
@@ -14199,12 +14790,14 @@
     </w:tblStylePr>
     <w:tblStylePr w:type="firstCol">
       <w:rPr>
+        <w:rFonts w:eastAsia="黑体"/>
         <w:b/>
         <w:bCs/>
       </w:rPr>
     </w:tblStylePr>
     <w:tblStylePr w:type="lastCol">
       <w:rPr>
+        <w:rFonts w:eastAsia="黑体"/>
         <w:b/>
         <w:bCs/>
       </w:rPr>
@@ -14239,6 +14832,7 @@
       <w:spacing w:after="0" w:line="240" w:lineRule="auto"/>
     </w:pPr>
     <w:rPr>
+      <w:rFonts w:eastAsia="黑体"/>
       <w:color w:themeColor="text1" w:val="000000"/>
     </w:rPr>
     <w:tblPr>
@@ -14257,6 +14851,7 @@
     </w:tcPr>
     <w:tblStylePr w:type="firstRow">
       <w:rPr>
+        <w:rFonts w:eastAsia="黑体"/>
         <w:b/>
         <w:bCs/>
         <w:color w:themeColor="background1" w:val="FFFFFF"/>
@@ -14271,6 +14866,7 @@
     </w:tblStylePr>
     <w:tblStylePr w:type="lastRow">
       <w:rPr>
+        <w:rFonts w:eastAsia="黑体"/>
         <w:b/>
         <w:bCs/>
         <w:color w:themeColor="accent6" w:themeShade="CC" w:val="F2730A"/>
@@ -14285,12 +14881,14 @@
     </w:tblStylePr>
     <w:tblStylePr w:type="firstCol">
       <w:rPr>
+        <w:rFonts w:eastAsia="黑体"/>
         <w:b/>
         <w:bCs/>
       </w:rPr>
     </w:tblStylePr>
     <w:tblStylePr w:type="lastCol">
       <w:rPr>
+        <w:rFonts w:eastAsia="黑体"/>
         <w:b/>
         <w:bCs/>
       </w:rPr>
@@ -14325,6 +14923,7 @@
       <w:spacing w:after="0" w:line="240" w:lineRule="auto"/>
     </w:pPr>
     <w:rPr>
+      <w:rFonts w:eastAsia="黑体"/>
       <w:color w:themeColor="text1" w:val="000000"/>
     </w:rPr>
     <w:tblPr>
@@ -14343,6 +14942,7 @@
     </w:tcPr>
     <w:tblStylePr w:type="firstRow">
       <w:rPr>
+        <w:rFonts w:eastAsia="黑体"/>
         <w:b/>
         <w:bCs/>
         <w:color w:themeColor="background1" w:val="FFFFFF"/>
@@ -14357,6 +14957,7 @@
     </w:tblStylePr>
     <w:tblStylePr w:type="lastRow">
       <w:rPr>
+        <w:rFonts w:eastAsia="黑体"/>
         <w:b/>
         <w:bCs/>
         <w:color w:themeColor="accent5" w:themeShade="CC" w:val="348DA5"/>
@@ -14371,12 +14972,14 @@
     </w:tblStylePr>
     <w:tblStylePr w:type="firstCol">
       <w:rPr>
+        <w:rFonts w:eastAsia="黑体"/>
         <w:b/>
         <w:bCs/>
       </w:rPr>
     </w:tblStylePr>
     <w:tblStylePr w:type="lastCol">
       <w:rPr>
+        <w:rFonts w:eastAsia="黑体"/>
         <w:b/>
         <w:bCs/>
       </w:rPr>
@@ -14411,6 +15014,7 @@
       <w:spacing w:after="0" w:line="240" w:lineRule="auto"/>
     </w:pPr>
     <w:rPr>
+      <w:rFonts w:eastAsia="黑体"/>
       <w:color w:themeColor="text1" w:val="000000"/>
     </w:rPr>
     <w:tblPr>
@@ -14432,6 +15036,7 @@
     </w:tcPr>
     <w:tblStylePr w:type="firstRow">
       <w:rPr>
+        <w:rFonts w:eastAsia="黑体"/>
         <w:b/>
         <w:bCs/>
       </w:rPr>
@@ -14442,6 +15047,7 @@
     </w:tblStylePr>
     <w:tblStylePr w:type="lastRow">
       <w:rPr>
+        <w:rFonts w:eastAsia="黑体"/>
         <w:b/>
         <w:bCs/>
         <w:color w:themeColor="text1" w:val="000000"/>
@@ -14453,6 +15059,7 @@
     </w:tblStylePr>
     <w:tblStylePr w:type="firstCol">
       <w:rPr>
+        <w:rFonts w:eastAsia="黑体"/>
         <w:color w:themeColor="background1" w:val="FFFFFF"/>
       </w:rPr>
       <w:tblPr/>
@@ -14462,6 +15069,7 @@
     </w:tblStylePr>
     <w:tblStylePr w:type="lastCol">
       <w:rPr>
+        <w:rFonts w:eastAsia="黑体"/>
         <w:color w:themeColor="background1" w:val="FFFFFF"/>
       </w:rPr>
       <w:tblPr/>
@@ -14491,6 +15099,7 @@
       <w:spacing w:after="0" w:line="240" w:lineRule="auto"/>
     </w:pPr>
     <w:rPr>
+      <w:rFonts w:eastAsia="黑体"/>
       <w:color w:themeColor="text1" w:val="000000"/>
     </w:rPr>
     <w:tblPr>
@@ -14512,6 +15121,7 @@
     </w:tcPr>
     <w:tblStylePr w:type="firstRow">
       <w:rPr>
+        <w:rFonts w:eastAsia="黑体"/>
         <w:b/>
         <w:bCs/>
       </w:rPr>
@@ -14522,6 +15132,7 @@
     </w:tblStylePr>
     <w:tblStylePr w:type="lastRow">
       <w:rPr>
+        <w:rFonts w:eastAsia="黑体"/>
         <w:b/>
         <w:bCs/>
         <w:color w:themeColor="text1" w:val="000000"/>
@@ -14533,6 +15144,7 @@
     </w:tblStylePr>
     <w:tblStylePr w:type="firstCol">
       <w:rPr>
+        <w:rFonts w:eastAsia="黑体"/>
         <w:color w:themeColor="background1" w:val="FFFFFF"/>
       </w:rPr>
       <w:tblPr/>
@@ -14542,6 +15154,7 @@
     </w:tblStylePr>
     <w:tblStylePr w:type="lastCol">
       <w:rPr>
+        <w:rFonts w:eastAsia="黑体"/>
         <w:color w:themeColor="background1" w:val="FFFFFF"/>
       </w:rPr>
       <w:tblPr/>
@@ -14571,6 +15184,7 @@
       <w:spacing w:after="0" w:line="240" w:lineRule="auto"/>
     </w:pPr>
     <w:rPr>
+      <w:rFonts w:eastAsia="黑体"/>
       <w:color w:themeColor="text1" w:val="000000"/>
     </w:rPr>
     <w:tblPr>
@@ -14592,6 +15206,7 @@
     </w:tcPr>
     <w:tblStylePr w:type="firstRow">
       <w:rPr>
+        <w:rFonts w:eastAsia="黑体"/>
         <w:b/>
         <w:bCs/>
       </w:rPr>
@@ -14602,6 +15217,7 @@
     </w:tblStylePr>
     <w:tblStylePr w:type="lastRow">
       <w:rPr>
+        <w:rFonts w:eastAsia="黑体"/>
         <w:b/>
         <w:bCs/>
         <w:color w:themeColor="text1" w:val="000000"/>
@@ -14613,6 +15229,7 @@
     </w:tblStylePr>
     <w:tblStylePr w:type="firstCol">
       <w:rPr>
+        <w:rFonts w:eastAsia="黑体"/>
         <w:color w:themeColor="background1" w:val="FFFFFF"/>
       </w:rPr>
       <w:tblPr/>
@@ -14622,6 +15239,7 @@
     </w:tblStylePr>
     <w:tblStylePr w:type="lastCol">
       <w:rPr>
+        <w:rFonts w:eastAsia="黑体"/>
         <w:color w:themeColor="background1" w:val="FFFFFF"/>
       </w:rPr>
       <w:tblPr/>
@@ -14651,6 +15269,7 @@
       <w:spacing w:after="0" w:line="240" w:lineRule="auto"/>
     </w:pPr>
     <w:rPr>
+      <w:rFonts w:eastAsia="黑体"/>
       <w:color w:themeColor="text1" w:val="000000"/>
     </w:rPr>
     <w:tblPr>
@@ -14672,6 +15291,7 @@
     </w:tcPr>
     <w:tblStylePr w:type="firstRow">
       <w:rPr>
+        <w:rFonts w:eastAsia="黑体"/>
         <w:b/>
         <w:bCs/>
       </w:rPr>
@@ -14682,6 +15302,7 @@
     </w:tblStylePr>
     <w:tblStylePr w:type="lastRow">
       <w:rPr>
+        <w:rFonts w:eastAsia="黑体"/>
         <w:b/>
         <w:bCs/>
         <w:color w:themeColor="text1" w:val="000000"/>
@@ -14693,6 +15314,7 @@
     </w:tblStylePr>
     <w:tblStylePr w:type="firstCol">
       <w:rPr>
+        <w:rFonts w:eastAsia="黑体"/>
         <w:color w:themeColor="background1" w:val="FFFFFF"/>
       </w:rPr>
       <w:tblPr/>
@@ -14702,6 +15324,7 @@
     </w:tblStylePr>
     <w:tblStylePr w:type="lastCol">
       <w:rPr>
+        <w:rFonts w:eastAsia="黑体"/>
         <w:color w:themeColor="background1" w:val="FFFFFF"/>
       </w:rPr>
       <w:tblPr/>
@@ -14731,6 +15354,7 @@
       <w:spacing w:after="0" w:line="240" w:lineRule="auto"/>
     </w:pPr>
     <w:rPr>
+      <w:rFonts w:eastAsia="黑体"/>
       <w:color w:themeColor="text1" w:val="000000"/>
     </w:rPr>
     <w:tblPr>
@@ -14752,6 +15376,7 @@
     </w:tcPr>
     <w:tblStylePr w:type="firstRow">
       <w:rPr>
+        <w:rFonts w:eastAsia="黑体"/>
         <w:b/>
         <w:bCs/>
       </w:rPr>
@@ -14762,6 +15387,7 @@
     </w:tblStylePr>
     <w:tblStylePr w:type="lastRow">
       <w:rPr>
+        <w:rFonts w:eastAsia="黑体"/>
         <w:b/>
         <w:bCs/>
         <w:color w:themeColor="text1" w:val="000000"/>
@@ -14773,6 +15399,7 @@
     </w:tblStylePr>
     <w:tblStylePr w:type="firstCol">
       <w:rPr>
+        <w:rFonts w:eastAsia="黑体"/>
         <w:color w:themeColor="background1" w:val="FFFFFF"/>
       </w:rPr>
       <w:tblPr/>
@@ -14782,6 +15409,7 @@
     </w:tblStylePr>
     <w:tblStylePr w:type="lastCol">
       <w:rPr>
+        <w:rFonts w:eastAsia="黑体"/>
         <w:color w:themeColor="background1" w:val="FFFFFF"/>
       </w:rPr>
       <w:tblPr/>
@@ -14811,6 +15439,7 @@
       <w:spacing w:after="0" w:line="240" w:lineRule="auto"/>
     </w:pPr>
     <w:rPr>
+      <w:rFonts w:eastAsia="黑体"/>
       <w:color w:themeColor="text1" w:val="000000"/>
     </w:rPr>
     <w:tblPr>
@@ -14832,6 +15461,7 @@
     </w:tcPr>
     <w:tblStylePr w:type="firstRow">
       <w:rPr>
+        <w:rFonts w:eastAsia="黑体"/>
         <w:b/>
         <w:bCs/>
       </w:rPr>
@@ -14842,6 +15472,7 @@
     </w:tblStylePr>
     <w:tblStylePr w:type="lastRow">
       <w:rPr>
+        <w:rFonts w:eastAsia="黑体"/>
         <w:b/>
         <w:bCs/>
         <w:color w:themeColor="text1" w:val="000000"/>
@@ -14853,6 +15484,7 @@
     </w:tblStylePr>
     <w:tblStylePr w:type="firstCol">
       <w:rPr>
+        <w:rFonts w:eastAsia="黑体"/>
         <w:color w:themeColor="background1" w:val="FFFFFF"/>
       </w:rPr>
       <w:tblPr/>
@@ -14862,6 +15494,7 @@
     </w:tblStylePr>
     <w:tblStylePr w:type="lastCol">
       <w:rPr>
+        <w:rFonts w:eastAsia="黑体"/>
         <w:color w:themeColor="background1" w:val="FFFFFF"/>
       </w:rPr>
       <w:tblPr/>
@@ -14891,6 +15524,7 @@
       <w:spacing w:after="0" w:line="240" w:lineRule="auto"/>
     </w:pPr>
     <w:rPr>
+      <w:rFonts w:eastAsia="黑体"/>
       <w:color w:themeColor="text1" w:val="000000"/>
     </w:rPr>
     <w:tblPr>
@@ -14912,6 +15546,7 @@
     </w:tcPr>
     <w:tblStylePr w:type="firstRow">
       <w:rPr>
+        <w:rFonts w:eastAsia="黑体"/>
         <w:b/>
         <w:bCs/>
       </w:rPr>
@@ -14922,6 +15557,7 @@
     </w:tblStylePr>
     <w:tblStylePr w:type="lastRow">
       <w:rPr>
+        <w:rFonts w:eastAsia="黑体"/>
         <w:b/>
         <w:bCs/>
         <w:color w:themeColor="text1" w:val="000000"/>
@@ -14933,6 +15569,7 @@
     </w:tblStylePr>
     <w:tblStylePr w:type="firstCol">
       <w:rPr>
+        <w:rFonts w:eastAsia="黑体"/>
         <w:color w:themeColor="background1" w:val="FFFFFF"/>
       </w:rPr>
       <w:tblPr/>
@@ -14942,6 +15579,7 @@
     </w:tblStylePr>
     <w:tblStylePr w:type="lastCol">
       <w:rPr>
+        <w:rFonts w:eastAsia="黑体"/>
         <w:color w:themeColor="background1" w:val="FFFFFF"/>
       </w:rPr>
       <w:tblPr/>
@@ -14974,6 +15612,7 @@
     <w:name w:val="KeywordTok"/>
     <w:basedOn w:val="VerbatimChar"/>
     <w:rPr>
+      <w:rFonts w:eastAsia="黑体"/>
       <w:b/>
       <w:color w:val="007020"/>
     </w:rPr>
@@ -14982,6 +15621,7 @@
     <w:name w:val="DataTypeTok"/>
     <w:basedOn w:val="VerbatimChar"/>
     <w:rPr>
+      <w:rFonts w:eastAsia="黑体"/>
       <w:color w:val="902000"/>
     </w:rPr>
   </w:style>
@@ -14989,6 +15629,7 @@
     <w:name w:val="DecValTok"/>
     <w:basedOn w:val="VerbatimChar"/>
     <w:rPr>
+      <w:rFonts w:eastAsia="黑体"/>
       <w:color w:val="40a070"/>
     </w:rPr>
   </w:style>
@@ -14996,6 +15637,7 @@
     <w:name w:val="BaseNTok"/>
     <w:basedOn w:val="VerbatimChar"/>
     <w:rPr>
+      <w:rFonts w:eastAsia="黑体"/>
       <w:color w:val="40a070"/>
     </w:rPr>
   </w:style>
@@ -15003,6 +15645,7 @@
     <w:name w:val="FloatTok"/>
     <w:basedOn w:val="VerbatimChar"/>
     <w:rPr>
+      <w:rFonts w:eastAsia="黑体"/>
       <w:color w:val="40a070"/>
     </w:rPr>
   </w:style>
@@ -15010,6 +15653,7 @@
     <w:name w:val="ConstantTok"/>
     <w:basedOn w:val="VerbatimChar"/>
     <w:rPr>
+      <w:rFonts w:eastAsia="黑体"/>
       <w:color w:val="880000"/>
     </w:rPr>
   </w:style>
@@ -15017,6 +15661,7 @@
     <w:name w:val="CharTok"/>
     <w:basedOn w:val="VerbatimChar"/>
     <w:rPr>
+      <w:rFonts w:eastAsia="黑体"/>
       <w:color w:val="4070a0"/>
     </w:rPr>
   </w:style>
@@ -15024,6 +15669,7 @@
     <w:name w:val="SpecialCharTok"/>
     <w:basedOn w:val="VerbatimChar"/>
     <w:rPr>
+      <w:rFonts w:eastAsia="黑体"/>
       <w:color w:val="4070a0"/>
     </w:rPr>
   </w:style>
@@ -15031,6 +15677,7 @@
     <w:name w:val="StringTok"/>
     <w:basedOn w:val="VerbatimChar"/>
     <w:rPr>
+      <w:rFonts w:eastAsia="黑体"/>
       <w:color w:val="4070a0"/>
     </w:rPr>
   </w:style>
@@ -15038,6 +15685,7 @@
     <w:name w:val="VerbatimStringTok"/>
     <w:basedOn w:val="VerbatimChar"/>
     <w:rPr>
+      <w:rFonts w:eastAsia="黑体"/>
       <w:color w:val="4070a0"/>
     </w:rPr>
   </w:style>
@@ -15045,6 +15693,7 @@
     <w:name w:val="SpecialStringTok"/>
     <w:basedOn w:val="VerbatimChar"/>
     <w:rPr>
+      <w:rFonts w:eastAsia="黑体"/>
       <w:color w:val="bb6688"/>
     </w:rPr>
   </w:style>
@@ -15052,6 +15701,7 @@
     <w:name w:val="ImportTok"/>
     <w:basedOn w:val="VerbatimChar"/>
     <w:rPr>
+      <w:rFonts w:eastAsia="黑体"/>
       <w:b/>
       <w:color w:val="008000"/>
     </w:rPr>
@@ -15060,6 +15710,7 @@
     <w:name w:val="CommentTok"/>
     <w:basedOn w:val="VerbatimChar"/>
     <w:rPr>
+      <w:rFonts w:eastAsia="黑体"/>
       <w:i/>
       <w:color w:val="60a0b0"/>
     </w:rPr>
@@ -15068,6 +15719,7 @@
     <w:name w:val="DocumentationTok"/>
     <w:basedOn w:val="VerbatimChar"/>
     <w:rPr>
+      <w:rFonts w:eastAsia="黑体"/>
       <w:i/>
       <w:color w:val="ba2121"/>
     </w:rPr>
@@ -15076,6 +15728,7 @@
     <w:name w:val="AnnotationTok"/>
     <w:basedOn w:val="VerbatimChar"/>
     <w:rPr>
+      <w:rFonts w:eastAsia="黑体"/>
       <w:b/>
       <w:i/>
       <w:color w:val="60a0b0"/>
@@ -15085,6 +15738,7 @@
     <w:name w:val="CommentVarTok"/>
     <w:basedOn w:val="VerbatimChar"/>
     <w:rPr>
+      <w:rFonts w:eastAsia="黑体"/>
       <w:b/>
       <w:i/>
       <w:color w:val="60a0b0"/>
@@ -15094,6 +15748,7 @@
     <w:name w:val="OtherTok"/>
     <w:basedOn w:val="VerbatimChar"/>
     <w:rPr>
+      <w:rFonts w:eastAsia="黑体"/>
       <w:color w:val="007020"/>
     </w:rPr>
   </w:style>
@@ -15101,6 +15756,7 @@
     <w:name w:val="FunctionTok"/>
     <w:basedOn w:val="VerbatimChar"/>
     <w:rPr>
+      <w:rFonts w:eastAsia="黑体"/>
       <w:color w:val="06287e"/>
     </w:rPr>
   </w:style>
@@ -15108,6 +15764,7 @@
     <w:name w:val="VariableTok"/>
     <w:basedOn w:val="VerbatimChar"/>
     <w:rPr>
+      <w:rFonts w:eastAsia="黑体"/>
       <w:color w:val="19177c"/>
     </w:rPr>
   </w:style>
@@ -15115,6 +15772,7 @@
     <w:name w:val="ControlFlowTok"/>
     <w:basedOn w:val="VerbatimChar"/>
     <w:rPr>
+      <w:rFonts w:eastAsia="黑体"/>
       <w:b/>
       <w:color w:val="007020"/>
     </w:rPr>
@@ -15123,6 +15781,7 @@
     <w:name w:val="OperatorTok"/>
     <w:basedOn w:val="VerbatimChar"/>
     <w:rPr>
+      <w:rFonts w:eastAsia="黑体"/>
       <w:color w:val="666666"/>
     </w:rPr>
   </w:style>
@@ -15130,18 +15789,22 @@
     <w:name w:val="BuiltInTok"/>
     <w:basedOn w:val="VerbatimChar"/>
     <w:rPr>
+      <w:rFonts w:eastAsia="黑体"/>
       <w:color w:val="008000"/>
     </w:rPr>
   </w:style>
   <w:style w:type="character" w:customStyle="1" w:styleId="ExtensionTok">
     <w:name w:val="ExtensionTok"/>
     <w:basedOn w:val="VerbatimChar"/>
-    <w:rPr/>
+    <w:rPr>
+      <w:rFonts w:eastAsia="黑体"/>
+    </w:rPr>
   </w:style>
   <w:style w:type="character" w:customStyle="1" w:styleId="PreprocessorTok">
     <w:name w:val="PreprocessorTok"/>
     <w:basedOn w:val="VerbatimChar"/>
     <w:rPr>
+      <w:rFonts w:eastAsia="黑体"/>
       <w:color w:val="bc7a00"/>
     </w:rPr>
   </w:style>
@@ -15149,18 +15812,22 @@
     <w:name w:val="AttributeTok"/>
     <w:basedOn w:val="VerbatimChar"/>
     <w:rPr>
+      <w:rFonts w:eastAsia="黑体"/>
       <w:color w:val="7d9029"/>
     </w:rPr>
   </w:style>
   <w:style w:type="character" w:customStyle="1" w:styleId="RegionMarkerTok">
     <w:name w:val="RegionMarkerTok"/>
     <w:basedOn w:val="VerbatimChar"/>
-    <w:rPr/>
+    <w:rPr>
+      <w:rFonts w:eastAsia="黑体"/>
+    </w:rPr>
   </w:style>
   <w:style w:type="character" w:customStyle="1" w:styleId="InformationTok">
     <w:name w:val="InformationTok"/>
     <w:basedOn w:val="VerbatimChar"/>
     <w:rPr>
+      <w:rFonts w:eastAsia="黑体"/>
       <w:b/>
       <w:i/>
       <w:color w:val="60a0b0"/>
@@ -15170,6 +15837,7 @@
     <w:name w:val="WarningTok"/>
     <w:basedOn w:val="VerbatimChar"/>
     <w:rPr>
+      <w:rFonts w:eastAsia="黑体"/>
       <w:b/>
       <w:i/>
       <w:color w:val="60a0b0"/>
@@ -15179,6 +15847,7 @@
     <w:name w:val="AlertTok"/>
     <w:basedOn w:val="VerbatimChar"/>
     <w:rPr>
+      <w:rFonts w:eastAsia="黑体"/>
       <w:b/>
       <w:color w:val="ff0000"/>
     </w:rPr>
@@ -15187,6 +15856,7 @@
     <w:name w:val="ErrorTok"/>
     <w:basedOn w:val="VerbatimChar"/>
     <w:rPr>
+      <w:rFonts w:eastAsia="黑体"/>
       <w:b/>
       <w:color w:val="ff0000"/>
     </w:rPr>
@@ -15194,7 +15864,9 @@
   <w:style w:type="character" w:customStyle="1" w:styleId="NormalTok">
     <w:name w:val="NormalTok"/>
     <w:basedOn w:val="VerbatimChar"/>
-    <w:rPr/>
+    <w:rPr>
+      <w:rFonts w:eastAsia="黑体"/>
+    </w:rPr>
   </w:style>
 </w:styles>
 </file>
@@ -15243,12 +15915,12 @@
     <a:fontScheme name="Office">
       <a:majorFont>
         <a:latin typeface="Calibri"/>
-        <a:ea typeface=""/>
+        <a:ea typeface="黑体"/>
         <a:cs typeface=""/>
         <a:font script="Jpan" typeface="ＭＳ ゴシック"/>
         <a:font script="Hang" typeface="맑은 고딕"/>
-        <a:font script="Hans" typeface="宋体"/>
-        <a:font script="Hant" typeface="新細明體"/>
+        <a:font script="Hans" typeface="黑体"/>
+        <a:font script="Hant" typeface="黑体"/>
         <a:font script="Arab" typeface="Times New Roman"/>
         <a:font script="Hebr" typeface="Times New Roman"/>
         <a:font script="Thai" typeface="Angsana New"/>
@@ -15278,12 +15950,12 @@
       </a:majorFont>
       <a:minorFont>
         <a:latin typeface="Cambria"/>
-        <a:ea typeface=""/>
+        <a:ea typeface="黑体"/>
         <a:cs typeface=""/>
         <a:font script="Jpan" typeface="ＭＳ 明朝"/>
         <a:font script="Hang" typeface="맑은 고딕"/>
-        <a:font script="Hans" typeface="宋体"/>
-        <a:font script="Hant" typeface="新細明體"/>
+        <a:font script="Hans" typeface="黑体"/>
+        <a:font script="Hant" typeface="黑体"/>
         <a:font script="Arab" typeface="Arial"/>
         <a:font script="Hebr" typeface="Arial"/>
         <a:font script="Thai" typeface="Cordia New"/>

--- a/01-电源电路/02-开关电源/正激Forward/副边同步整流正激电路/副边同步整流正激电路.docx
+++ b/01-电源电路/02-开关电源/正激Forward/副边同步整流正激电路/副边同步整流正激电路.docx
@@ -2844,7 +2844,7 @@
           <w:color w:val="555555"/>
           <w:sz w:val="21"/>
         </w:rPr>
-        <w:t>材料收集者：杜文杰，WX手机：19519196569，QQ:3478827729</w:t>
+        <w:t>材料收集者：杜文杰，微信/手机：19519196569，QQ:3478827729</w:t>
       </w:r>
     </w:p>
     <w:sectPr>
